--- a/docs/Диплом/Образец/Пример_диплом.docx
+++ b/docs/Диплом/Образец/Пример_диплом.docx
@@ -1,6 +1,6 @@
 
 <file path=word/document.xml><?xml version="1.0" encoding="utf-8"?>
-<w:document xmlns:wpc="http://schemas.microsoft.com/office/word/2010/wordprocessingCanvas" xmlns:cx="http://schemas.microsoft.com/office/drawing/2014/chartex" xmlns:cx1="http://schemas.microsoft.com/office/drawing/2015/9/8/chartex" xmlns:mc="http://schemas.openxmlformats.org/markup-compatibility/2006" xmlns:o="urn:schemas-microsoft-com:office:office" xmlns:r="http://schemas.openxmlformats.org/officeDocument/2006/relationships" xmlns:m="http://schemas.openxmlformats.org/officeDocument/2006/math" xmlns:v="urn:schemas-microsoft-com:vml" xmlns:wp14="http://schemas.microsoft.com/office/word/2010/wordprocessingDrawing" xmlns:wp="http://schemas.openxmlformats.org/drawingml/2006/wordprocessingDrawing" xmlns:w10="urn:schemas-microsoft-com:office:word" xmlns:w="http://schemas.openxmlformats.org/wordprocessingml/2006/main" xmlns:w14="http://schemas.microsoft.com/office/word/2010/wordml" xmlns:w15="http://schemas.microsoft.com/office/word/2012/wordml" xmlns:w16se="http://schemas.microsoft.com/office/word/2015/wordml/symex" xmlns:wpg="http://schemas.microsoft.com/office/word/2010/wordprocessingGroup" xmlns:wpi="http://schemas.microsoft.com/office/word/2010/wordprocessingInk" xmlns:wne="http://schemas.microsoft.com/office/word/2006/wordml" xmlns:wps="http://schemas.microsoft.com/office/word/2010/wordprocessingShape" mc:Ignorable="w14 w15 w16se wp14">
+<w:document xmlns:wpc="http://schemas.microsoft.com/office/word/2010/wordprocessingCanvas" xmlns:cx="http://schemas.microsoft.com/office/drawing/2014/chartex" xmlns:cx1="http://schemas.microsoft.com/office/drawing/2015/9/8/chartex" xmlns:cx2="http://schemas.microsoft.com/office/drawing/2015/10/21/chartex" xmlns:cx3="http://schemas.microsoft.com/office/drawing/2016/5/9/chartex" xmlns:cx4="http://schemas.microsoft.com/office/drawing/2016/5/10/chartex" xmlns:cx5="http://schemas.microsoft.com/office/drawing/2016/5/11/chartex" xmlns:cx6="http://schemas.microsoft.com/office/drawing/2016/5/12/chartex" xmlns:cx7="http://schemas.microsoft.com/office/drawing/2016/5/13/chartex" xmlns:cx8="http://schemas.microsoft.com/office/drawing/2016/5/14/chartex" xmlns:mc="http://schemas.openxmlformats.org/markup-compatibility/2006" xmlns:aink="http://schemas.microsoft.com/office/drawing/2016/ink" xmlns:am3d="http://schemas.microsoft.com/office/drawing/2017/model3d" xmlns:o="urn:schemas-microsoft-com:office:office" xmlns:r="http://schemas.openxmlformats.org/officeDocument/2006/relationships" xmlns:m="http://schemas.openxmlformats.org/officeDocument/2006/math" xmlns:v="urn:schemas-microsoft-com:vml" xmlns:wp14="http://schemas.microsoft.com/office/word/2010/wordprocessingDrawing" xmlns:wp="http://schemas.openxmlformats.org/drawingml/2006/wordprocessingDrawing" xmlns:w10="urn:schemas-microsoft-com:office:word" xmlns:w="http://schemas.openxmlformats.org/wordprocessingml/2006/main" xmlns:w14="http://schemas.microsoft.com/office/word/2010/wordml" xmlns:w15="http://schemas.microsoft.com/office/word/2012/wordml" xmlns:w16cex="http://schemas.microsoft.com/office/word/2018/wordml/cex" xmlns:w16cid="http://schemas.microsoft.com/office/word/2016/wordml/cid" xmlns:w16="http://schemas.microsoft.com/office/word/2018/wordml" xmlns:w16sdtdh="http://schemas.microsoft.com/office/word/2020/wordml/sdtdatahash" xmlns:w16se="http://schemas.microsoft.com/office/word/2015/wordml/symex" xmlns:wpg="http://schemas.microsoft.com/office/word/2010/wordprocessingGroup" xmlns:wpi="http://schemas.microsoft.com/office/word/2010/wordprocessingInk" xmlns:wne="http://schemas.microsoft.com/office/word/2006/wordml" xmlns:wps="http://schemas.microsoft.com/office/word/2010/wordprocessingShape" mc:Ignorable="w14 w15 w16se w16cid w16 w16cex w16sdtdh wp14">
   <w:body>
     <w:p>
       <w:pPr>
@@ -13,8 +13,6 @@
           <w:lang w:val="ru-RU"/>
         </w:rPr>
       </w:pPr>
-      <w:bookmarkStart w:id="0" w:name="_GoBack"/>
-      <w:bookmarkEnd w:id="0"/>
       <w:r>
         <w:rPr>
           <w:b/>
@@ -457,13 +455,13 @@
           <w:lang w:val="ru-RU"/>
         </w:rPr>
       </w:pPr>
-      <w:bookmarkStart w:id="1" w:name="_Toc183945851"/>
-      <w:bookmarkStart w:id="2" w:name="_Toc183946813"/>
-      <w:bookmarkStart w:id="3" w:name="_Toc184117375"/>
-      <w:bookmarkStart w:id="4" w:name="_Toc185108030"/>
-      <w:bookmarkStart w:id="5" w:name="_Toc187583512"/>
-      <w:bookmarkStart w:id="6" w:name="_Toc190691605"/>
-      <w:bookmarkStart w:id="7" w:name="_Toc210739667"/>
+      <w:bookmarkStart w:id="0" w:name="_Toc183945851"/>
+      <w:bookmarkStart w:id="1" w:name="_Toc183946813"/>
+      <w:bookmarkStart w:id="2" w:name="_Toc184117375"/>
+      <w:bookmarkStart w:id="3" w:name="_Toc185108030"/>
+      <w:bookmarkStart w:id="4" w:name="_Toc187583512"/>
+      <w:bookmarkStart w:id="5" w:name="_Toc190691605"/>
+      <w:bookmarkStart w:id="6" w:name="_Toc210739667"/>
       <w:r>
         <w:rPr>
           <w:b/>
@@ -473,13 +471,13 @@
         </w:rPr>
         <w:t>Пояснительная записка</w:t>
       </w:r>
+      <w:bookmarkEnd w:id="0"/>
       <w:bookmarkEnd w:id="1"/>
       <w:bookmarkEnd w:id="2"/>
       <w:bookmarkEnd w:id="3"/>
       <w:bookmarkEnd w:id="4"/>
       <w:bookmarkEnd w:id="5"/>
       <w:bookmarkEnd w:id="6"/>
-      <w:bookmarkEnd w:id="7"/>
     </w:p>
     <w:p>
       <w:pPr>
@@ -1203,12 +1201,12 @@
           <w:lang w:val="ru-RU"/>
         </w:rPr>
       </w:pPr>
-      <w:bookmarkStart w:id="8" w:name="_Toc163676404"/>
-      <w:bookmarkStart w:id="9" w:name="_Toc164720459"/>
-      <w:bookmarkStart w:id="10" w:name="_Toc164722763"/>
-      <w:bookmarkStart w:id="11" w:name="_Toc164722914"/>
-      <w:bookmarkStart w:id="12" w:name="_Toc165282654"/>
-      <w:bookmarkStart w:id="13" w:name="_Toc165282733"/>
+      <w:bookmarkStart w:id="7" w:name="_Toc163676404"/>
+      <w:bookmarkStart w:id="8" w:name="_Toc164720459"/>
+      <w:bookmarkStart w:id="9" w:name="_Toc164722763"/>
+      <w:bookmarkStart w:id="10" w:name="_Toc164722914"/>
+      <w:bookmarkStart w:id="11" w:name="_Toc165282654"/>
+      <w:bookmarkStart w:id="12" w:name="_Toc165282733"/>
       <w:r>
         <w:rPr>
           <w:b/>
@@ -1217,12 +1215,12 @@
         </w:rPr>
         <w:t>АННОТАЦИЯ</w:t>
       </w:r>
+      <w:bookmarkEnd w:id="7"/>
       <w:bookmarkEnd w:id="8"/>
       <w:bookmarkEnd w:id="9"/>
       <w:bookmarkEnd w:id="10"/>
       <w:bookmarkEnd w:id="11"/>
       <w:bookmarkEnd w:id="12"/>
-      <w:bookmarkEnd w:id="13"/>
     </w:p>
     <w:p>
       <w:pPr>
@@ -4295,9 +4293,9 @@
         </w:rPr>
         <w:br w:type="page"/>
       </w:r>
-      <w:bookmarkStart w:id="14" w:name="_Toc164722764"/>
-      <w:bookmarkStart w:id="15" w:name="_Toc164722915"/>
-      <w:bookmarkStart w:id="16" w:name="_Toc165282734"/>
+      <w:bookmarkStart w:id="13" w:name="_Toc164722764"/>
+      <w:bookmarkStart w:id="14" w:name="_Toc164722915"/>
+      <w:bookmarkStart w:id="15" w:name="_Toc165282734"/>
       <w:r>
         <w:rPr>
           <w:lang w:val="ru-RU"/>
@@ -4305,9 +4303,9 @@
         <w:lastRenderedPageBreak/>
         <w:t>ВВЕДЕНИЕ</w:t>
       </w:r>
+      <w:bookmarkEnd w:id="13"/>
       <w:bookmarkEnd w:id="14"/>
       <w:bookmarkEnd w:id="15"/>
-      <w:bookmarkEnd w:id="16"/>
     </w:p>
     <w:p>
       <w:pPr>
@@ -4489,25 +4487,7 @@
           <w:szCs w:val="28"/>
           <w:lang w:val="ru-RU"/>
         </w:rPr>
-        <w:t xml:space="preserve"> Дж., Шапиро Л., </w:t>
-      </w:r>
-      <w:proofErr w:type="spellStart"/>
-      <w:r>
-        <w:rPr>
-          <w:rFonts w:cs="Times New Roman"/>
-          <w:szCs w:val="28"/>
-          <w:lang w:val="ru-RU"/>
-        </w:rPr>
-        <w:t>Чанг</w:t>
-      </w:r>
-      <w:proofErr w:type="spellEnd"/>
-      <w:r>
-        <w:rPr>
-          <w:rFonts w:cs="Times New Roman"/>
-          <w:szCs w:val="28"/>
-          <w:lang w:val="ru-RU"/>
-        </w:rPr>
-        <w:t xml:space="preserve"> Шу, </w:t>
+        <w:t xml:space="preserve"> Дж., Шапиро Л., Чанг Шу, </w:t>
       </w:r>
       <w:proofErr w:type="spellStart"/>
       <w:r>
@@ -5368,7 +5348,7 @@
           <w:lang w:val="ru-RU"/>
         </w:rPr>
       </w:pPr>
-      <w:bookmarkStart w:id="17" w:name="_Toc165282735"/>
+      <w:bookmarkStart w:id="16" w:name="_Toc165282735"/>
       <w:r>
         <w:rPr>
           <w:lang w:val="ru-RU"/>
@@ -5388,27 +5368,27 @@
         </w:rPr>
         <w:t>I</w:t>
       </w:r>
+      <w:bookmarkEnd w:id="16"/>
+    </w:p>
+    <w:p>
+      <w:pPr>
+        <w:pStyle w:val="1"/>
+        <w:tabs>
+          <w:tab w:val="left" w:pos="993"/>
+        </w:tabs>
+        <w:ind w:right="0"/>
+        <w:rPr>
+          <w:lang w:val="ru-RU"/>
+        </w:rPr>
+      </w:pPr>
+      <w:bookmarkStart w:id="17" w:name="_Toc165282736"/>
+      <w:r>
+        <w:rPr>
+          <w:lang w:val="ru-RU"/>
+        </w:rPr>
+        <w:t>КОМПЬЮТЕРНОЕ ЗРЕНИЕ ИСТОРИЯ ВОЗНИКНОВЕНИЯ И СФЕРА ПРИМЕНЕНИЯ</w:t>
+      </w:r>
       <w:bookmarkEnd w:id="17"/>
-    </w:p>
-    <w:p>
-      <w:pPr>
-        <w:pStyle w:val="1"/>
-        <w:tabs>
-          <w:tab w:val="left" w:pos="993"/>
-        </w:tabs>
-        <w:ind w:right="0"/>
-        <w:rPr>
-          <w:lang w:val="ru-RU"/>
-        </w:rPr>
-      </w:pPr>
-      <w:bookmarkStart w:id="18" w:name="_Toc165282736"/>
-      <w:r>
-        <w:rPr>
-          <w:lang w:val="ru-RU"/>
-        </w:rPr>
-        <w:t>КОМПЬЮТЕРНОЕ ЗРЕНИЕ ИСТОРИЯ ВОЗНИКНОВЕНИЯ И СФЕРА ПРИМЕНЕНИЯ</w:t>
-      </w:r>
-      <w:bookmarkEnd w:id="18"/>
     </w:p>
     <w:p>
       <w:pPr>
@@ -5459,7 +5439,7 @@
           <w:lang w:val="ru-RU"/>
         </w:rPr>
       </w:pPr>
-      <w:bookmarkStart w:id="19" w:name="_Toc165282737"/>
+      <w:bookmarkStart w:id="18" w:name="_Toc165282737"/>
       <w:r>
         <w:rPr>
           <w:rFonts w:cs="Times New Roman"/>
@@ -5468,7 +5448,7 @@
         </w:rPr>
         <w:t>Общее понятие и история возникновения компьютерного зрения</w:t>
       </w:r>
-      <w:bookmarkEnd w:id="19"/>
+      <w:bookmarkEnd w:id="18"/>
     </w:p>
     <w:p>
       <w:pPr>
@@ -5636,25 +5616,7 @@
           <w:lang w:val="ru-RU"/>
         </w:rPr>
         <w:lastRenderedPageBreak/>
-        <w:t xml:space="preserve">Поэтому сфера компьютерного зрения очень привлекательна, так как она еще только в начале своего развития. Интерес к компьютерному зрению возник еще в начале попыток создания искусственного интеллекта. Даже архитектура первой искусственной нейронной сети – </w:t>
-      </w:r>
-      <w:proofErr w:type="spellStart"/>
-      <w:r>
-        <w:rPr>
-          <w:rFonts w:cs="Times New Roman"/>
-          <w:szCs w:val="28"/>
-          <w:lang w:val="ru-RU"/>
-        </w:rPr>
-        <w:t>перцептрона</w:t>
-      </w:r>
-      <w:proofErr w:type="spellEnd"/>
-      <w:r>
-        <w:rPr>
-          <w:rFonts w:cs="Times New Roman"/>
-          <w:szCs w:val="28"/>
-          <w:lang w:val="ru-RU"/>
-        </w:rPr>
-        <w:t xml:space="preserve"> – была предложена Фрэнком </w:t>
+        <w:t xml:space="preserve">Поэтому сфера компьютерного зрения очень привлекательна, так как она еще только в начале своего развития. Интерес к компьютерному зрению возник еще в начале попыток создания искусственного интеллекта. Даже архитектура первой искусственной нейронной сети – перцептрона – была предложена Фрэнком </w:t>
       </w:r>
       <w:proofErr w:type="spellStart"/>
       <w:r>
@@ -5696,25 +5658,7 @@
           <w:szCs w:val="28"/>
           <w:lang w:val="ru-RU"/>
         </w:rPr>
-        <w:t xml:space="preserve">В истории значимость проблемы зрения не вызывала сомнений, но сложность очень сильно недооценивалась. Таким примером стал случай, когда в 1966г. </w:t>
-      </w:r>
-      <w:proofErr w:type="spellStart"/>
-      <w:r>
-        <w:rPr>
-          <w:rFonts w:cs="Times New Roman"/>
-          <w:szCs w:val="28"/>
-          <w:lang w:val="ru-RU"/>
-        </w:rPr>
-        <w:t>Марвин</w:t>
-      </w:r>
-      <w:proofErr w:type="spellEnd"/>
-      <w:r>
-        <w:rPr>
-          <w:rFonts w:cs="Times New Roman"/>
-          <w:szCs w:val="28"/>
-          <w:lang w:val="ru-RU"/>
-        </w:rPr>
-        <w:t xml:space="preserve"> Минский, являющийся одним из основателей области искусственного интеллекта, считал проблему не особо сложной на столько, что поручил решить ее одному из своих студентов как задачу на лето </w:t>
+        <w:t xml:space="preserve">В истории значимость проблемы зрения не вызывала сомнений, но сложность очень сильно недооценивалась. Таким примером стал случай, когда в 1966г. Марвин Минский, являющийся одним из основателей области искусственного интеллекта, считал проблему не особо сложной на столько, что поручил решить ее одному из своих студентов как задачу на лето </w:t>
       </w:r>
       <w:r>
         <w:rPr>
@@ -5977,7 +5921,7 @@
           <w:lang w:val="ru-RU"/>
         </w:rPr>
       </w:pPr>
-      <w:bookmarkStart w:id="20" w:name="_Toc165282738"/>
+      <w:bookmarkStart w:id="19" w:name="_Toc165282738"/>
       <w:r>
         <w:rPr>
           <w:rFonts w:cs="Times New Roman"/>
@@ -5986,7 +5930,7 @@
         </w:rPr>
         <w:t>Понятие компьютерного зрения</w:t>
       </w:r>
-      <w:bookmarkEnd w:id="20"/>
+      <w:bookmarkEnd w:id="19"/>
     </w:p>
     <w:p>
       <w:pPr>
@@ -6311,7 +6255,7 @@
           <w:lang w:val="ru-RU"/>
         </w:rPr>
       </w:pPr>
-      <w:bookmarkStart w:id="21" w:name="_Toc165282739"/>
+      <w:bookmarkStart w:id="20" w:name="_Toc165282739"/>
       <w:r>
         <w:rPr>
           <w:rFonts w:cs="Times New Roman"/>
@@ -6320,7 +6264,7 @@
         </w:rPr>
         <w:t>Связанные области</w:t>
       </w:r>
-      <w:bookmarkEnd w:id="21"/>
+      <w:bookmarkEnd w:id="20"/>
     </w:p>
     <w:p>
       <w:pPr>
@@ -6837,7 +6781,7 @@
           <w:lang w:val="ru-RU"/>
         </w:rPr>
       </w:pPr>
-      <w:bookmarkStart w:id="22" w:name="_Toc165282740"/>
+      <w:bookmarkStart w:id="21" w:name="_Toc165282740"/>
       <w:r>
         <w:rPr>
           <w:rFonts w:cs="Times New Roman"/>
@@ -6846,7 +6790,7 @@
         </w:rPr>
         <w:t>Сфера применения</w:t>
       </w:r>
-      <w:bookmarkEnd w:id="22"/>
+      <w:bookmarkEnd w:id="21"/>
     </w:p>
     <w:p>
       <w:pPr>
@@ -7070,25 +7014,7 @@
           <w:szCs w:val="28"/>
           <w:lang w:val="ru-RU"/>
         </w:rPr>
-        <w:t xml:space="preserve">Одной из новых областей применения компьютерного зрения являются автономные транспортные средства, которые включают в себя подводные, наземные и воздушные транспортные средства. Уровень автономности транспортных средств изменяется от полностью автономных до транспортных средств, в которых системы, поддерживающие водителя или пилота в различных ситуациях основаны </w:t>
-      </w:r>
-      <w:proofErr w:type="gramStart"/>
-      <w:r>
-        <w:rPr>
-          <w:rFonts w:cs="Times New Roman"/>
-          <w:szCs w:val="28"/>
-          <w:lang w:val="ru-RU"/>
-        </w:rPr>
-        <w:t>на компьютерном заре</w:t>
-      </w:r>
-      <w:proofErr w:type="gramEnd"/>
-      <w:r>
-        <w:rPr>
-          <w:rFonts w:cs="Times New Roman"/>
-          <w:szCs w:val="28"/>
-          <w:lang w:val="ru-RU"/>
-        </w:rPr>
-        <w:t>. Полностью автономные транспортные средства используют для навигации компьютерное зрение, то есть для получения информации о своем местонахождении, для создания карты окружающей обстановки, или обнаружения помех. Они также могут использоваться для определенных задач, например, для выявления лесных пожаров. Например, такими систем</w:t>
+        <w:t>Одной из новых областей применения компьютерного зрения являются автономные транспортные средства, которые включают в себя подводные, наземные и воздушные транспортные средства. Уровень автономности транспортных средств изменяется от полностью автономных до транспортных средств, в которых системы, поддерживающие водителя или пилота в различных ситуациях основаны на компьютерном заре. Полностью автономные транспортные средства используют для навигации компьютерное зрение, то есть для получения информации о своем местонахождении, для создания карты окружающей обстановки, или обнаружения помех. Они также могут использоваться для определенных задач, например, для выявления лесных пожаров. Например, такими систем</w:t>
       </w:r>
       <w:r>
         <w:rPr>
@@ -7193,25 +7119,7 @@
           <w:szCs w:val="28"/>
           <w:lang w:val="ru-RU"/>
         </w:rPr>
-        <w:t xml:space="preserve">В последнее время интересными примерами применения компьютерного зрения выступают, </w:t>
-      </w:r>
-      <w:proofErr w:type="gramStart"/>
-      <w:r>
-        <w:rPr>
-          <w:rFonts w:cs="Times New Roman"/>
-          <w:szCs w:val="28"/>
-          <w:lang w:val="ru-RU"/>
-        </w:rPr>
-        <w:t>например</w:t>
-      </w:r>
-      <w:proofErr w:type="gramEnd"/>
-      <w:r>
-        <w:rPr>
-          <w:rFonts w:cs="Times New Roman"/>
-          <w:szCs w:val="28"/>
-          <w:lang w:val="ru-RU"/>
-        </w:rPr>
-        <w:t>:</w:t>
+        <w:t>В последнее время интересными примерами применения компьютерного зрения выступают, например:</w:t>
       </w:r>
     </w:p>
     <w:p>
@@ -7251,18 +7159,8 @@
           <w:szCs w:val="28"/>
           <w:lang w:val="ru-RU"/>
         </w:rPr>
-        <w:t xml:space="preserve">. В любом случае технологии беспилотных и полуавтономных автомобилей работают во многом благодаря компьютерному зрению. </w:t>
-      </w:r>
-      <w:proofErr w:type="gramStart"/>
-      <w:r>
-        <w:rPr>
-          <w:rFonts w:cs="Times New Roman"/>
-          <w:szCs w:val="28"/>
-          <w:lang w:val="ru-RU"/>
-        </w:rPr>
-        <w:t>Например</w:t>
-      </w:r>
-      <w:proofErr w:type="gramEnd"/>
+        <w:t>. В любом случае технологии беспилотных и полуавтономных автомобилей работают во многом благодаря компьютерному зрению. Например</w:t>
+      </w:r>
       <w:r>
         <w:rPr>
           <w:rFonts w:cs="Times New Roman"/>
@@ -7293,108 +7191,8 @@
           <w:szCs w:val="28"/>
           <w:lang w:val="ru-RU"/>
         </w:rPr>
-        <w:t xml:space="preserve"> суперкомпьютер NVIDIA </w:t>
-      </w:r>
-      <w:proofErr w:type="spellStart"/>
-      <w:r>
-        <w:rPr>
-          <w:rFonts w:cs="Times New Roman"/>
-          <w:szCs w:val="28"/>
-          <w:lang w:val="ru-RU"/>
-        </w:rPr>
-        <w:t>Drive</w:t>
-      </w:r>
-      <w:proofErr w:type="spellEnd"/>
-      <w:r>
-        <w:rPr>
-          <w:rFonts w:cs="Times New Roman"/>
-          <w:szCs w:val="28"/>
-          <w:lang w:val="ru-RU"/>
-        </w:rPr>
-        <w:t xml:space="preserve"> PX 2 уже служит базовой платформой для </w:t>
-      </w:r>
-      <w:proofErr w:type="spellStart"/>
-      <w:r>
-        <w:rPr>
-          <w:rFonts w:cs="Times New Roman"/>
-          <w:szCs w:val="28"/>
-          <w:lang w:val="ru-RU"/>
-        </w:rPr>
-        <w:t>беспилотников</w:t>
-      </w:r>
-      <w:proofErr w:type="spellEnd"/>
-      <w:r>
-        <w:rPr>
-          <w:rFonts w:cs="Times New Roman"/>
-          <w:szCs w:val="28"/>
-          <w:lang w:val="ru-RU"/>
-        </w:rPr>
-        <w:t xml:space="preserve"> </w:t>
-      </w:r>
-      <w:proofErr w:type="spellStart"/>
-      <w:r>
-        <w:rPr>
-          <w:rFonts w:cs="Times New Roman"/>
-          <w:szCs w:val="28"/>
-          <w:lang w:val="ru-RU"/>
-        </w:rPr>
-        <w:t>Tesla</w:t>
-      </w:r>
-      <w:proofErr w:type="spellEnd"/>
-      <w:r>
-        <w:rPr>
-          <w:rFonts w:cs="Times New Roman"/>
-          <w:szCs w:val="28"/>
-          <w:lang w:val="ru-RU"/>
-        </w:rPr>
-        <w:t xml:space="preserve">, </w:t>
-      </w:r>
-      <w:proofErr w:type="spellStart"/>
-      <w:r>
-        <w:rPr>
-          <w:rFonts w:cs="Times New Roman"/>
-          <w:szCs w:val="28"/>
-          <w:lang w:val="ru-RU"/>
-        </w:rPr>
-        <w:t>Volvo</w:t>
-      </w:r>
-      <w:proofErr w:type="spellEnd"/>
-      <w:r>
-        <w:rPr>
-          <w:rFonts w:cs="Times New Roman"/>
-          <w:szCs w:val="28"/>
-          <w:lang w:val="ru-RU"/>
-        </w:rPr>
-        <w:t xml:space="preserve">, </w:t>
-      </w:r>
-      <w:proofErr w:type="spellStart"/>
-      <w:r>
-        <w:rPr>
-          <w:rFonts w:cs="Times New Roman"/>
-          <w:szCs w:val="28"/>
-          <w:lang w:val="ru-RU"/>
-        </w:rPr>
-        <w:t>Audi</w:t>
-      </w:r>
-      <w:proofErr w:type="spellEnd"/>
-      <w:r>
-        <w:rPr>
-          <w:rFonts w:cs="Times New Roman"/>
-          <w:szCs w:val="28"/>
-          <w:lang w:val="ru-RU"/>
-        </w:rPr>
-        <w:t xml:space="preserve">, BMW и </w:t>
-      </w:r>
-      <w:proofErr w:type="spellStart"/>
-      <w:r>
-        <w:rPr>
-          <w:rFonts w:cs="Times New Roman"/>
-          <w:szCs w:val="28"/>
-          <w:lang w:val="ru-RU"/>
-        </w:rPr>
-        <w:t>Mercedes-Benz</w:t>
-      </w:r>
-      <w:proofErr w:type="spellEnd"/>
+        <w:t xml:space="preserve"> суперкомпьютер NVIDIA Drive PX 2 уже служит базовой платформой для беспилотников Tesla, Volvo, Audi, BMW и Mercedes-Benz</w:t>
+      </w:r>
       <w:r>
         <w:rPr>
           <w:rFonts w:cs="Times New Roman"/>
@@ -7452,7 +7250,7 @@
                     </pic:cNvPicPr>
                   </pic:nvPicPr>
                   <pic:blipFill>
-                    <a:blip r:embed="rId8" cstate="print">
+                    <a:blip r:embed="rId9" cstate="print">
                       <a:extLst>
                         <a:ext uri="{28A0092B-C50C-407E-A947-70E740481C1C}">
                           <a14:useLocalDpi xmlns:a14="http://schemas.microsoft.com/office/drawing/2010/main" val="0"/>
@@ -7580,25 +7378,7 @@
           <w:szCs w:val="28"/>
           <w:lang w:val="ru-RU"/>
         </w:rPr>
-        <w:t xml:space="preserve"> от NVIDIA является самообучающимся компьютерным зрением, работающим на основе нейронных сетей. С помощью этой технологии лидеры, радары, камеры и ультразвуковые датчики способны распознавать оцепление, дорожную разметку, транспорт и многое другое. NVIDIA и </w:t>
-      </w:r>
-      <w:proofErr w:type="spellStart"/>
-      <w:r>
-        <w:rPr>
-          <w:rFonts w:cs="Times New Roman"/>
-          <w:szCs w:val="28"/>
-          <w:lang w:val="ru-RU"/>
-        </w:rPr>
-        <w:t>Audi</w:t>
-      </w:r>
-      <w:proofErr w:type="spellEnd"/>
-      <w:r>
-        <w:rPr>
-          <w:rFonts w:cs="Times New Roman"/>
-          <w:szCs w:val="28"/>
-          <w:lang w:val="ru-RU"/>
-        </w:rPr>
-        <w:t xml:space="preserve"> планируют в 2020 году выпустить на трассу первую полностью автономную машину, которая будет использовать новый суперкомпьютер. </w:t>
+        <w:t xml:space="preserve"> от NVIDIA является самообучающимся компьютерным зрением, работающим на основе нейронных сетей. С помощью этой технологии лидеры, радары, камеры и ультразвуковые датчики способны распознавать оцепление, дорожную разметку, транспорт и многое другое. NVIDIA и Audi планируют в 2020 году выпустить на трассу первую полностью автономную машину, которая будет использовать новый суперкомпьютер. </w:t>
       </w:r>
       <w:proofErr w:type="spellStart"/>
       <w:r>
@@ -7675,7 +7455,7 @@
                     </pic:cNvPicPr>
                   </pic:nvPicPr>
                   <pic:blipFill>
-                    <a:blip r:embed="rId9" cstate="print">
+                    <a:blip r:embed="rId10" cstate="print">
                       <a:extLst>
                         <a:ext uri="{28A0092B-C50C-407E-A947-70E740481C1C}">
                           <a14:useLocalDpi xmlns:a14="http://schemas.microsoft.com/office/drawing/2010/main" val="0"/>
@@ -7746,43 +7526,7 @@
           <w:szCs w:val="28"/>
           <w:lang w:val="ru-RU"/>
         </w:rPr>
-        <w:t xml:space="preserve"> представляет ИИ </w:t>
-      </w:r>
-      <w:proofErr w:type="spellStart"/>
-      <w:r>
-        <w:rPr>
-          <w:rFonts w:cs="Times New Roman"/>
-          <w:szCs w:val="28"/>
-          <w:lang w:val="ru-RU"/>
-        </w:rPr>
-        <w:t>Co</w:t>
-      </w:r>
-      <w:proofErr w:type="spellEnd"/>
-      <w:r>
-        <w:rPr>
-          <w:rFonts w:cs="Times New Roman"/>
-          <w:szCs w:val="28"/>
-          <w:lang w:val="ru-RU"/>
-        </w:rPr>
-        <w:t xml:space="preserve"> </w:t>
-      </w:r>
-      <w:proofErr w:type="spellStart"/>
-      <w:r>
-        <w:rPr>
-          <w:rFonts w:cs="Times New Roman"/>
-          <w:szCs w:val="28"/>
-          <w:lang w:val="ru-RU"/>
-        </w:rPr>
-        <w:t>Pilot</w:t>
-      </w:r>
-      <w:proofErr w:type="spellEnd"/>
-      <w:r>
-        <w:rPr>
-          <w:rFonts w:cs="Times New Roman"/>
-          <w:szCs w:val="28"/>
-          <w:lang w:val="ru-RU"/>
-        </w:rPr>
-        <w:t>.</w:t>
+        <w:t xml:space="preserve"> представляет ИИ Co Pilot.</w:t>
       </w:r>
     </w:p>
     <w:p>
@@ -7838,43 +7582,7 @@
           <w:szCs w:val="28"/>
           <w:lang w:val="ru-RU"/>
         </w:rPr>
-        <w:t xml:space="preserve">же представила искусственный интеллект </w:t>
-      </w:r>
-      <w:proofErr w:type="spellStart"/>
-      <w:r>
-        <w:rPr>
-          <w:rFonts w:cs="Times New Roman"/>
-          <w:szCs w:val="28"/>
-          <w:lang w:val="ru-RU"/>
-        </w:rPr>
-        <w:t>Co</w:t>
-      </w:r>
-      <w:proofErr w:type="spellEnd"/>
-      <w:r>
-        <w:rPr>
-          <w:rFonts w:cs="Times New Roman"/>
-          <w:szCs w:val="28"/>
-          <w:lang w:val="ru-RU"/>
-        </w:rPr>
-        <w:t xml:space="preserve"> </w:t>
-      </w:r>
-      <w:proofErr w:type="spellStart"/>
-      <w:r>
-        <w:rPr>
-          <w:rFonts w:cs="Times New Roman"/>
-          <w:szCs w:val="28"/>
-          <w:lang w:val="ru-RU"/>
-        </w:rPr>
-        <w:t>Pilot</w:t>
-      </w:r>
-      <w:proofErr w:type="spellEnd"/>
-      <w:r>
-        <w:rPr>
-          <w:rFonts w:cs="Times New Roman"/>
-          <w:szCs w:val="28"/>
-          <w:lang w:val="ru-RU"/>
-        </w:rPr>
-        <w:t xml:space="preserve">, который способен распознавать лицо, движения губ, направление взгляда и язык – из-за чего водить автомобиль станет удобнее. Так, например, благодаря распознаванию движения губ компьютер будет лучше понимать произнесенные слова, а способность улавливать направление взгляда (анализ глаз, лица и положения головы) поможет не только определить, не заснул ли водитель, но и спасет в трудных ситуациях, когда человек не замечает </w:t>
+        <w:t xml:space="preserve">же представила искусственный интеллект Co Pilot, который способен распознавать лицо, движения губ, направление взгляда и язык – из-за чего водить автомобиль станет удобнее. Так, например, благодаря распознаванию движения губ компьютер будет лучше понимать произнесенные слова, а способность улавливать направление взгляда (анализ глаз, лица и положения головы) поможет не только определить, не заснул ли водитель, но и спасет в трудных ситуациях, когда человек не замечает </w:t>
       </w:r>
       <w:r>
         <w:rPr>
@@ -7976,7 +7684,7 @@
                     </pic:cNvPicPr>
                   </pic:nvPicPr>
                   <pic:blipFill>
-                    <a:blip r:embed="rId10">
+                    <a:blip r:embed="rId11">
                       <a:extLst>
                         <a:ext uri="{28A0092B-C50C-407E-A947-70E740481C1C}">
                           <a14:useLocalDpi xmlns:a14="http://schemas.microsoft.com/office/drawing/2010/main" val="0"/>
@@ -8029,25 +7737,7 @@
           <w:szCs w:val="28"/>
           <w:lang w:val="ru-RU"/>
         </w:rPr>
-        <w:t xml:space="preserve">Рис 1.3 </w:t>
-      </w:r>
-      <w:proofErr w:type="spellStart"/>
-      <w:r>
-        <w:rPr>
-          <w:rFonts w:cs="Times New Roman"/>
-          <w:szCs w:val="28"/>
-          <w:lang w:val="ru-RU"/>
-        </w:rPr>
-        <w:t>Chrysler</w:t>
-      </w:r>
-      <w:proofErr w:type="spellEnd"/>
-      <w:r>
-        <w:rPr>
-          <w:rFonts w:cs="Times New Roman"/>
-          <w:szCs w:val="28"/>
-          <w:lang w:val="ru-RU"/>
-        </w:rPr>
-        <w:t xml:space="preserve"> Портал</w:t>
+        <w:t>Рис 1.3 Chrysler Портал</w:t>
       </w:r>
     </w:p>
     <w:p>
@@ -8079,25 +7769,7 @@
           <w:szCs w:val="28"/>
           <w:lang w:val="ru-RU"/>
         </w:rPr>
-        <w:t xml:space="preserve">, концепт-кар </w:t>
-      </w:r>
-      <w:proofErr w:type="spellStart"/>
-      <w:r>
-        <w:rPr>
-          <w:rFonts w:cs="Times New Roman"/>
-          <w:szCs w:val="28"/>
-          <w:lang w:val="ru-RU"/>
-        </w:rPr>
-        <w:t>Chrysler</w:t>
-      </w:r>
-      <w:proofErr w:type="spellEnd"/>
-      <w:r>
-        <w:rPr>
-          <w:rFonts w:cs="Times New Roman"/>
-          <w:szCs w:val="28"/>
-          <w:lang w:val="ru-RU"/>
-        </w:rPr>
-        <w:t xml:space="preserve"> </w:t>
+        <w:t xml:space="preserve">, концепт-кар Chrysler </w:t>
       </w:r>
       <w:proofErr w:type="spellStart"/>
       <w:r>
@@ -8322,79 +7994,7 @@
           <w:szCs w:val="28"/>
           <w:lang w:val="ru-RU"/>
         </w:rPr>
-        <w:t xml:space="preserve"> </w:t>
-      </w:r>
-      <w:proofErr w:type="spellStart"/>
-      <w:r>
-        <w:rPr>
-          <w:rFonts w:cs="Times New Roman"/>
-          <w:szCs w:val="28"/>
-          <w:lang w:val="ru-RU"/>
-        </w:rPr>
-        <w:t>Mini</w:t>
-      </w:r>
-      <w:proofErr w:type="spellEnd"/>
-      <w:r>
-        <w:rPr>
-          <w:rFonts w:cs="Times New Roman"/>
-          <w:szCs w:val="28"/>
-          <w:lang w:val="ru-RU"/>
-        </w:rPr>
-        <w:t xml:space="preserve"> представляет собой устройство размером с шариковую ручку, которое станет идеальным и незаметным аксессуаром для планшетов и ноутбуков. Эта технология отслеживания движения глаз используется в новых игровых и обычных ноутбуках </w:t>
-      </w:r>
-      <w:proofErr w:type="spellStart"/>
-      <w:r>
-        <w:rPr>
-          <w:rFonts w:cs="Times New Roman"/>
-          <w:szCs w:val="28"/>
-          <w:lang w:val="ru-RU"/>
-        </w:rPr>
-        <w:t>Asus</w:t>
-      </w:r>
-      <w:proofErr w:type="spellEnd"/>
-      <w:r>
-        <w:rPr>
-          <w:rFonts w:cs="Times New Roman"/>
-          <w:szCs w:val="28"/>
-          <w:lang w:val="ru-RU"/>
-        </w:rPr>
-        <w:t xml:space="preserve"> и смартфонах. </w:t>
-      </w:r>
-      <w:proofErr w:type="spellStart"/>
-      <w:r>
-        <w:rPr>
-          <w:rFonts w:cs="Times New Roman"/>
-          <w:szCs w:val="28"/>
-          <w:lang w:val="ru-RU"/>
-        </w:rPr>
-        <w:t>Huawei</w:t>
-      </w:r>
-      <w:proofErr w:type="spellEnd"/>
-      <w:r>
-        <w:rPr>
-          <w:rFonts w:cs="Times New Roman"/>
-          <w:szCs w:val="28"/>
-          <w:lang w:val="ru-RU"/>
-        </w:rPr>
-        <w:t xml:space="preserve">. Между тем продолжает развиваться жестовое управление (технология компьютерного зрения, которое может распознавать особые движения руками). Теперь оно будет использоваться в будущих автомобилях BMW и </w:t>
-      </w:r>
-      <w:proofErr w:type="spellStart"/>
-      <w:r>
-        <w:rPr>
-          <w:rFonts w:cs="Times New Roman"/>
-          <w:szCs w:val="28"/>
-          <w:lang w:val="ru-RU"/>
-        </w:rPr>
-        <w:t>Volkswagen</w:t>
-      </w:r>
-      <w:proofErr w:type="spellEnd"/>
-      <w:r>
-        <w:rPr>
-          <w:rFonts w:cs="Times New Roman"/>
-          <w:szCs w:val="28"/>
-          <w:lang w:val="ru-RU"/>
-        </w:rPr>
-        <w:t xml:space="preserve"> </w:t>
+        <w:t xml:space="preserve"> Mini представляет собой устройство размером с шариковую ручку, которое станет идеальным и незаметным аксессуаром для планшетов и ноутбуков. Эта технология отслеживания движения глаз используется в новых игровых и обычных ноутбуках Asus и смартфонах. Huawei. Между тем продолжает развиваться жестовое управление (технология компьютерного зрения, которое может распознавать особые движения руками). Теперь оно будет использоваться в будущих автомобилях BMW и Volkswagen </w:t>
       </w:r>
       <w:r>
         <w:rPr>
@@ -8471,7 +8071,7 @@
                     </pic:cNvPicPr>
                   </pic:nvPicPr>
                   <pic:blipFill>
-                    <a:blip r:embed="rId11">
+                    <a:blip r:embed="rId12">
                       <a:extLst>
                         <a:ext uri="{28A0092B-C50C-407E-A947-70E740481C1C}">
                           <a14:useLocalDpi xmlns:a14="http://schemas.microsoft.com/office/drawing/2010/main" val="0"/>
@@ -8567,6 +8167,60 @@
           <w:szCs w:val="28"/>
           <w:lang w:val="ru-RU"/>
         </w:rPr>
+        <w:t xml:space="preserve"> Touch позволяет пользователям управлять виртуальными 3D экранами и нажимать кнопки в пространстве. Благодаря таким технологиям, как </w:t>
+      </w:r>
+      <w:proofErr w:type="spellStart"/>
+      <w:r>
+        <w:rPr>
+          <w:rFonts w:cs="Times New Roman"/>
+          <w:szCs w:val="28"/>
+          <w:lang w:val="ru-RU"/>
+        </w:rPr>
+        <w:t>ManoMotion</w:t>
+      </w:r>
+      <w:proofErr w:type="spellEnd"/>
+      <w:r>
+        <w:rPr>
+          <w:rFonts w:cs="Times New Roman"/>
+          <w:szCs w:val="28"/>
+          <w:lang w:val="ru-RU"/>
+        </w:rPr>
+        <w:t xml:space="preserve">, можно будет легко добавить жестовое управление практически в любое устройство. Причем для получения контроля над виртуальным 3D объектом с помощью жестов </w:t>
+      </w:r>
+      <w:proofErr w:type="spellStart"/>
+      <w:r>
+        <w:rPr>
+          <w:rFonts w:cs="Times New Roman"/>
+          <w:szCs w:val="28"/>
+          <w:lang w:val="ru-RU"/>
+        </w:rPr>
+        <w:t>ManoMotion</w:t>
+      </w:r>
+      <w:proofErr w:type="spellEnd"/>
+      <w:r>
+        <w:rPr>
+          <w:rFonts w:cs="Times New Roman"/>
+          <w:szCs w:val="28"/>
+          <w:lang w:val="ru-RU"/>
+        </w:rPr>
+        <w:t xml:space="preserve"> использует обычную 2D-камеру, так что вам не понадобится никакое дополнительное оборудование. Устройство </w:t>
+      </w:r>
+      <w:proofErr w:type="spellStart"/>
+      <w:r>
+        <w:rPr>
+          <w:rFonts w:cs="Times New Roman"/>
+          <w:szCs w:val="28"/>
+          <w:lang w:val="ru-RU"/>
+        </w:rPr>
+        <w:t>eyeSight's</w:t>
+      </w:r>
+      <w:proofErr w:type="spellEnd"/>
+      <w:r>
+        <w:rPr>
+          <w:rFonts w:cs="Times New Roman"/>
+          <w:szCs w:val="28"/>
+          <w:lang w:val="ru-RU"/>
+        </w:rPr>
         <w:t xml:space="preserve"> </w:t>
       </w:r>
       <w:proofErr w:type="spellStart"/>
@@ -8576,7 +8230,7 @@
           <w:szCs w:val="28"/>
           <w:lang w:val="ru-RU"/>
         </w:rPr>
-        <w:t>Touch</w:t>
+        <w:t>Singlecue</w:t>
       </w:r>
       <w:proofErr w:type="spellEnd"/>
       <w:r>
@@ -8585,7 +8239,7 @@
           <w:szCs w:val="28"/>
           <w:lang w:val="ru-RU"/>
         </w:rPr>
-        <w:t xml:space="preserve"> позволяет пользователям управлять виртуальными 3D экранами и нажимать кнопки в пространстве. Благодаря таким технологиям, как </w:t>
+        <w:t xml:space="preserve"> </w:t>
       </w:r>
       <w:proofErr w:type="spellStart"/>
       <w:r>
@@ -8594,7 +8248,7 @@
           <w:szCs w:val="28"/>
           <w:lang w:val="ru-RU"/>
         </w:rPr>
-        <w:t>ManoMotion</w:t>
+        <w:t>Gen</w:t>
       </w:r>
       <w:proofErr w:type="spellEnd"/>
       <w:r>
@@ -8603,97 +8257,7 @@
           <w:szCs w:val="28"/>
           <w:lang w:val="ru-RU"/>
         </w:rPr>
-        <w:t xml:space="preserve">, можно будет легко добавить жестовое управление практически в любое устройство. Причем для получения контроля над виртуальным 3D объектом с помощью жестов </w:t>
-      </w:r>
-      <w:proofErr w:type="spellStart"/>
-      <w:r>
-        <w:rPr>
-          <w:rFonts w:cs="Times New Roman"/>
-          <w:szCs w:val="28"/>
-          <w:lang w:val="ru-RU"/>
-        </w:rPr>
-        <w:t>ManoMotion</w:t>
-      </w:r>
-      <w:proofErr w:type="spellEnd"/>
-      <w:r>
-        <w:rPr>
-          <w:rFonts w:cs="Times New Roman"/>
-          <w:szCs w:val="28"/>
-          <w:lang w:val="ru-RU"/>
-        </w:rPr>
-        <w:t xml:space="preserve"> использует обычную 2D-камеру, так что вам не понадобится никакое дополнительное оборудование. Устройство </w:t>
-      </w:r>
-      <w:proofErr w:type="spellStart"/>
-      <w:r>
-        <w:rPr>
-          <w:rFonts w:cs="Times New Roman"/>
-          <w:szCs w:val="28"/>
-          <w:lang w:val="ru-RU"/>
-        </w:rPr>
-        <w:t>eyeSight's</w:t>
-      </w:r>
-      <w:proofErr w:type="spellEnd"/>
-      <w:r>
-        <w:rPr>
-          <w:rFonts w:cs="Times New Roman"/>
-          <w:szCs w:val="28"/>
-          <w:lang w:val="ru-RU"/>
-        </w:rPr>
-        <w:t xml:space="preserve"> </w:t>
-      </w:r>
-      <w:proofErr w:type="spellStart"/>
-      <w:r>
-        <w:rPr>
-          <w:rFonts w:cs="Times New Roman"/>
-          <w:szCs w:val="28"/>
-          <w:lang w:val="ru-RU"/>
-        </w:rPr>
-        <w:t>Singlecue</w:t>
-      </w:r>
-      <w:proofErr w:type="spellEnd"/>
-      <w:r>
-        <w:rPr>
-          <w:rFonts w:cs="Times New Roman"/>
-          <w:szCs w:val="28"/>
-          <w:lang w:val="ru-RU"/>
-        </w:rPr>
-        <w:t xml:space="preserve"> </w:t>
-      </w:r>
-      <w:proofErr w:type="spellStart"/>
-      <w:r>
-        <w:rPr>
-          <w:rFonts w:cs="Times New Roman"/>
-          <w:szCs w:val="28"/>
-          <w:lang w:val="ru-RU"/>
-        </w:rPr>
-        <w:t>Gen</w:t>
-      </w:r>
-      <w:proofErr w:type="spellEnd"/>
-      <w:r>
-        <w:rPr>
-          <w:rFonts w:cs="Times New Roman"/>
-          <w:szCs w:val="28"/>
-          <w:lang w:val="ru-RU"/>
-        </w:rPr>
-        <w:t xml:space="preserve"> 2 использует компьютерное зрение (распознавание жестов, анализ личности, определение действий) и позволяет управлять с помощью жестов телевизором, «умной» системой освещения и холодильниками. </w:t>
-      </w:r>
-      <w:proofErr w:type="spellStart"/>
-      <w:r>
-        <w:rPr>
-          <w:rFonts w:cs="Times New Roman"/>
-          <w:szCs w:val="28"/>
-          <w:lang w:val="ru-RU"/>
-        </w:rPr>
-        <w:t>Краудфандинговый</w:t>
-      </w:r>
-      <w:proofErr w:type="spellEnd"/>
-      <w:r>
-        <w:rPr>
-          <w:rFonts w:cs="Times New Roman"/>
-          <w:szCs w:val="28"/>
-          <w:lang w:val="ru-RU"/>
-        </w:rPr>
-        <w:t xml:space="preserve"> проект </w:t>
+        <w:t xml:space="preserve"> 2 использует компьютерное зрение (распознавание жестов, анализ личности, определение действий) и позволяет управлять с помощью жестов телевизором, «умной» системой освещения и холодильниками. Краудфандинговый проект </w:t>
       </w:r>
       <w:proofErr w:type="spellStart"/>
       <w:r>
@@ -8831,7 +8395,7 @@
                     </pic:cNvPicPr>
                   </pic:nvPicPr>
                   <pic:blipFill>
-                    <a:blip r:embed="rId12" cstate="print">
+                    <a:blip r:embed="rId13" cstate="print">
                       <a:extLst>
                         <a:ext uri="{28A0092B-C50C-407E-A947-70E740481C1C}">
                           <a14:useLocalDpi xmlns:a14="http://schemas.microsoft.com/office/drawing/2010/main" val="0"/>
@@ -8952,25 +8516,7 @@
           <w:szCs w:val="28"/>
           <w:lang w:val="ru-RU"/>
         </w:rPr>
-        <w:t xml:space="preserve">, как выглядят баннеры и реклама в магазинах, музеях, стадионах и развлекательных парках. На стенде </w:t>
-      </w:r>
-      <w:proofErr w:type="spellStart"/>
-      <w:r>
-        <w:rPr>
-          <w:rFonts w:cs="Times New Roman"/>
-          <w:szCs w:val="28"/>
-          <w:lang w:val="ru-RU"/>
-        </w:rPr>
-        <w:t>Panasonic</w:t>
-      </w:r>
-      <w:proofErr w:type="spellEnd"/>
-      <w:r>
-        <w:rPr>
-          <w:rFonts w:cs="Times New Roman"/>
-          <w:szCs w:val="28"/>
-          <w:lang w:val="ru-RU"/>
-        </w:rPr>
-        <w:t xml:space="preserve"> была представлена</w:t>
+        <w:t>, как выглядят баннеры и реклама в магазинах, музеях, стадионах и развлекательных парках. На стенде Panasonic была представлена</w:t>
       </w:r>
       <w:r>
         <w:rPr>
@@ -9044,7 +8590,23 @@
           <w:szCs w:val="28"/>
           <w:lang w:val="ru-RU"/>
         </w:rPr>
-        <w:t xml:space="preserve"> </w:t>
+        <w:t xml:space="preserve"> Go как о первом массовом приложении с элементами дополненной реальности. Однако</w:t>
+      </w:r>
+      <w:r>
+        <w:rPr>
+          <w:rFonts w:cs="Times New Roman"/>
+          <w:szCs w:val="28"/>
+          <w:lang w:val="ru-RU"/>
+        </w:rPr>
+        <w:t>,</w:t>
+      </w:r>
+      <w:r>
+        <w:rPr>
+          <w:rFonts w:cs="Times New Roman"/>
+          <w:szCs w:val="28"/>
+          <w:lang w:val="ru-RU"/>
+        </w:rPr>
+        <w:t xml:space="preserve"> как и другие приложения, эта игра больше использовала GPS и триангуляцию, чтобы у пользователей возникло ощущение, что объект находится прямо перед ними. Обычно в смартфонах практически не используются подлинные технологии компьютерного зрения. Однако в ноябре Lenovo выпустила Phab2 – первый смартфон с поддержкой технологии Google </w:t>
       </w:r>
       <w:proofErr w:type="spellStart"/>
       <w:r>
@@ -9053,7 +8615,7 @@
           <w:szCs w:val="28"/>
           <w:lang w:val="ru-RU"/>
         </w:rPr>
-        <w:t>Go</w:t>
+        <w:t>Tango</w:t>
       </w:r>
       <w:proofErr w:type="spellEnd"/>
       <w:r>
@@ -9062,23 +8624,16 @@
           <w:szCs w:val="28"/>
           <w:lang w:val="ru-RU"/>
         </w:rPr>
-        <w:t xml:space="preserve"> как о первом массовом приложении с элементами дополненной реальности. Однако</w:t>
-      </w:r>
-      <w:r>
-        <w:rPr>
-          <w:rFonts w:cs="Times New Roman"/>
-          <w:szCs w:val="28"/>
-          <w:lang w:val="ru-RU"/>
-        </w:rPr>
-        <w:t>,</w:t>
-      </w:r>
-      <w:r>
-        <w:rPr>
-          <w:rFonts w:cs="Times New Roman"/>
-          <w:szCs w:val="28"/>
-          <w:lang w:val="ru-RU"/>
-        </w:rPr>
-        <w:t xml:space="preserve"> как и другие приложения, эта игра больше использовала GPS и триангуляцию, чтобы у пользователей возникло ощущение, что объект находится прямо перед ними. Обычно в смартфонах практически не используются подлинные технологии компьютерного зрения. Однако в ноябре </w:t>
+        <w:t xml:space="preserve">. Эта технология представляет собой комбинацию датчиков и программного обеспечения с компьютерным зрением, которая может распознавать изображения, видео и </w:t>
+      </w:r>
+      <w:r>
+        <w:rPr>
+          <w:rFonts w:cs="Times New Roman"/>
+          <w:szCs w:val="28"/>
+          <w:lang w:val="ru-RU"/>
+        </w:rPr>
+        <w:lastRenderedPageBreak/>
+        <w:t xml:space="preserve">окружающий мир в реальном времени с помощью линзы фотокамеры. На выставке CES Asus впервые представила </w:t>
       </w:r>
       <w:proofErr w:type="spellStart"/>
       <w:r>
@@ -9087,7 +8642,7 @@
           <w:szCs w:val="28"/>
           <w:lang w:val="ru-RU"/>
         </w:rPr>
-        <w:t>Lenovo</w:t>
+        <w:t>ZenPhone</w:t>
       </w:r>
       <w:proofErr w:type="spellEnd"/>
       <w:r>
@@ -9096,7 +8651,7 @@
           <w:szCs w:val="28"/>
           <w:lang w:val="ru-RU"/>
         </w:rPr>
-        <w:t xml:space="preserve"> выпустила Phab2 – первый смартфон с поддержкой технологии </w:t>
+        <w:t xml:space="preserve"> AR- смартфон с поддержкой </w:t>
       </w:r>
       <w:proofErr w:type="spellStart"/>
       <w:r>
@@ -9105,7 +8660,7 @@
           <w:szCs w:val="28"/>
           <w:lang w:val="ru-RU"/>
         </w:rPr>
-        <w:t>Google</w:t>
+        <w:t>Tango</w:t>
       </w:r>
       <w:proofErr w:type="spellEnd"/>
       <w:r>
@@ -9114,7 +8669,7 @@
           <w:szCs w:val="28"/>
           <w:lang w:val="ru-RU"/>
         </w:rPr>
-        <w:t xml:space="preserve"> </w:t>
+        <w:t xml:space="preserve"> и </w:t>
       </w:r>
       <w:proofErr w:type="spellStart"/>
       <w:r>
@@ -9123,7 +8678,7 @@
           <w:szCs w:val="28"/>
           <w:lang w:val="ru-RU"/>
         </w:rPr>
-        <w:t>Tango</w:t>
+        <w:t>Daydream</w:t>
       </w:r>
       <w:proofErr w:type="spellEnd"/>
       <w:r>
@@ -9132,124 +8687,7 @@
           <w:szCs w:val="28"/>
           <w:lang w:val="ru-RU"/>
         </w:rPr>
-        <w:t xml:space="preserve">. Эта технология представляет собой комбинацию датчиков и программного обеспечения с компьютерным зрением, которая может распознавать изображения, видео и </w:t>
-      </w:r>
-      <w:r>
-        <w:rPr>
-          <w:rFonts w:cs="Times New Roman"/>
-          <w:szCs w:val="28"/>
-          <w:lang w:val="ru-RU"/>
-        </w:rPr>
-        <w:lastRenderedPageBreak/>
-        <w:t xml:space="preserve">окружающий мир в реальном времени с помощью линзы фотокамеры. На выставке CES </w:t>
-      </w:r>
-      <w:proofErr w:type="spellStart"/>
-      <w:r>
-        <w:rPr>
-          <w:rFonts w:cs="Times New Roman"/>
-          <w:szCs w:val="28"/>
-          <w:lang w:val="ru-RU"/>
-        </w:rPr>
-        <w:t>Asus</w:t>
-      </w:r>
-      <w:proofErr w:type="spellEnd"/>
-      <w:r>
-        <w:rPr>
-          <w:rFonts w:cs="Times New Roman"/>
-          <w:szCs w:val="28"/>
-          <w:lang w:val="ru-RU"/>
-        </w:rPr>
-        <w:t xml:space="preserve"> впервые представила </w:t>
-      </w:r>
-      <w:proofErr w:type="spellStart"/>
-      <w:r>
-        <w:rPr>
-          <w:rFonts w:cs="Times New Roman"/>
-          <w:szCs w:val="28"/>
-          <w:lang w:val="ru-RU"/>
-        </w:rPr>
-        <w:t>ZenPhone</w:t>
-      </w:r>
-      <w:proofErr w:type="spellEnd"/>
-      <w:r>
-        <w:rPr>
-          <w:rFonts w:cs="Times New Roman"/>
-          <w:szCs w:val="28"/>
-          <w:lang w:val="ru-RU"/>
-        </w:rPr>
-        <w:t xml:space="preserve"> AR- смартфон с поддержкой </w:t>
-      </w:r>
-      <w:proofErr w:type="spellStart"/>
-      <w:r>
-        <w:rPr>
-          <w:rFonts w:cs="Times New Roman"/>
-          <w:szCs w:val="28"/>
-          <w:lang w:val="ru-RU"/>
-        </w:rPr>
-        <w:t>Tango</w:t>
-      </w:r>
-      <w:proofErr w:type="spellEnd"/>
-      <w:r>
-        <w:rPr>
-          <w:rFonts w:cs="Times New Roman"/>
-          <w:szCs w:val="28"/>
-          <w:lang w:val="ru-RU"/>
-        </w:rPr>
-        <w:t xml:space="preserve"> и </w:t>
-      </w:r>
-      <w:proofErr w:type="spellStart"/>
-      <w:r>
-        <w:rPr>
-          <w:rFonts w:cs="Times New Roman"/>
-          <w:szCs w:val="28"/>
-          <w:lang w:val="ru-RU"/>
-        </w:rPr>
-        <w:t>Daydream</w:t>
-      </w:r>
-      <w:proofErr w:type="spellEnd"/>
-      <w:r>
-        <w:rPr>
-          <w:rFonts w:cs="Times New Roman"/>
-          <w:szCs w:val="28"/>
-          <w:lang w:val="ru-RU"/>
-        </w:rPr>
-        <w:t xml:space="preserve"> VR от </w:t>
-      </w:r>
-      <w:proofErr w:type="spellStart"/>
-      <w:r>
-        <w:rPr>
-          <w:rFonts w:cs="Times New Roman"/>
-          <w:szCs w:val="28"/>
-          <w:lang w:val="ru-RU"/>
-        </w:rPr>
-        <w:t>Google</w:t>
-      </w:r>
-      <w:proofErr w:type="spellEnd"/>
-      <w:r>
-        <w:rPr>
-          <w:rFonts w:cs="Times New Roman"/>
-          <w:szCs w:val="28"/>
-          <w:lang w:val="ru-RU"/>
-        </w:rPr>
-        <w:t xml:space="preserve">. Смартфон не только может отслеживать движения, анализировать окружающую среду и точно определять положение, но и использует процессор </w:t>
-      </w:r>
-      <w:proofErr w:type="spellStart"/>
-      <w:r>
-        <w:rPr>
-          <w:rFonts w:cs="Times New Roman"/>
-          <w:szCs w:val="28"/>
-          <w:lang w:val="ru-RU"/>
-        </w:rPr>
-        <w:t>Qualcomm</w:t>
-      </w:r>
-      <w:proofErr w:type="spellEnd"/>
-      <w:r>
-        <w:rPr>
-          <w:rFonts w:cs="Times New Roman"/>
-          <w:szCs w:val="28"/>
-          <w:lang w:val="ru-RU"/>
-        </w:rPr>
-        <w:t xml:space="preserve">. </w:t>
+        <w:t xml:space="preserve"> VR от Google. Смартфон не только может отслеживать движения, анализировать окружающую среду и точно определять положение, но и использует процессор Qualcomm. </w:t>
       </w:r>
       <w:proofErr w:type="spellStart"/>
       <w:r>
@@ -9327,7 +8765,7 @@
           <w:szCs w:val="28"/>
           <w:lang w:val="ru-RU"/>
         </w:rPr>
-        <w:t xml:space="preserve"> </w:t>
+        <w:t xml:space="preserve"> Systems выпустила несколько камер с датчиками тепла. Устройства FLIR Duo и Duo R снаружи напоминают </w:t>
       </w:r>
       <w:proofErr w:type="spellStart"/>
       <w:r>
@@ -9336,7 +8774,7 @@
           <w:szCs w:val="28"/>
           <w:lang w:val="ru-RU"/>
         </w:rPr>
-        <w:t>Systems</w:t>
+        <w:t>GoPro</w:t>
       </w:r>
       <w:proofErr w:type="spellEnd"/>
       <w:r>
@@ -9345,97 +8783,7 @@
           <w:szCs w:val="28"/>
           <w:lang w:val="ru-RU"/>
         </w:rPr>
-        <w:t xml:space="preserve"> выпустила несколько камер с датчиками тепла. Устройства FLIR </w:t>
-      </w:r>
-      <w:proofErr w:type="spellStart"/>
-      <w:r>
-        <w:rPr>
-          <w:rFonts w:cs="Times New Roman"/>
-          <w:szCs w:val="28"/>
-          <w:lang w:val="ru-RU"/>
-        </w:rPr>
-        <w:t>Duo</w:t>
-      </w:r>
-      <w:proofErr w:type="spellEnd"/>
-      <w:r>
-        <w:rPr>
-          <w:rFonts w:cs="Times New Roman"/>
-          <w:szCs w:val="28"/>
-          <w:lang w:val="ru-RU"/>
-        </w:rPr>
-        <w:t xml:space="preserve"> и </w:t>
-      </w:r>
-      <w:proofErr w:type="spellStart"/>
-      <w:r>
-        <w:rPr>
-          <w:rFonts w:cs="Times New Roman"/>
-          <w:szCs w:val="28"/>
-          <w:lang w:val="ru-RU"/>
-        </w:rPr>
-        <w:t>Duo</w:t>
-      </w:r>
-      <w:proofErr w:type="spellEnd"/>
-      <w:r>
-        <w:rPr>
-          <w:rFonts w:cs="Times New Roman"/>
-          <w:szCs w:val="28"/>
-          <w:lang w:val="ru-RU"/>
-        </w:rPr>
-        <w:t xml:space="preserve"> R снаружи напоминают </w:t>
-      </w:r>
-      <w:proofErr w:type="spellStart"/>
-      <w:r>
-        <w:rPr>
-          <w:rFonts w:cs="Times New Roman"/>
-          <w:szCs w:val="28"/>
-          <w:lang w:val="ru-RU"/>
-        </w:rPr>
-        <w:t>GoPro</w:t>
-      </w:r>
-      <w:proofErr w:type="spellEnd"/>
-      <w:r>
-        <w:rPr>
-          <w:rFonts w:cs="Times New Roman"/>
-          <w:szCs w:val="28"/>
-          <w:lang w:val="ru-RU"/>
-        </w:rPr>
-        <w:t xml:space="preserve"> или другую </w:t>
-      </w:r>
-      <w:proofErr w:type="spellStart"/>
-      <w:r>
-        <w:rPr>
-          <w:rFonts w:cs="Times New Roman"/>
-          <w:szCs w:val="28"/>
-          <w:lang w:val="ru-RU"/>
-        </w:rPr>
-        <w:t>экшн</w:t>
-      </w:r>
-      <w:proofErr w:type="spellEnd"/>
-      <w:r>
-        <w:rPr>
-          <w:rFonts w:cs="Times New Roman"/>
-          <w:szCs w:val="28"/>
-          <w:lang w:val="ru-RU"/>
-        </w:rPr>
-        <w:t xml:space="preserve">-камеру. Их можно прикрепить к любому </w:t>
-      </w:r>
-      <w:proofErr w:type="spellStart"/>
-      <w:r>
-        <w:rPr>
-          <w:rFonts w:cs="Times New Roman"/>
-          <w:szCs w:val="28"/>
-          <w:lang w:val="ru-RU"/>
-        </w:rPr>
-        <w:t>дрону</w:t>
-      </w:r>
-      <w:proofErr w:type="spellEnd"/>
-      <w:r>
-        <w:rPr>
-          <w:rFonts w:cs="Times New Roman"/>
-          <w:szCs w:val="28"/>
-          <w:lang w:val="ru-RU"/>
-        </w:rPr>
-        <w:t xml:space="preserve"> и отслеживать тепло в различных деловых и бытовых ситуациях – например, можно обнаружить утечку в изоляции крыши или вести воздушную топографическую съемку полей и нефтяных месторождений</w:t>
+        <w:t xml:space="preserve"> или другую экшн-камеру. Их можно прикрепить к любому дрону и отслеживать тепло в различных деловых и бытовых ситуациях – например, можно обнаружить утечку в изоляции крыши или вести воздушную топографическую съемку полей и нефтяных месторождений</w:t>
       </w:r>
       <w:r>
         <w:rPr>
@@ -9493,6 +8841,74 @@
           <w:szCs w:val="28"/>
           <w:lang w:val="ru-RU"/>
         </w:rPr>
+        <w:t xml:space="preserve"> от Amazon, Google Home и </w:t>
+      </w:r>
+      <w:r>
+        <w:rPr>
+          <w:rFonts w:cs="Times New Roman"/>
+          <w:szCs w:val="28"/>
+          <w:lang w:val="ru-RU"/>
+        </w:rPr>
+        <w:t>другие цифровые помощники,</w:t>
+      </w:r>
+      <w:r>
+        <w:rPr>
+          <w:rFonts w:cs="Times New Roman"/>
+          <w:szCs w:val="28"/>
+          <w:lang w:val="ru-RU"/>
+        </w:rPr>
+        <w:t xml:space="preserve"> и р</w:t>
+      </w:r>
+      <w:r>
+        <w:rPr>
+          <w:rFonts w:cs="Times New Roman"/>
+          <w:szCs w:val="28"/>
+          <w:lang w:val="ru-RU"/>
+        </w:rPr>
+        <w:t>о</w:t>
+      </w:r>
+      <w:r>
+        <w:rPr>
+          <w:rFonts w:cs="Times New Roman"/>
+          <w:szCs w:val="28"/>
+          <w:lang w:val="ru-RU"/>
+        </w:rPr>
+        <w:t xml:space="preserve">боты, доступные на рынке, вроде LG </w:t>
+      </w:r>
+      <w:proofErr w:type="spellStart"/>
+      <w:r>
+        <w:rPr>
+          <w:rFonts w:cs="Times New Roman"/>
+          <w:szCs w:val="28"/>
+          <w:lang w:val="ru-RU"/>
+        </w:rPr>
+        <w:t>Hub</w:t>
+      </w:r>
+      <w:proofErr w:type="spellEnd"/>
+      <w:r>
+        <w:rPr>
+          <w:rFonts w:cs="Times New Roman"/>
+          <w:szCs w:val="28"/>
+          <w:lang w:val="ru-RU"/>
+        </w:rPr>
+        <w:t xml:space="preserve"> и </w:t>
+      </w:r>
+      <w:proofErr w:type="spellStart"/>
+      <w:r>
+        <w:rPr>
+          <w:rFonts w:cs="Times New Roman"/>
+          <w:szCs w:val="28"/>
+          <w:lang w:val="ru-RU"/>
+        </w:rPr>
+        <w:t>Kuri</w:t>
+      </w:r>
+      <w:proofErr w:type="spellEnd"/>
+      <w:r>
+        <w:rPr>
+          <w:rFonts w:cs="Times New Roman"/>
+          <w:szCs w:val="28"/>
+          <w:lang w:val="ru-RU"/>
+        </w:rPr>
         <w:t xml:space="preserve"> от </w:t>
       </w:r>
       <w:proofErr w:type="spellStart"/>
@@ -9502,7 +8918,7 @@
           <w:szCs w:val="28"/>
           <w:lang w:val="ru-RU"/>
         </w:rPr>
-        <w:t>Amazon</w:t>
+        <w:t>Mayfield</w:t>
       </w:r>
       <w:proofErr w:type="spellEnd"/>
       <w:r>
@@ -9511,7 +8927,7 @@
           <w:szCs w:val="28"/>
           <w:lang w:val="ru-RU"/>
         </w:rPr>
-        <w:t xml:space="preserve">, </w:t>
+        <w:t xml:space="preserve"> </w:t>
       </w:r>
       <w:proofErr w:type="spellStart"/>
       <w:r>
@@ -9520,7 +8936,7 @@
           <w:szCs w:val="28"/>
           <w:lang w:val="ru-RU"/>
         </w:rPr>
-        <w:t>Google</w:t>
+        <w:t>Robotics</w:t>
       </w:r>
       <w:proofErr w:type="spellEnd"/>
       <w:r>
@@ -9529,183 +8945,7 @@
           <w:szCs w:val="28"/>
           <w:lang w:val="ru-RU"/>
         </w:rPr>
-        <w:t xml:space="preserve"> </w:t>
-      </w:r>
-      <w:proofErr w:type="spellStart"/>
-      <w:r>
-        <w:rPr>
-          <w:rFonts w:cs="Times New Roman"/>
-          <w:szCs w:val="28"/>
-          <w:lang w:val="ru-RU"/>
-        </w:rPr>
-        <w:t>Home</w:t>
-      </w:r>
-      <w:proofErr w:type="spellEnd"/>
-      <w:r>
-        <w:rPr>
-          <w:rFonts w:cs="Times New Roman"/>
-          <w:szCs w:val="28"/>
-          <w:lang w:val="ru-RU"/>
-        </w:rPr>
-        <w:t xml:space="preserve"> и </w:t>
-      </w:r>
-      <w:r>
-        <w:rPr>
-          <w:rFonts w:cs="Times New Roman"/>
-          <w:szCs w:val="28"/>
-          <w:lang w:val="ru-RU"/>
-        </w:rPr>
-        <w:t>другие цифровые помощники,</w:t>
-      </w:r>
-      <w:r>
-        <w:rPr>
-          <w:rFonts w:cs="Times New Roman"/>
-          <w:szCs w:val="28"/>
-          <w:lang w:val="ru-RU"/>
-        </w:rPr>
-        <w:t xml:space="preserve"> и р</w:t>
-      </w:r>
-      <w:r>
-        <w:rPr>
-          <w:rFonts w:cs="Times New Roman"/>
-          <w:szCs w:val="28"/>
-          <w:lang w:val="ru-RU"/>
-        </w:rPr>
-        <w:t>о</w:t>
-      </w:r>
-      <w:r>
-        <w:rPr>
-          <w:rFonts w:cs="Times New Roman"/>
-          <w:szCs w:val="28"/>
-          <w:lang w:val="ru-RU"/>
-        </w:rPr>
-        <w:t xml:space="preserve">боты, доступные на рынке, вроде LG </w:t>
-      </w:r>
-      <w:proofErr w:type="spellStart"/>
-      <w:r>
-        <w:rPr>
-          <w:rFonts w:cs="Times New Roman"/>
-          <w:szCs w:val="28"/>
-          <w:lang w:val="ru-RU"/>
-        </w:rPr>
-        <w:t>Hub</w:t>
-      </w:r>
-      <w:proofErr w:type="spellEnd"/>
-      <w:r>
-        <w:rPr>
-          <w:rFonts w:cs="Times New Roman"/>
-          <w:szCs w:val="28"/>
-          <w:lang w:val="ru-RU"/>
-        </w:rPr>
-        <w:t xml:space="preserve"> и </w:t>
-      </w:r>
-      <w:proofErr w:type="spellStart"/>
-      <w:r>
-        <w:rPr>
-          <w:rFonts w:cs="Times New Roman"/>
-          <w:szCs w:val="28"/>
-          <w:lang w:val="ru-RU"/>
-        </w:rPr>
-        <w:t>Kuri</w:t>
-      </w:r>
-      <w:proofErr w:type="spellEnd"/>
-      <w:r>
-        <w:rPr>
-          <w:rFonts w:cs="Times New Roman"/>
-          <w:szCs w:val="28"/>
-          <w:lang w:val="ru-RU"/>
-        </w:rPr>
-        <w:t xml:space="preserve"> от </w:t>
-      </w:r>
-      <w:proofErr w:type="spellStart"/>
-      <w:r>
-        <w:rPr>
-          <w:rFonts w:cs="Times New Roman"/>
-          <w:szCs w:val="28"/>
-          <w:lang w:val="ru-RU"/>
-        </w:rPr>
-        <w:t>Mayfield</w:t>
-      </w:r>
-      <w:proofErr w:type="spellEnd"/>
-      <w:r>
-        <w:rPr>
-          <w:rFonts w:cs="Times New Roman"/>
-          <w:szCs w:val="28"/>
-          <w:lang w:val="ru-RU"/>
-        </w:rPr>
-        <w:t xml:space="preserve"> </w:t>
-      </w:r>
-      <w:proofErr w:type="spellStart"/>
-      <w:r>
-        <w:rPr>
-          <w:rFonts w:cs="Times New Roman"/>
-          <w:szCs w:val="28"/>
-          <w:lang w:val="ru-RU"/>
-        </w:rPr>
-        <w:t>Robotics</w:t>
-      </w:r>
-      <w:proofErr w:type="spellEnd"/>
-      <w:r>
-        <w:rPr>
-          <w:rFonts w:cs="Times New Roman"/>
-          <w:szCs w:val="28"/>
-          <w:lang w:val="ru-RU"/>
-        </w:rPr>
-        <w:t xml:space="preserve">, владеющие базовыми навыками компьютерного зрения и могут найти, кто с ними разговаривает и другими навыками. Компания ITRI разработала систему </w:t>
-      </w:r>
-      <w:proofErr w:type="spellStart"/>
-      <w:r>
-        <w:rPr>
-          <w:rFonts w:cs="Times New Roman"/>
-          <w:szCs w:val="28"/>
-          <w:lang w:val="ru-RU"/>
-        </w:rPr>
-        <w:t>Intelligent</w:t>
-      </w:r>
-      <w:proofErr w:type="spellEnd"/>
-      <w:r>
-        <w:rPr>
-          <w:rFonts w:cs="Times New Roman"/>
-          <w:szCs w:val="28"/>
-          <w:lang w:val="ru-RU"/>
-        </w:rPr>
-        <w:t xml:space="preserve"> </w:t>
-      </w:r>
-      <w:proofErr w:type="spellStart"/>
-      <w:r>
-        <w:rPr>
-          <w:rFonts w:cs="Times New Roman"/>
-          <w:szCs w:val="28"/>
-          <w:lang w:val="ru-RU"/>
-        </w:rPr>
-        <w:t>Vision</w:t>
-      </w:r>
-      <w:proofErr w:type="spellEnd"/>
-      <w:r>
-        <w:rPr>
-          <w:rFonts w:cs="Times New Roman"/>
-          <w:szCs w:val="28"/>
-          <w:lang w:val="ru-RU"/>
-        </w:rPr>
-        <w:t xml:space="preserve"> </w:t>
-      </w:r>
-      <w:proofErr w:type="spellStart"/>
-      <w:r>
-        <w:rPr>
-          <w:rFonts w:cs="Times New Roman"/>
-          <w:szCs w:val="28"/>
-          <w:lang w:val="ru-RU"/>
-        </w:rPr>
-        <w:t>System</w:t>
-      </w:r>
-      <w:proofErr w:type="spellEnd"/>
-      <w:r>
-        <w:rPr>
-          <w:rFonts w:cs="Times New Roman"/>
-          <w:szCs w:val="28"/>
-          <w:lang w:val="ru-RU"/>
-        </w:rPr>
-        <w:t xml:space="preserve">, использующая глубинное обучение и компьютерное зрение, чтобы работы могли различать объекты разного размера (фигурки, чашки) и определять их положение. Узнав объект, робот сможет взять его и принести в </w:t>
+        <w:t xml:space="preserve">, владеющие базовыми навыками компьютерного зрения и могут найти, кто с ними разговаривает и другими навыками. Компания ITRI разработала систему Intelligent Vision System, использующая глубинное обучение и компьютерное зрение, чтобы работы могли различать объекты разного размера (фигурки, чашки) и определять их положение. Узнав объект, робот сможет взять его и принести в </w:t>
       </w:r>
       <w:r>
         <w:rPr>
@@ -9766,7 +9006,7 @@
           <w:lang w:val="ru-RU"/>
         </w:rPr>
       </w:pPr>
-      <w:bookmarkStart w:id="23" w:name="_Toc165282741"/>
+      <w:bookmarkStart w:id="22" w:name="_Toc165282741"/>
       <w:r>
         <w:rPr>
           <w:rFonts w:cs="Times New Roman"/>
@@ -9775,7 +9015,7 @@
         </w:rPr>
         <w:t>Задание компьютерного зрения</w:t>
       </w:r>
-      <w:bookmarkEnd w:id="23"/>
+      <w:bookmarkEnd w:id="22"/>
     </w:p>
     <w:p>
       <w:pPr>
@@ -9986,25 +9226,7 @@
           <w:szCs w:val="28"/>
           <w:lang w:val="ru-RU"/>
         </w:rPr>
-        <w:t xml:space="preserve">Распознавание: распознанными могут быть один или несколько предварительно заданных или изученных </w:t>
-      </w:r>
-      <w:proofErr w:type="gramStart"/>
-      <w:r>
-        <w:rPr>
-          <w:rFonts w:cs="Times New Roman"/>
-          <w:szCs w:val="28"/>
-          <w:lang w:val="ru-RU"/>
-        </w:rPr>
-        <w:t>объектов</w:t>
-      </w:r>
-      <w:proofErr w:type="gramEnd"/>
-      <w:r>
-        <w:rPr>
-          <w:rFonts w:cs="Times New Roman"/>
-          <w:szCs w:val="28"/>
-          <w:lang w:val="ru-RU"/>
-        </w:rPr>
-        <w:t xml:space="preserve"> или классов объектов, обычно вместе с их двухмерным положением на изображении или трехмерным положением в сцене.</w:t>
+        <w:t>Распознавание: распознанными могут быть один или несколько предварительно заданных или изученных объектов или классов объектов, обычно вместе с их двухмерным положением на изображении или трехмерным положением в сцене.</w:t>
       </w:r>
     </w:p>
     <w:p>
@@ -10041,25 +9263,7 @@
           <w:lang w:val="ru-RU"/>
         </w:rPr>
         <w:lastRenderedPageBreak/>
-        <w:t xml:space="preserve">основанное на относительно простых и быстрых вычислениях, иногда обнаружение используется для нахождения небольших участков в уже </w:t>
-      </w:r>
-      <w:proofErr w:type="spellStart"/>
-      <w:r>
-        <w:rPr>
-          <w:rFonts w:cs="Times New Roman"/>
-          <w:szCs w:val="28"/>
-          <w:lang w:val="ru-RU"/>
-        </w:rPr>
-        <w:t>упоминавшемся</w:t>
-      </w:r>
-      <w:proofErr w:type="spellEnd"/>
-      <w:r>
-        <w:rPr>
-          <w:rFonts w:cs="Times New Roman"/>
-          <w:szCs w:val="28"/>
-          <w:lang w:val="ru-RU"/>
-        </w:rPr>
-        <w:t xml:space="preserve"> изображении, которое затем анализируются с помощью приемов, более требовательных к ресурсам, для получения правильной интерпретации.</w:t>
+        <w:t>основанное на относительно простых и быстрых вычислениях, иногда обнаружение используется для нахождения небольших участков в уже упоминавшемся изображении, которое затем анализируются с помощью приемов, более требовательных к ресурсам, для получения правильной интерпретации.</w:t>
       </w:r>
     </w:p>
     <w:p>
@@ -10103,18 +9307,8 @@
           <w:szCs w:val="28"/>
           <w:lang w:val="ru-RU"/>
         </w:rPr>
-        <w:t>(</w:t>
-      </w:r>
-      <w:proofErr w:type="gramStart"/>
-      <w:r>
-        <w:rPr>
-          <w:rFonts w:cs="Times New Roman"/>
-          <w:szCs w:val="28"/>
-          <w:lang w:val="ru-RU"/>
-        </w:rPr>
-        <w:t>например</w:t>
-      </w:r>
-      <w:proofErr w:type="gramEnd"/>
+        <w:t>(например</w:t>
+      </w:r>
       <w:r>
         <w:rPr>
           <w:rFonts w:cs="Times New Roman"/>
@@ -10177,25 +9371,7 @@
           <w:szCs w:val="28"/>
           <w:lang w:val="ru-RU"/>
         </w:rPr>
-        <w:t xml:space="preserve">Существует несколько специализированных задач, основанных на распознавании, </w:t>
-      </w:r>
-      <w:proofErr w:type="gramStart"/>
-      <w:r>
-        <w:rPr>
-          <w:rFonts w:cs="Times New Roman"/>
-          <w:szCs w:val="28"/>
-          <w:lang w:val="ru-RU"/>
-        </w:rPr>
-        <w:t>например</w:t>
-      </w:r>
-      <w:proofErr w:type="gramEnd"/>
-      <w:r>
-        <w:rPr>
-          <w:rFonts w:cs="Times New Roman"/>
-          <w:szCs w:val="28"/>
-          <w:lang w:val="ru-RU"/>
-        </w:rPr>
-        <w:t>:</w:t>
+        <w:t>Существует несколько специализированных задач, основанных на распознавании, например:</w:t>
       </w:r>
     </w:p>
     <w:p>
@@ -10500,7 +9676,7 @@
           <w:lang w:val="ru-RU"/>
         </w:rPr>
       </w:pPr>
-      <w:bookmarkStart w:id="24" w:name="_Toc165282742"/>
+      <w:bookmarkStart w:id="23" w:name="_Toc165282742"/>
       <w:r>
         <w:rPr>
           <w:rFonts w:cs="Times New Roman"/>
@@ -10509,7 +9685,7 @@
         </w:rPr>
         <w:t>Системы компьютерного зрения.</w:t>
       </w:r>
-      <w:bookmarkEnd w:id="24"/>
+      <w:bookmarkEnd w:id="23"/>
     </w:p>
     <w:p>
       <w:pPr>
@@ -12433,43 +11609,7 @@
           <w:szCs w:val="28"/>
           <w:lang w:val="ru-RU"/>
         </w:rPr>
-        <w:t xml:space="preserve">, </w:t>
-      </w:r>
-      <w:proofErr w:type="spellStart"/>
-      <w:r>
-        <w:rPr>
-          <w:rFonts w:cs="Times New Roman"/>
-          <w:szCs w:val="28"/>
-          <w:lang w:val="ru-RU"/>
-        </w:rPr>
-        <w:t>Value</w:t>
-      </w:r>
-      <w:proofErr w:type="spellEnd"/>
-      <w:r>
-        <w:rPr>
-          <w:rFonts w:cs="Times New Roman"/>
-          <w:szCs w:val="28"/>
-          <w:lang w:val="ru-RU"/>
-        </w:rPr>
-        <w:t xml:space="preserve">). В нем присутствует ось </w:t>
-      </w:r>
-      <w:proofErr w:type="spellStart"/>
-      <w:r>
-        <w:rPr>
-          <w:rFonts w:cs="Times New Roman"/>
-          <w:szCs w:val="28"/>
-          <w:lang w:val="ru-RU"/>
-        </w:rPr>
-        <w:t>Value</w:t>
-      </w:r>
-      <w:proofErr w:type="spellEnd"/>
-      <w:r>
-        <w:rPr>
-          <w:rFonts w:cs="Times New Roman"/>
-          <w:szCs w:val="28"/>
-          <w:lang w:val="ru-RU"/>
-        </w:rPr>
-        <w:t xml:space="preserve">, обозначающая количество света. На него выделен отдельный канал, в отличие от RGB, где это значение нужно вычислять каждый раз. Фактически это черно-белая версия изображения, с которой уже можно работать. </w:t>
+        <w:t xml:space="preserve">, Value). В нем присутствует ось Value, обозначающая количество света. На него выделен отдельный канал, в отличие от RGB, где это значение нужно вычислять каждый раз. Фактически это черно-белая версия изображения, с которой уже можно работать. </w:t>
       </w:r>
       <w:proofErr w:type="spellStart"/>
       <w:r>
@@ -12630,7 +11770,7 @@
           <w:lang w:val="ru-RU"/>
         </w:rPr>
       </w:pPr>
-      <w:bookmarkStart w:id="25" w:name="_Toc165282743"/>
+      <w:bookmarkStart w:id="24" w:name="_Toc165282743"/>
       <w:r>
         <w:rPr>
           <w:lang w:val="ru-RU"/>
@@ -12650,27 +11790,27 @@
         </w:rPr>
         <w:t>II</w:t>
       </w:r>
+      <w:bookmarkEnd w:id="24"/>
+    </w:p>
+    <w:p>
+      <w:pPr>
+        <w:pStyle w:val="1"/>
+        <w:tabs>
+          <w:tab w:val="left" w:pos="993"/>
+        </w:tabs>
+        <w:ind w:right="0"/>
+        <w:rPr>
+          <w:lang w:val="ru-RU"/>
+        </w:rPr>
+      </w:pPr>
+      <w:bookmarkStart w:id="25" w:name="_Toc165282744"/>
+      <w:r>
+        <w:rPr>
+          <w:lang w:val="ru-RU"/>
+        </w:rPr>
+        <w:t>РЕАЛИЗАЦИЯ ПРОГРАММНОГО СРЕДСТВА ОБЪЯВЛЕНИЯ НЕРАВЕНСТВ ПОВЕРХНОСТИ СРЕДСТВАМИ КОМПЬЮТЕРНОГО ЗРЕНИЯ</w:t>
+      </w:r>
       <w:bookmarkEnd w:id="25"/>
-    </w:p>
-    <w:p>
-      <w:pPr>
-        <w:pStyle w:val="1"/>
-        <w:tabs>
-          <w:tab w:val="left" w:pos="993"/>
-        </w:tabs>
-        <w:ind w:right="0"/>
-        <w:rPr>
-          <w:lang w:val="ru-RU"/>
-        </w:rPr>
-      </w:pPr>
-      <w:bookmarkStart w:id="26" w:name="_Toc165282744"/>
-      <w:r>
-        <w:rPr>
-          <w:lang w:val="ru-RU"/>
-        </w:rPr>
-        <w:t>РЕАЛИЗАЦИЯ ПРОГРАММНОГО СРЕДСТВА ОБЪЯВЛЕНИЯ НЕРАВЕНСТВ ПОВЕРХНОСТИ СРЕДСТВАМИ КОМПЬЮТЕРНОГО ЗРЕНИЯ</w:t>
-      </w:r>
-      <w:bookmarkEnd w:id="26"/>
     </w:p>
     <w:p>
       <w:pPr>
@@ -12718,7 +11858,7 @@
           <w:lang w:val="ru-RU"/>
         </w:rPr>
       </w:pPr>
-      <w:bookmarkStart w:id="27" w:name="_Toc165282745"/>
+      <w:bookmarkStart w:id="26" w:name="_Toc165282745"/>
       <w:r>
         <w:rPr>
           <w:rFonts w:cs="Times New Roman"/>
@@ -12727,7 +11867,7 @@
         </w:rPr>
         <w:t>Реализация систем компьютерного зрения</w:t>
       </w:r>
-      <w:bookmarkEnd w:id="27"/>
+      <w:bookmarkEnd w:id="26"/>
     </w:p>
     <w:p>
       <w:pPr>
@@ -12927,61 +12067,7 @@
           <w:szCs w:val="28"/>
           <w:lang w:val="ru-RU"/>
         </w:rPr>
-        <w:t xml:space="preserve"> это библиотека с открытым исходным кодом. Она включает в семена множество алгоритмов компьютерного зрения, обработки изображений и многочисленных алгоритмов общего назначения с открытым кодом. Реализована на C/C++, также разрабатывается для </w:t>
-      </w:r>
-      <w:proofErr w:type="spellStart"/>
-      <w:r>
-        <w:rPr>
-          <w:rFonts w:cs="Times New Roman"/>
-          <w:szCs w:val="28"/>
-          <w:lang w:val="ru-RU"/>
-        </w:rPr>
-        <w:t>Python</w:t>
-      </w:r>
-      <w:proofErr w:type="spellEnd"/>
-      <w:r>
-        <w:rPr>
-          <w:rFonts w:cs="Times New Roman"/>
-          <w:szCs w:val="28"/>
-          <w:lang w:val="ru-RU"/>
-        </w:rPr>
-        <w:t xml:space="preserve">, </w:t>
-      </w:r>
-      <w:proofErr w:type="spellStart"/>
-      <w:r>
-        <w:rPr>
-          <w:rFonts w:cs="Times New Roman"/>
-          <w:szCs w:val="28"/>
-          <w:lang w:val="ru-RU"/>
-        </w:rPr>
-        <w:t>Java</w:t>
-      </w:r>
-      <w:proofErr w:type="spellEnd"/>
-      <w:r>
-        <w:rPr>
-          <w:rFonts w:cs="Times New Roman"/>
-          <w:szCs w:val="28"/>
-          <w:lang w:val="ru-RU"/>
-        </w:rPr>
-        <w:t xml:space="preserve">, </w:t>
-      </w:r>
-      <w:proofErr w:type="spellStart"/>
-      <w:r>
-        <w:rPr>
-          <w:rFonts w:cs="Times New Roman"/>
-          <w:szCs w:val="28"/>
-          <w:lang w:val="ru-RU"/>
-        </w:rPr>
-        <w:t>Ruby</w:t>
-      </w:r>
-      <w:proofErr w:type="spellEnd"/>
-      <w:r>
-        <w:rPr>
-          <w:rFonts w:cs="Times New Roman"/>
-          <w:szCs w:val="28"/>
-          <w:lang w:val="ru-RU"/>
-        </w:rPr>
-        <w:t xml:space="preserve">, </w:t>
+        <w:t xml:space="preserve"> это библиотека с открытым исходным кодом. Она включает в семена множество алгоритмов компьютерного зрения, обработки изображений и многочисленных алгоритмов общего назначения с открытым кодом. Реализована на C/C++, также разрабатывается для Python, Java, Ruby, </w:t>
       </w:r>
       <w:proofErr w:type="spellStart"/>
       <w:r>
@@ -13177,7 +12263,7 @@
           <w:szCs w:val="28"/>
           <w:lang w:val="ru-RU"/>
         </w:rPr>
-        <w:t xml:space="preserve"> .</w:t>
+        <w:t xml:space="preserve"> .Net дополнением для библиотеки </w:t>
       </w:r>
       <w:proofErr w:type="spellStart"/>
       <w:r>
@@ -13186,7 +12272,7 @@
           <w:szCs w:val="28"/>
           <w:lang w:val="ru-RU"/>
         </w:rPr>
-        <w:t>Net</w:t>
+        <w:t>OpenCV</w:t>
       </w:r>
       <w:proofErr w:type="spellEnd"/>
       <w:r>
@@ -13195,7 +12281,7 @@
           <w:szCs w:val="28"/>
           <w:lang w:val="ru-RU"/>
         </w:rPr>
-        <w:t xml:space="preserve"> дополнением для библиотеки </w:t>
+        <w:t xml:space="preserve"> для обработки изображений. Разработано для работы с .NET совместимыми языками, такими как C#, VB, VC++, </w:t>
       </w:r>
       <w:proofErr w:type="spellStart"/>
       <w:r>
@@ -13204,7 +12290,7 @@
           <w:szCs w:val="28"/>
           <w:lang w:val="ru-RU"/>
         </w:rPr>
-        <w:t>OpenCV</w:t>
+        <w:t>IronPython</w:t>
       </w:r>
       <w:proofErr w:type="spellEnd"/>
       <w:r>
@@ -13213,7 +12299,7 @@
           <w:szCs w:val="28"/>
           <w:lang w:val="ru-RU"/>
         </w:rPr>
-        <w:t xml:space="preserve"> для обработки изображений. Разработано для работы с .NET совместимыми языками, такими как C#, VB, VC++, </w:t>
+        <w:t xml:space="preserve"> и т.д., может быть использовано в Visual Studio, </w:t>
       </w:r>
       <w:proofErr w:type="spellStart"/>
       <w:r>
@@ -13222,7 +12308,7 @@
           <w:szCs w:val="28"/>
           <w:lang w:val="ru-RU"/>
         </w:rPr>
-        <w:t>IronPython</w:t>
+        <w:t>Xamarin</w:t>
       </w:r>
       <w:proofErr w:type="spellEnd"/>
       <w:r>
@@ -13231,7 +12317,7 @@
           <w:szCs w:val="28"/>
           <w:lang w:val="ru-RU"/>
         </w:rPr>
-        <w:t xml:space="preserve"> и т.д., может быть использовано в </w:t>
+        <w:t xml:space="preserve">, работает с Windows, Linux, Mac OS X, IOS, </w:t>
       </w:r>
       <w:proofErr w:type="spellStart"/>
       <w:r>
@@ -13240,7 +12326,7 @@
           <w:szCs w:val="28"/>
           <w:lang w:val="ru-RU"/>
         </w:rPr>
-        <w:t>Visual</w:t>
+        <w:t>Android</w:t>
       </w:r>
       <w:proofErr w:type="spellEnd"/>
       <w:r>
@@ -13249,151 +12335,7 @@
           <w:szCs w:val="28"/>
           <w:lang w:val="ru-RU"/>
         </w:rPr>
-        <w:t xml:space="preserve"> </w:t>
-      </w:r>
-      <w:proofErr w:type="spellStart"/>
-      <w:r>
-        <w:rPr>
-          <w:rFonts w:cs="Times New Roman"/>
-          <w:szCs w:val="28"/>
-          <w:lang w:val="ru-RU"/>
-        </w:rPr>
-        <w:t>Studio</w:t>
-      </w:r>
-      <w:proofErr w:type="spellEnd"/>
-      <w:r>
-        <w:rPr>
-          <w:rFonts w:cs="Times New Roman"/>
-          <w:szCs w:val="28"/>
-          <w:lang w:val="ru-RU"/>
-        </w:rPr>
-        <w:t xml:space="preserve">, </w:t>
-      </w:r>
-      <w:proofErr w:type="spellStart"/>
-      <w:r>
-        <w:rPr>
-          <w:rFonts w:cs="Times New Roman"/>
-          <w:szCs w:val="28"/>
-          <w:lang w:val="ru-RU"/>
-        </w:rPr>
-        <w:t>Xamarin</w:t>
-      </w:r>
-      <w:proofErr w:type="spellEnd"/>
-      <w:r>
-        <w:rPr>
-          <w:rFonts w:cs="Times New Roman"/>
-          <w:szCs w:val="28"/>
-          <w:lang w:val="ru-RU"/>
-        </w:rPr>
-        <w:t xml:space="preserve">, работает с </w:t>
-      </w:r>
-      <w:proofErr w:type="spellStart"/>
-      <w:r>
-        <w:rPr>
-          <w:rFonts w:cs="Times New Roman"/>
-          <w:szCs w:val="28"/>
-          <w:lang w:val="ru-RU"/>
-        </w:rPr>
-        <w:t>Windows</w:t>
-      </w:r>
-      <w:proofErr w:type="spellEnd"/>
-      <w:r>
-        <w:rPr>
-          <w:rFonts w:cs="Times New Roman"/>
-          <w:szCs w:val="28"/>
-          <w:lang w:val="ru-RU"/>
-        </w:rPr>
-        <w:t xml:space="preserve">, </w:t>
-      </w:r>
-      <w:proofErr w:type="spellStart"/>
-      <w:r>
-        <w:rPr>
-          <w:rFonts w:cs="Times New Roman"/>
-          <w:szCs w:val="28"/>
-          <w:lang w:val="ru-RU"/>
-        </w:rPr>
-        <w:t>Linux</w:t>
-      </w:r>
-      <w:proofErr w:type="spellEnd"/>
-      <w:r>
-        <w:rPr>
-          <w:rFonts w:cs="Times New Roman"/>
-          <w:szCs w:val="28"/>
-          <w:lang w:val="ru-RU"/>
-        </w:rPr>
-        <w:t xml:space="preserve">, </w:t>
-      </w:r>
-      <w:proofErr w:type="spellStart"/>
-      <w:r>
-        <w:rPr>
-          <w:rFonts w:cs="Times New Roman"/>
-          <w:szCs w:val="28"/>
-          <w:lang w:val="ru-RU"/>
-        </w:rPr>
-        <w:t>Mac</w:t>
-      </w:r>
-      <w:proofErr w:type="spellEnd"/>
-      <w:r>
-        <w:rPr>
-          <w:rFonts w:cs="Times New Roman"/>
-          <w:szCs w:val="28"/>
-          <w:lang w:val="ru-RU"/>
-        </w:rPr>
-        <w:t xml:space="preserve"> OS X, IOS, </w:t>
-      </w:r>
-      <w:proofErr w:type="spellStart"/>
-      <w:r>
-        <w:rPr>
-          <w:rFonts w:cs="Times New Roman"/>
-          <w:szCs w:val="28"/>
-          <w:lang w:val="ru-RU"/>
-        </w:rPr>
-        <w:t>Android</w:t>
-      </w:r>
-      <w:proofErr w:type="spellEnd"/>
-      <w:r>
-        <w:rPr>
-          <w:rFonts w:cs="Times New Roman"/>
-          <w:szCs w:val="28"/>
-          <w:lang w:val="ru-RU"/>
-        </w:rPr>
-        <w:t xml:space="preserve"> и </w:t>
-      </w:r>
-      <w:proofErr w:type="spellStart"/>
-      <w:r>
-        <w:rPr>
-          <w:rFonts w:cs="Times New Roman"/>
-          <w:szCs w:val="28"/>
-          <w:lang w:val="ru-RU"/>
-        </w:rPr>
-        <w:t>Windows</w:t>
-      </w:r>
-      <w:proofErr w:type="spellEnd"/>
-      <w:r>
-        <w:rPr>
-          <w:rFonts w:cs="Times New Roman"/>
-          <w:szCs w:val="28"/>
-          <w:lang w:val="ru-RU"/>
-        </w:rPr>
-        <w:t xml:space="preserve"> </w:t>
-      </w:r>
-      <w:proofErr w:type="spellStart"/>
-      <w:r>
-        <w:rPr>
-          <w:rFonts w:cs="Times New Roman"/>
-          <w:szCs w:val="28"/>
-          <w:lang w:val="ru-RU"/>
-        </w:rPr>
-        <w:t>Phone</w:t>
-      </w:r>
-      <w:proofErr w:type="spellEnd"/>
-      <w:r>
-        <w:rPr>
-          <w:rFonts w:cs="Times New Roman"/>
-          <w:szCs w:val="28"/>
-          <w:lang w:val="ru-RU"/>
-        </w:rPr>
-        <w:t xml:space="preserve"> </w:t>
+        <w:t xml:space="preserve"> и Windows Phone </w:t>
       </w:r>
       <w:r>
         <w:rPr>
@@ -13444,43 +12386,7 @@
           <w:szCs w:val="28"/>
           <w:lang w:val="ru-RU"/>
         </w:rPr>
-        <w:t xml:space="preserve"> CV так как проект будет выполняться в </w:t>
-      </w:r>
-      <w:proofErr w:type="spellStart"/>
-      <w:r>
-        <w:rPr>
-          <w:rFonts w:cs="Times New Roman"/>
-          <w:szCs w:val="28"/>
-          <w:lang w:val="ru-RU"/>
-        </w:rPr>
-        <w:t>Visual</w:t>
-      </w:r>
-      <w:proofErr w:type="spellEnd"/>
-      <w:r>
-        <w:rPr>
-          <w:rFonts w:cs="Times New Roman"/>
-          <w:szCs w:val="28"/>
-          <w:lang w:val="ru-RU"/>
-        </w:rPr>
-        <w:t xml:space="preserve"> </w:t>
-      </w:r>
-      <w:proofErr w:type="spellStart"/>
-      <w:r>
-        <w:rPr>
-          <w:rFonts w:cs="Times New Roman"/>
-          <w:szCs w:val="28"/>
-          <w:lang w:val="ru-RU"/>
-        </w:rPr>
-        <w:t>Studio</w:t>
-      </w:r>
-      <w:proofErr w:type="spellEnd"/>
-      <w:r>
-        <w:rPr>
-          <w:rFonts w:cs="Times New Roman"/>
-          <w:szCs w:val="28"/>
-          <w:lang w:val="ru-RU"/>
-        </w:rPr>
-        <w:t xml:space="preserve"> 2013 на языке программирования C# на основании того, что С# позволяет стартовать разработку быстрее, а это позволяет быстрее получить прототип решения. Скорость разработки на С# на начальных этапах проекта значительно выше по сравнению с С++. Также С# удобнее налаживать и сборку С++ проектов заметно сложнее сборки проектов С#. Конечно</w:t>
+        <w:t xml:space="preserve"> CV так как проект будет выполняться в Visual Studio 2013 на языке программирования C# на основании того, что С# позволяет стартовать разработку быстрее, а это позволяет быстрее получить прототип решения. Скорость разработки на С# на начальных этапах проекта значительно выше по сравнению с С++. Также С# удобнее налаживать и сборку С++ проектов заметно сложнее сборки проектов С#. Конечно</w:t>
       </w:r>
       <w:r>
         <w:rPr>
@@ -13525,14 +12431,14 @@
           <w:lang w:val="ru-RU"/>
         </w:rPr>
       </w:pPr>
-      <w:bookmarkStart w:id="28" w:name="_Toc165282746"/>
+      <w:bookmarkStart w:id="27" w:name="_Toc165282746"/>
       <w:r>
         <w:rPr>
           <w:lang w:val="ru-RU"/>
         </w:rPr>
         <w:t>Реализация способа получения изображений</w:t>
       </w:r>
-      <w:bookmarkEnd w:id="28"/>
+      <w:bookmarkEnd w:id="27"/>
     </w:p>
     <w:p>
       <w:pPr>
@@ -13555,25 +12461,7 @@
           <w:szCs w:val="28"/>
           <w:lang w:val="ru-RU"/>
         </w:rPr>
-        <w:t xml:space="preserve">Цифровые изображения получаются от одного или нескольких датчиков изображения, которые помимо различных типов светочувствительных камер включают датчики расстояния, радары, ультразвуковые камеры и т.д. В зависимости от типа выходящие данные датчика могут быть обычным 2D изображением, 3D изображением или последовательностью изображений. Значения пикселей обычно соответствуют интенсивности света в одной или нескольких спектральных полосах, но могут быть связаны с различными физическими измерениями, такими как глубина, поглощение или отражение </w:t>
-      </w:r>
-      <w:proofErr w:type="gramStart"/>
-      <w:r>
-        <w:rPr>
-          <w:rFonts w:cs="Times New Roman"/>
-          <w:szCs w:val="28"/>
-          <w:lang w:val="ru-RU"/>
-        </w:rPr>
-        <w:t>звуковых</w:t>
-      </w:r>
-      <w:proofErr w:type="gramEnd"/>
-      <w:r>
-        <w:rPr>
-          <w:rFonts w:cs="Times New Roman"/>
-          <w:szCs w:val="28"/>
-          <w:lang w:val="ru-RU"/>
-        </w:rPr>
-        <w:t xml:space="preserve"> или электромагнитных волн</w:t>
+        <w:t>Цифровые изображения получаются от одного или нескольких датчиков изображения, которые помимо различных типов светочувствительных камер включают датчики расстояния, радары, ультразвуковые камеры и т.д. В зависимости от типа выходящие данные датчика могут быть обычным 2D изображением, 3D изображением или последовательностью изображений. Значения пикселей обычно соответствуют интенсивности света в одной или нескольких спектральных полосах, но могут быть связаны с различными физическими измерениями, такими как глубина, поглощение или отражение звуковых или электромагнитных волн</w:t>
       </w:r>
       <w:r>
         <w:rPr>
@@ -13807,14 +12695,14 @@
           <w:lang w:val="ru-RU"/>
         </w:rPr>
       </w:pPr>
-      <w:bookmarkStart w:id="29" w:name="_Toc165282747"/>
+      <w:bookmarkStart w:id="28" w:name="_Toc165282747"/>
       <w:r>
         <w:rPr>
           <w:lang w:val="ru-RU"/>
         </w:rPr>
         <w:t>Реализация предварительной обработки изображения</w:t>
       </w:r>
-      <w:bookmarkEnd w:id="29"/>
+      <w:bookmarkEnd w:id="28"/>
     </w:p>
     <w:p>
       <w:pPr>
@@ -14251,7 +13139,7 @@
           <w:lang w:val="ru-RU"/>
         </w:rPr>
       </w:pPr>
-      <w:bookmarkStart w:id="30" w:name="_Toc165282748"/>
+      <w:bookmarkStart w:id="29" w:name="_Toc165282748"/>
       <w:r>
         <w:rPr>
           <w:lang w:val="ru-RU"/>
@@ -14259,7 +13147,7 @@
         <w:lastRenderedPageBreak/>
         <w:t>Поиск и выделение необходимых объектов</w:t>
       </w:r>
-      <w:bookmarkEnd w:id="30"/>
+      <w:bookmarkEnd w:id="29"/>
     </w:p>
     <w:p>
       <w:pPr>
@@ -14434,25 +13322,7 @@
           <w:szCs w:val="28"/>
           <w:lang w:val="ru-RU"/>
         </w:rPr>
-        <w:t xml:space="preserve"> что не позволит определить повреждения этим методом так как поврежденные участки будут светлее также на этот </w:t>
-      </w:r>
-      <w:proofErr w:type="gramStart"/>
-      <w:r>
-        <w:rPr>
-          <w:rFonts w:cs="Times New Roman"/>
-          <w:szCs w:val="28"/>
-          <w:lang w:val="ru-RU"/>
-        </w:rPr>
-        <w:t>метод</w:t>
-      </w:r>
-      <w:proofErr w:type="gramEnd"/>
-      <w:r>
-        <w:rPr>
-          <w:rFonts w:cs="Times New Roman"/>
-          <w:szCs w:val="28"/>
-          <w:lang w:val="ru-RU"/>
-        </w:rPr>
-        <w:t xml:space="preserve"> очень сильно влияет освещение и наличие теней на участке дороги.</w:t>
+        <w:t xml:space="preserve"> что не позволит определить повреждения этим методом так как поврежденные участки будут светлее также на этот метод очень сильно влияет освещение и наличие теней на участке дороги.</w:t>
       </w:r>
     </w:p>
     <w:p>
@@ -15111,7 +13981,7 @@
           <w:lang w:val="ru-RU"/>
         </w:rPr>
       </w:pPr>
-      <w:bookmarkStart w:id="31" w:name="_Toc165282749"/>
+      <w:bookmarkStart w:id="30" w:name="_Toc165282749"/>
       <w:r>
         <w:rPr>
           <w:rFonts w:cs="Times New Roman"/>
@@ -15121,7 +13991,7 @@
         <w:lastRenderedPageBreak/>
         <w:t>Сравнительный анализ средств обработки изображений и компьютерного зрения.</w:t>
       </w:r>
-      <w:bookmarkEnd w:id="31"/>
+      <w:bookmarkEnd w:id="30"/>
     </w:p>
     <w:p>
       <w:pPr>
@@ -15223,25 +14093,7 @@
           <w:szCs w:val="28"/>
           <w:lang w:val="ru-RU"/>
         </w:rPr>
-        <w:t xml:space="preserve">Кроме статических двухмерных изображений, обрабатывать нужно также изменяющиеся со временем изображения, </w:t>
-      </w:r>
-      <w:proofErr w:type="gramStart"/>
-      <w:r>
-        <w:rPr>
-          <w:rFonts w:cs="Times New Roman"/>
-          <w:szCs w:val="28"/>
-          <w:lang w:val="ru-RU"/>
-        </w:rPr>
-        <w:t>например</w:t>
-      </w:r>
-      <w:proofErr w:type="gramEnd"/>
-      <w:r>
-        <w:rPr>
-          <w:rFonts w:cs="Times New Roman"/>
-          <w:szCs w:val="28"/>
-          <w:lang w:val="ru-RU"/>
-        </w:rPr>
-        <w:t xml:space="preserve"> видео.</w:t>
+        <w:t>Кроме статических двухмерных изображений, обрабатывать нужно также изменяющиеся со временем изображения, например видео.</w:t>
       </w:r>
     </w:p>
     <w:p>
@@ -15373,25 +14225,7 @@
           <w:szCs w:val="28"/>
           <w:lang w:val="ru-RU"/>
         </w:rPr>
-        <w:t xml:space="preserve">AForge.NET – это C# </w:t>
-      </w:r>
-      <w:proofErr w:type="spellStart"/>
-      <w:r>
-        <w:rPr>
-          <w:rFonts w:cs="Times New Roman"/>
-          <w:szCs w:val="28"/>
-          <w:lang w:val="ru-RU"/>
-        </w:rPr>
-        <w:t>фреймворк</w:t>
-      </w:r>
-      <w:proofErr w:type="spellEnd"/>
-      <w:r>
-        <w:rPr>
-          <w:rFonts w:cs="Times New Roman"/>
-          <w:szCs w:val="28"/>
-          <w:lang w:val="ru-RU"/>
-        </w:rPr>
-        <w:t xml:space="preserve"> с открытым кодом предназначенный для разработчиков и исследователей в области компьютерного зрения и искусственного интеллекта.</w:t>
+        <w:t>AForge.NET – это C# фреймворк с открытым кодом предназначенный для разработчиков и исследователей в области компьютерного зрения и искусственного интеллекта.</w:t>
       </w:r>
     </w:p>
     <w:p>
@@ -15416,25 +14250,7 @@
           <w:lang w:val="ru-RU"/>
         </w:rPr>
         <w:lastRenderedPageBreak/>
-        <w:t xml:space="preserve">AForge.NET содержит набор функций для обработки изображений, многообразные фильтры и инструменты, предназначенные для решения задач машинного зрения и анализа изображений. Также </w:t>
-      </w:r>
-      <w:proofErr w:type="spellStart"/>
-      <w:r>
-        <w:rPr>
-          <w:rFonts w:cs="Times New Roman"/>
-          <w:szCs w:val="28"/>
-          <w:lang w:val="ru-RU"/>
-        </w:rPr>
-        <w:t>фреймворк</w:t>
-      </w:r>
-      <w:proofErr w:type="spellEnd"/>
-      <w:r>
-        <w:rPr>
-          <w:rFonts w:cs="Times New Roman"/>
-          <w:szCs w:val="28"/>
-          <w:lang w:val="ru-RU"/>
-        </w:rPr>
-        <w:t xml:space="preserve"> содержит библиотеку нейронных сетей, реализующую некоторые популярные концепции нейронной сети и применимую к целому ряду проблем, которые могут быть решены с использованием сетей контролируемых алгоритмов обучения, или из самоорганизующихся сетей с использованием неконтролируемых алгоритмов обучения. Кроме того, AForge.NET содержит реализацию нескольких популярных эволюционных алгоритмов, таких как генетические алгоритмы, алгоритмы генетического программирования и программирование генных выражений. Это делает возможным его использование во многих разных типах проблем </w:t>
+        <w:t xml:space="preserve">AForge.NET содержит набор функций для обработки изображений, многообразные фильтры и инструменты, предназначенные для решения задач машинного зрения и анализа изображений. Также фреймворк содержит библиотеку нейронных сетей, реализующую некоторые популярные концепции нейронной сети и применимую к целому ряду проблем, которые могут быть решены с использованием сетей контролируемых алгоритмов обучения, или из самоорганизующихся сетей с использованием неконтролируемых алгоритмов обучения. Кроме того, AForge.NET содержит реализацию нескольких популярных эволюционных алгоритмов, таких как генетические алгоритмы, алгоритмы генетического программирования и программирование генных выражений. Это делает возможным его использование во многих разных типах проблем </w:t>
       </w:r>
       <w:r>
         <w:rPr>
@@ -15474,25 +14290,7 @@
           <w:szCs w:val="28"/>
           <w:lang w:val="ru-RU"/>
         </w:rPr>
-        <w:t xml:space="preserve">MATLAB – пакет прикладных программ для числового анализа, а также язык программирования, используемый в данном пакете. Система создана компанией </w:t>
-      </w:r>
-      <w:proofErr w:type="spellStart"/>
-      <w:r>
-        <w:rPr>
-          <w:rFonts w:cs="Times New Roman"/>
-          <w:szCs w:val="28"/>
-          <w:lang w:val="ru-RU"/>
-        </w:rPr>
-        <w:t>The</w:t>
-      </w:r>
-      <w:proofErr w:type="spellEnd"/>
-      <w:r>
-        <w:rPr>
-          <w:rFonts w:cs="Times New Roman"/>
-          <w:szCs w:val="28"/>
-          <w:lang w:val="ru-RU"/>
-        </w:rPr>
-        <w:t xml:space="preserve"> </w:t>
+        <w:t xml:space="preserve">MATLAB – пакет прикладных программ для числового анализа, а также язык программирования, используемый в данном пакете. Система создана компанией The </w:t>
       </w:r>
       <w:proofErr w:type="spellStart"/>
       <w:r>
@@ -15528,6 +14326,14 @@
           <w:lang w:val="ru-RU"/>
         </w:rPr>
       </w:pPr>
+      <w:r>
+        <w:rPr>
+          <w:rFonts w:cs="Times New Roman"/>
+          <w:szCs w:val="28"/>
+          <w:lang w:val="ru-RU"/>
+        </w:rPr>
+        <w:t xml:space="preserve">Image Processing </w:t>
+      </w:r>
       <w:proofErr w:type="spellStart"/>
       <w:r>
         <w:rPr>
@@ -15535,7 +14341,7 @@
           <w:szCs w:val="28"/>
           <w:lang w:val="ru-RU"/>
         </w:rPr>
-        <w:t>Image</w:t>
+        <w:t>Toolbox</w:t>
       </w:r>
       <w:proofErr w:type="spellEnd"/>
       <w:r>
@@ -15544,79 +14350,7 @@
           <w:szCs w:val="28"/>
           <w:lang w:val="ru-RU"/>
         </w:rPr>
-        <w:t xml:space="preserve"> </w:t>
-      </w:r>
-      <w:proofErr w:type="spellStart"/>
-      <w:r>
-        <w:rPr>
-          <w:rFonts w:cs="Times New Roman"/>
-          <w:szCs w:val="28"/>
-          <w:lang w:val="ru-RU"/>
-        </w:rPr>
-        <w:t>Processing</w:t>
-      </w:r>
-      <w:proofErr w:type="spellEnd"/>
-      <w:r>
-        <w:rPr>
-          <w:rFonts w:cs="Times New Roman"/>
-          <w:szCs w:val="28"/>
-          <w:lang w:val="ru-RU"/>
-        </w:rPr>
-        <w:t xml:space="preserve"> </w:t>
-      </w:r>
-      <w:proofErr w:type="spellStart"/>
-      <w:r>
-        <w:rPr>
-          <w:rFonts w:cs="Times New Roman"/>
-          <w:szCs w:val="28"/>
-          <w:lang w:val="ru-RU"/>
-        </w:rPr>
-        <w:t>Toolbox</w:t>
-      </w:r>
-      <w:proofErr w:type="spellEnd"/>
-      <w:r>
-        <w:rPr>
-          <w:rFonts w:cs="Times New Roman"/>
-          <w:szCs w:val="28"/>
-          <w:lang w:val="ru-RU"/>
-        </w:rPr>
-        <w:t xml:space="preserve"> – это пакет расширения MATLAB, содержащий полный набор типовых эталонных алгоритмов для обработки и анализа изображений, в том числе функций фильтрации, частотного анализа, улучшения изображений, морфологического анализа и распознавания. Все функции пакета написаны на открытом языке MATLAB, что позволяет пользователю контролировать выполнение алгоритмов, изменять исходный код, а также создавать свои функции и процедуры. </w:t>
-      </w:r>
-      <w:proofErr w:type="spellStart"/>
-      <w:r>
-        <w:rPr>
-          <w:rFonts w:cs="Times New Roman"/>
-          <w:szCs w:val="28"/>
-          <w:lang w:val="ru-RU"/>
-        </w:rPr>
-        <w:t>Image</w:t>
-      </w:r>
-      <w:proofErr w:type="spellEnd"/>
-      <w:r>
-        <w:rPr>
-          <w:rFonts w:cs="Times New Roman"/>
-          <w:szCs w:val="28"/>
-          <w:lang w:val="ru-RU"/>
-        </w:rPr>
-        <w:t xml:space="preserve"> </w:t>
-      </w:r>
-      <w:proofErr w:type="spellStart"/>
-      <w:r>
-        <w:rPr>
-          <w:rFonts w:cs="Times New Roman"/>
-          <w:szCs w:val="28"/>
-          <w:lang w:val="ru-RU"/>
-        </w:rPr>
-        <w:t>Processing</w:t>
-      </w:r>
-      <w:proofErr w:type="spellEnd"/>
-      <w:r>
-        <w:rPr>
-          <w:rFonts w:cs="Times New Roman"/>
-          <w:szCs w:val="28"/>
-          <w:lang w:val="ru-RU"/>
-        </w:rPr>
-        <w:t xml:space="preserve"> </w:t>
+        <w:t xml:space="preserve"> – это пакет расширения MATLAB, содержащий полный набор типовых эталонных алгоритмов для обработки и анализа изображений, в том числе функций фильтрации, частотного анализа, улучшения изображений, морфологического анализа и распознавания. Все функции пакета написаны на открытом языке MATLAB, что позволяет пользователю контролировать выполнение алгоритмов, изменять исходный код, а также создавать свои функции и процедуры. Image Processing </w:t>
       </w:r>
       <w:proofErr w:type="spellStart"/>
       <w:r>
@@ -15683,43 +14417,7 @@
           <w:szCs w:val="28"/>
           <w:lang w:val="ru-RU"/>
         </w:rPr>
-        <w:t xml:space="preserve">Компьютер </w:t>
-      </w:r>
-      <w:proofErr w:type="spellStart"/>
-      <w:r>
-        <w:rPr>
-          <w:rFonts w:cs="Times New Roman"/>
-          <w:szCs w:val="28"/>
-          <w:lang w:val="ru-RU"/>
-        </w:rPr>
-        <w:t>Vision</w:t>
-      </w:r>
-      <w:proofErr w:type="spellEnd"/>
-      <w:r>
-        <w:rPr>
-          <w:rFonts w:cs="Times New Roman"/>
-          <w:szCs w:val="28"/>
-          <w:lang w:val="ru-RU"/>
-        </w:rPr>
-        <w:t xml:space="preserve"> </w:t>
-      </w:r>
-      <w:proofErr w:type="spellStart"/>
-      <w:r>
-        <w:rPr>
-          <w:rFonts w:cs="Times New Roman"/>
-          <w:szCs w:val="28"/>
-          <w:lang w:val="ru-RU"/>
-        </w:rPr>
-        <w:t>System</w:t>
-      </w:r>
-      <w:proofErr w:type="spellEnd"/>
-      <w:r>
-        <w:rPr>
-          <w:rFonts w:cs="Times New Roman"/>
-          <w:szCs w:val="28"/>
-          <w:lang w:val="ru-RU"/>
-        </w:rPr>
-        <w:t xml:space="preserve"> </w:t>
+        <w:t xml:space="preserve">Компьютер Vision System </w:t>
       </w:r>
       <w:proofErr w:type="spellStart"/>
       <w:r>
@@ -15789,79 +14487,7 @@
           <w:szCs w:val="28"/>
           <w:lang w:val="ru-RU"/>
         </w:rPr>
-        <w:t xml:space="preserve"> (англ. </w:t>
-      </w:r>
-      <w:proofErr w:type="spellStart"/>
-      <w:r>
-        <w:rPr>
-          <w:rFonts w:cs="Times New Roman"/>
-          <w:szCs w:val="28"/>
-          <w:lang w:val="ru-RU"/>
-        </w:rPr>
-        <w:t>Open</w:t>
-      </w:r>
-      <w:proofErr w:type="spellEnd"/>
-      <w:r>
-        <w:rPr>
-          <w:rFonts w:cs="Times New Roman"/>
-          <w:szCs w:val="28"/>
-          <w:lang w:val="ru-RU"/>
-        </w:rPr>
-        <w:t xml:space="preserve"> </w:t>
-      </w:r>
-      <w:proofErr w:type="spellStart"/>
-      <w:r>
-        <w:rPr>
-          <w:rFonts w:cs="Times New Roman"/>
-          <w:szCs w:val="28"/>
-          <w:lang w:val="ru-RU"/>
-        </w:rPr>
-        <w:t>Source</w:t>
-      </w:r>
-      <w:proofErr w:type="spellEnd"/>
-      <w:r>
-        <w:rPr>
-          <w:rFonts w:cs="Times New Roman"/>
-          <w:szCs w:val="28"/>
-          <w:lang w:val="ru-RU"/>
-        </w:rPr>
-        <w:t xml:space="preserve"> Компьютер </w:t>
-      </w:r>
-      <w:proofErr w:type="spellStart"/>
-      <w:r>
-        <w:rPr>
-          <w:rFonts w:cs="Times New Roman"/>
-          <w:szCs w:val="28"/>
-          <w:lang w:val="ru-RU"/>
-        </w:rPr>
-        <w:t>Vision</w:t>
-      </w:r>
-      <w:proofErr w:type="spellEnd"/>
-      <w:r>
-        <w:rPr>
-          <w:rFonts w:cs="Times New Roman"/>
-          <w:szCs w:val="28"/>
-          <w:lang w:val="ru-RU"/>
-        </w:rPr>
-        <w:t xml:space="preserve"> </w:t>
-      </w:r>
-      <w:proofErr w:type="spellStart"/>
-      <w:r>
-        <w:rPr>
-          <w:rFonts w:cs="Times New Roman"/>
-          <w:szCs w:val="28"/>
-          <w:lang w:val="ru-RU"/>
-        </w:rPr>
-        <w:t>Library</w:t>
-      </w:r>
-      <w:proofErr w:type="spellEnd"/>
-      <w:r>
-        <w:rPr>
-          <w:rFonts w:cs="Times New Roman"/>
-          <w:szCs w:val="28"/>
-          <w:lang w:val="ru-RU"/>
-        </w:rPr>
-        <w:t>, библиотека компьютерного зрения с открытым кодом) - библиотека функций и алгоритмов компьютерного зрения, обработки изображений и многочисленных алгоритмов общего назначения с открытым кодом. Библиотека предоставляет средства для обработки и анализа содержимого изображений, в том числе распознавание объектов на фотографиях (например, лиц и фигур людей, текста и т.п.), отслеживание движения объектов, преобразование изображений, применение методов машинного обучения и выявление общих элементов на разных изображениях.</w:t>
+        <w:t xml:space="preserve"> (англ. Open Source Компьютер Vision Library, библиотека компьютерного зрения с открытым кодом) - библиотека функций и алгоритмов компьютерного зрения, обработки изображений и многочисленных алгоритмов общего назначения с открытым кодом. Библиотека предоставляет средства для обработки и анализа содержимого изображений, в том числе распознавание объектов на фотографиях (например, лиц и фигур людей, текста и т.п.), отслеживание движения объектов, преобразование изображений, применение методов машинного обучения и выявление общих элементов на разных изображениях.</w:t>
       </w:r>
     </w:p>
     <w:p>
@@ -15895,61 +14521,7 @@
           <w:szCs w:val="28"/>
           <w:lang w:val="ru-RU"/>
         </w:rPr>
-        <w:t xml:space="preserve"> написана на C++ и ее основной интерфейс также реализован на C++, но библиотека до сих пор представляет более старый C интерфейс. На данный момент реализован интерфейс на языках </w:t>
-      </w:r>
-      <w:proofErr w:type="spellStart"/>
-      <w:r>
-        <w:rPr>
-          <w:rFonts w:cs="Times New Roman"/>
-          <w:szCs w:val="28"/>
-          <w:lang w:val="ru-RU"/>
-        </w:rPr>
-        <w:t>Python</w:t>
-      </w:r>
-      <w:proofErr w:type="spellEnd"/>
-      <w:r>
-        <w:rPr>
-          <w:rFonts w:cs="Times New Roman"/>
-          <w:szCs w:val="28"/>
-          <w:lang w:val="ru-RU"/>
-        </w:rPr>
-        <w:t xml:space="preserve">, </w:t>
-      </w:r>
-      <w:proofErr w:type="spellStart"/>
-      <w:r>
-        <w:rPr>
-          <w:rFonts w:cs="Times New Roman"/>
-          <w:szCs w:val="28"/>
-          <w:lang w:val="ru-RU"/>
-        </w:rPr>
-        <w:t>Java</w:t>
-      </w:r>
-      <w:proofErr w:type="spellEnd"/>
-      <w:r>
-        <w:rPr>
-          <w:rFonts w:cs="Times New Roman"/>
-          <w:szCs w:val="28"/>
-          <w:lang w:val="ru-RU"/>
-        </w:rPr>
-        <w:t xml:space="preserve"> и MATLAB/OCTAVE (начиная с версии 2.5). API для этих интерфейсов можно найти в онлайн документации. Оболочки для других языков, таких как C#, CH, </w:t>
-      </w:r>
-      <w:proofErr w:type="spellStart"/>
-      <w:r>
-        <w:rPr>
-          <w:rFonts w:cs="Times New Roman"/>
-          <w:szCs w:val="28"/>
-          <w:lang w:val="ru-RU"/>
-        </w:rPr>
-        <w:t>Ruby</w:t>
-      </w:r>
-      <w:proofErr w:type="spellEnd"/>
-      <w:r>
-        <w:rPr>
-          <w:rFonts w:cs="Times New Roman"/>
-          <w:szCs w:val="28"/>
-          <w:lang w:val="ru-RU"/>
-        </w:rPr>
-        <w:t xml:space="preserve">, были разработаны с целью охвата более широкой аудитории. Все новые разработки и алгоритмы </w:t>
+        <w:t xml:space="preserve"> написана на C++ и ее основной интерфейс также реализован на C++, но библиотека до сих пор представляет более старый C интерфейс. На данный момент реализован интерфейс на языках Python, Java и MATLAB/OCTAVE (начиная с версии 2.5). API для этих интерфейсов можно найти в онлайн документации. Оболочки для других языков, таких как C#, CH, Ruby, были разработаны с целью охвата более широкой аудитории. Все новые разработки и алгоритмы </w:t>
       </w:r>
       <w:proofErr w:type="spellStart"/>
       <w:r>
@@ -16154,7 +14726,7 @@
           <w:lang w:val="ru-RU"/>
         </w:rPr>
       </w:pPr>
-      <w:bookmarkStart w:id="32" w:name="_Toc165282750"/>
+      <w:bookmarkStart w:id="31" w:name="_Toc165282750"/>
       <w:r>
         <w:rPr>
           <w:rFonts w:cs="Times New Roman"/>
@@ -16163,7 +14735,7 @@
         </w:rPr>
         <w:t>Общие сведения об избранной библиотеке</w:t>
       </w:r>
-      <w:bookmarkEnd w:id="32"/>
+      <w:bookmarkEnd w:id="31"/>
       <w:r>
         <w:rPr>
           <w:rFonts w:cs="Times New Roman"/>
@@ -16226,7 +14798,7 @@
           <w:szCs w:val="28"/>
           <w:lang w:val="ru-RU"/>
         </w:rPr>
-        <w:t xml:space="preserve"> CV, которая является платформой .</w:t>
+        <w:t xml:space="preserve"> CV, которая является платформой .Net для библиотеки обработки изображений </w:t>
       </w:r>
       <w:proofErr w:type="spellStart"/>
       <w:r>
@@ -16235,7 +14807,7 @@
           <w:szCs w:val="28"/>
           <w:lang w:val="ru-RU"/>
         </w:rPr>
-        <w:t>Net</w:t>
+        <w:t>OpenCV</w:t>
       </w:r>
       <w:proofErr w:type="spellEnd"/>
       <w:r>
@@ -16244,7 +14816,7 @@
           <w:szCs w:val="28"/>
           <w:lang w:val="ru-RU"/>
         </w:rPr>
-        <w:t xml:space="preserve"> для библиотеки обработки изображений </w:t>
+        <w:t xml:space="preserve">. Разрешение </w:t>
       </w:r>
       <w:proofErr w:type="spellStart"/>
       <w:r>
@@ -16262,7 +14834,23 @@
           <w:szCs w:val="28"/>
           <w:lang w:val="ru-RU"/>
         </w:rPr>
-        <w:t xml:space="preserve">. Разрешение </w:t>
+        <w:t xml:space="preserve"> функций</w:t>
+      </w:r>
+      <w:r>
+        <w:rPr>
+          <w:rFonts w:cs="Times New Roman"/>
+          <w:szCs w:val="28"/>
+          <w:lang w:val="ru-RU"/>
+        </w:rPr>
+        <w:t>,</w:t>
+      </w:r>
+      <w:r>
+        <w:rPr>
+          <w:rFonts w:cs="Times New Roman"/>
+          <w:szCs w:val="28"/>
+          <w:lang w:val="ru-RU"/>
+        </w:rPr>
+        <w:t xml:space="preserve"> которые нужно использовать в .NET совместимых языках таких как C#, VB, VC++, </w:t>
       </w:r>
       <w:proofErr w:type="spellStart"/>
       <w:r>
@@ -16271,7 +14859,7 @@
           <w:szCs w:val="28"/>
           <w:lang w:val="ru-RU"/>
         </w:rPr>
-        <w:t>OpenCV</w:t>
+        <w:t>IronPythonт.д</w:t>
       </w:r>
       <w:proofErr w:type="spellEnd"/>
       <w:r>
@@ -16280,23 +14868,7 @@
           <w:szCs w:val="28"/>
           <w:lang w:val="ru-RU"/>
         </w:rPr>
-        <w:t xml:space="preserve"> функций</w:t>
-      </w:r>
-      <w:r>
-        <w:rPr>
-          <w:rFonts w:cs="Times New Roman"/>
-          <w:szCs w:val="28"/>
-          <w:lang w:val="ru-RU"/>
-        </w:rPr>
-        <w:t>,</w:t>
-      </w:r>
-      <w:r>
-        <w:rPr>
-          <w:rFonts w:cs="Times New Roman"/>
-          <w:szCs w:val="28"/>
-          <w:lang w:val="ru-RU"/>
-        </w:rPr>
-        <w:t xml:space="preserve"> которые нужно использовать в .NET совместимых языках таких как C#, VB, VC++, </w:t>
+        <w:t xml:space="preserve">. Оболочка может быть составлена Visual Studio, </w:t>
       </w:r>
       <w:proofErr w:type="spellStart"/>
       <w:r>
@@ -16305,7 +14877,7 @@
           <w:szCs w:val="28"/>
           <w:lang w:val="ru-RU"/>
         </w:rPr>
-        <w:t>IronPythonт.д</w:t>
+        <w:t>Xamarin</w:t>
       </w:r>
       <w:proofErr w:type="spellEnd"/>
       <w:r>
@@ -16314,7 +14886,7 @@
           <w:szCs w:val="28"/>
           <w:lang w:val="ru-RU"/>
         </w:rPr>
-        <w:t xml:space="preserve">. Оболочка может быть составлена </w:t>
+        <w:t xml:space="preserve"> студии и единства, он может работать на Windows, Linux, Mac OS X, прошивкой, </w:t>
       </w:r>
       <w:proofErr w:type="spellStart"/>
       <w:r>
@@ -16323,7 +14895,7 @@
           <w:szCs w:val="28"/>
           <w:lang w:val="ru-RU"/>
         </w:rPr>
-        <w:t>Visual</w:t>
+        <w:t>Android</w:t>
       </w:r>
       <w:proofErr w:type="spellEnd"/>
       <w:r>
@@ -16332,151 +14904,7 @@
           <w:szCs w:val="28"/>
           <w:lang w:val="ru-RU"/>
         </w:rPr>
-        <w:t xml:space="preserve"> </w:t>
-      </w:r>
-      <w:proofErr w:type="spellStart"/>
-      <w:r>
-        <w:rPr>
-          <w:rFonts w:cs="Times New Roman"/>
-          <w:szCs w:val="28"/>
-          <w:lang w:val="ru-RU"/>
-        </w:rPr>
-        <w:t>Studio</w:t>
-      </w:r>
-      <w:proofErr w:type="spellEnd"/>
-      <w:r>
-        <w:rPr>
-          <w:rFonts w:cs="Times New Roman"/>
-          <w:szCs w:val="28"/>
-          <w:lang w:val="ru-RU"/>
-        </w:rPr>
-        <w:t xml:space="preserve">, </w:t>
-      </w:r>
-      <w:proofErr w:type="spellStart"/>
-      <w:r>
-        <w:rPr>
-          <w:rFonts w:cs="Times New Roman"/>
-          <w:szCs w:val="28"/>
-          <w:lang w:val="ru-RU"/>
-        </w:rPr>
-        <w:t>Xamarin</w:t>
-      </w:r>
-      <w:proofErr w:type="spellEnd"/>
-      <w:r>
-        <w:rPr>
-          <w:rFonts w:cs="Times New Roman"/>
-          <w:szCs w:val="28"/>
-          <w:lang w:val="ru-RU"/>
-        </w:rPr>
-        <w:t xml:space="preserve"> студии и единства, он может работать на </w:t>
-      </w:r>
-      <w:proofErr w:type="spellStart"/>
-      <w:r>
-        <w:rPr>
-          <w:rFonts w:cs="Times New Roman"/>
-          <w:szCs w:val="28"/>
-          <w:lang w:val="ru-RU"/>
-        </w:rPr>
-        <w:t>Windows</w:t>
-      </w:r>
-      <w:proofErr w:type="spellEnd"/>
-      <w:r>
-        <w:rPr>
-          <w:rFonts w:cs="Times New Roman"/>
-          <w:szCs w:val="28"/>
-          <w:lang w:val="ru-RU"/>
-        </w:rPr>
-        <w:t xml:space="preserve">, </w:t>
-      </w:r>
-      <w:proofErr w:type="spellStart"/>
-      <w:r>
-        <w:rPr>
-          <w:rFonts w:cs="Times New Roman"/>
-          <w:szCs w:val="28"/>
-          <w:lang w:val="ru-RU"/>
-        </w:rPr>
-        <w:t>Linux</w:t>
-      </w:r>
-      <w:proofErr w:type="spellEnd"/>
-      <w:r>
-        <w:rPr>
-          <w:rFonts w:cs="Times New Roman"/>
-          <w:szCs w:val="28"/>
-          <w:lang w:val="ru-RU"/>
-        </w:rPr>
-        <w:t xml:space="preserve">, </w:t>
-      </w:r>
-      <w:proofErr w:type="spellStart"/>
-      <w:r>
-        <w:rPr>
-          <w:rFonts w:cs="Times New Roman"/>
-          <w:szCs w:val="28"/>
-          <w:lang w:val="ru-RU"/>
-        </w:rPr>
-        <w:t>Mac</w:t>
-      </w:r>
-      <w:proofErr w:type="spellEnd"/>
-      <w:r>
-        <w:rPr>
-          <w:rFonts w:cs="Times New Roman"/>
-          <w:szCs w:val="28"/>
-          <w:lang w:val="ru-RU"/>
-        </w:rPr>
-        <w:t xml:space="preserve"> OS X, прошивкой, </w:t>
-      </w:r>
-      <w:proofErr w:type="spellStart"/>
-      <w:r>
-        <w:rPr>
-          <w:rFonts w:cs="Times New Roman"/>
-          <w:szCs w:val="28"/>
-          <w:lang w:val="ru-RU"/>
-        </w:rPr>
-        <w:t>Android</w:t>
-      </w:r>
-      <w:proofErr w:type="spellEnd"/>
-      <w:r>
-        <w:rPr>
-          <w:rFonts w:cs="Times New Roman"/>
-          <w:szCs w:val="28"/>
-          <w:lang w:val="ru-RU"/>
-        </w:rPr>
-        <w:t xml:space="preserve"> и </w:t>
-      </w:r>
-      <w:proofErr w:type="spellStart"/>
-      <w:r>
-        <w:rPr>
-          <w:rFonts w:cs="Times New Roman"/>
-          <w:szCs w:val="28"/>
-          <w:lang w:val="ru-RU"/>
-        </w:rPr>
-        <w:t>Windows</w:t>
-      </w:r>
-      <w:proofErr w:type="spellEnd"/>
-      <w:r>
-        <w:rPr>
-          <w:rFonts w:cs="Times New Roman"/>
-          <w:szCs w:val="28"/>
-          <w:lang w:val="ru-RU"/>
-        </w:rPr>
-        <w:t xml:space="preserve"> </w:t>
-      </w:r>
-      <w:proofErr w:type="spellStart"/>
-      <w:r>
-        <w:rPr>
-          <w:rFonts w:cs="Times New Roman"/>
-          <w:szCs w:val="28"/>
-          <w:lang w:val="ru-RU"/>
-        </w:rPr>
-        <w:t>Phone</w:t>
-      </w:r>
-      <w:proofErr w:type="spellEnd"/>
-      <w:r>
-        <w:rPr>
-          <w:rFonts w:cs="Times New Roman"/>
-          <w:szCs w:val="28"/>
-          <w:lang w:val="ru-RU"/>
-        </w:rPr>
-        <w:t>.</w:t>
+        <w:t xml:space="preserve"> и Windows Phone.</w:t>
       </w:r>
     </w:p>
     <w:p>
@@ -17120,25 +15548,7 @@
           <w:szCs w:val="28"/>
           <w:lang w:val="ru-RU"/>
         </w:rPr>
-        <w:t xml:space="preserve">функции для организации простого UI (все </w:t>
-      </w:r>
-      <w:proofErr w:type="spellStart"/>
-      <w:r>
-        <w:rPr>
-          <w:rFonts w:cs="Times New Roman"/>
-          <w:szCs w:val="28"/>
-          <w:lang w:val="ru-RU"/>
-        </w:rPr>
-        <w:t>демо</w:t>
-      </w:r>
-      <w:proofErr w:type="spellEnd"/>
-      <w:r>
-        <w:rPr>
-          <w:rFonts w:cs="Times New Roman"/>
-          <w:szCs w:val="28"/>
-          <w:lang w:val="ru-RU"/>
-        </w:rPr>
-        <w:t xml:space="preserve"> приложения используют </w:t>
+        <w:t xml:space="preserve">функции для организации простого UI (все демо приложения используют </w:t>
       </w:r>
       <w:proofErr w:type="spellStart"/>
       <w:r>
@@ -18212,25 +16622,7 @@
           <w:szCs w:val="28"/>
           <w:lang w:val="ru-RU"/>
         </w:rPr>
-        <w:t xml:space="preserve"> за счет CUDA (</w:t>
-      </w:r>
-      <w:proofErr w:type="spellStart"/>
-      <w:r>
-        <w:rPr>
-          <w:rFonts w:cs="Times New Roman"/>
-          <w:szCs w:val="28"/>
-          <w:lang w:val="ru-RU"/>
-        </w:rPr>
-        <w:t>NVidia</w:t>
-      </w:r>
-      <w:proofErr w:type="spellEnd"/>
-      <w:r>
-        <w:rPr>
-          <w:rFonts w:cs="Times New Roman"/>
-          <w:szCs w:val="28"/>
-          <w:lang w:val="ru-RU"/>
-        </w:rPr>
-        <w:t>) [10, 12].</w:t>
+        <w:t xml:space="preserve"> за счет CUDA (NVidia) [10, 12].</w:t>
       </w:r>
     </w:p>
     <w:p>
@@ -18264,61 +16656,7 @@
           <w:szCs w:val="28"/>
           <w:lang w:val="ru-RU"/>
         </w:rPr>
-        <w:t xml:space="preserve"> написана на C++ и ее основной интерфейс также реализован на C++, но библиотека до сих пор представляет более старый C интерфейс. На данный момент реализован интерфейс на языках </w:t>
-      </w:r>
-      <w:proofErr w:type="spellStart"/>
-      <w:r>
-        <w:rPr>
-          <w:rFonts w:cs="Times New Roman"/>
-          <w:szCs w:val="28"/>
-          <w:lang w:val="ru-RU"/>
-        </w:rPr>
-        <w:t>Python</w:t>
-      </w:r>
-      <w:proofErr w:type="spellEnd"/>
-      <w:r>
-        <w:rPr>
-          <w:rFonts w:cs="Times New Roman"/>
-          <w:szCs w:val="28"/>
-          <w:lang w:val="ru-RU"/>
-        </w:rPr>
-        <w:t xml:space="preserve">, </w:t>
-      </w:r>
-      <w:proofErr w:type="spellStart"/>
-      <w:r>
-        <w:rPr>
-          <w:rFonts w:cs="Times New Roman"/>
-          <w:szCs w:val="28"/>
-          <w:lang w:val="ru-RU"/>
-        </w:rPr>
-        <w:t>Java</w:t>
-      </w:r>
-      <w:proofErr w:type="spellEnd"/>
-      <w:r>
-        <w:rPr>
-          <w:rFonts w:cs="Times New Roman"/>
-          <w:szCs w:val="28"/>
-          <w:lang w:val="ru-RU"/>
-        </w:rPr>
-        <w:t xml:space="preserve"> и MATLAB/OCTAVE. Оболочки для других языков, таких как C#, CH, </w:t>
-      </w:r>
-      <w:proofErr w:type="spellStart"/>
-      <w:r>
-        <w:rPr>
-          <w:rFonts w:cs="Times New Roman"/>
-          <w:szCs w:val="28"/>
-          <w:lang w:val="ru-RU"/>
-        </w:rPr>
-        <w:t>Ruby</w:t>
-      </w:r>
-      <w:proofErr w:type="spellEnd"/>
-      <w:r>
-        <w:rPr>
-          <w:rFonts w:cs="Times New Roman"/>
-          <w:szCs w:val="28"/>
-          <w:lang w:val="ru-RU"/>
-        </w:rPr>
-        <w:t>, были разработаны с целью охвата более широкой аудитории. Так как для работы используется язык программирования C# была выбрана кросс-</w:t>
+        <w:t xml:space="preserve"> написана на C++ и ее основной интерфейс также реализован на C++, но библиотека до сих пор представляет более старый C интерфейс. На данный момент реализован интерфейс на языках Python, Java и MATLAB/OCTAVE. Оболочки для других языков, таких как C#, CH, Ruby, были разработаны с целью охвата более широкой аудитории. Так как для работы используется язык программирования C# была выбрана кросс-</w:t>
       </w:r>
       <w:r>
         <w:rPr>
@@ -18327,25 +16665,7 @@
           <w:lang w:val="ru-RU"/>
         </w:rPr>
         <w:lastRenderedPageBreak/>
-        <w:t>платформа .</w:t>
-      </w:r>
-      <w:proofErr w:type="spellStart"/>
-      <w:r>
-        <w:rPr>
-          <w:rFonts w:cs="Times New Roman"/>
-          <w:szCs w:val="28"/>
-          <w:lang w:val="ru-RU"/>
-        </w:rPr>
-        <w:t>Net</w:t>
-      </w:r>
-      <w:proofErr w:type="spellEnd"/>
-      <w:r>
-        <w:rPr>
-          <w:rFonts w:cs="Times New Roman"/>
-          <w:szCs w:val="28"/>
-          <w:lang w:val="ru-RU"/>
-        </w:rPr>
-        <w:t xml:space="preserve"> для библиотеки обработки изображений </w:t>
+        <w:t xml:space="preserve">платформа .Net для библиотеки обработки изображений </w:t>
       </w:r>
       <w:proofErr w:type="spellStart"/>
       <w:r>
@@ -18498,7 +16818,6 @@
           <w:lang w:val="ru-RU" w:eastAsia="ja-JP"/>
         </w:rPr>
       </w:pPr>
-      <w:proofErr w:type="spellStart"/>
       <w:r>
         <w:rPr>
           <w:rFonts w:eastAsia="Times New Roman" w:cs="Times New Roman"/>
@@ -18507,18 +16826,7 @@
           <w:shd w:val="clear" w:color="auto" w:fill="FFFFFF"/>
           <w:lang w:val="en-US" w:eastAsia="ja-JP"/>
         </w:rPr>
-        <w:t>OpenCV</w:t>
-      </w:r>
-      <w:proofErr w:type="spellEnd"/>
-      <w:r>
-        <w:rPr>
-          <w:rFonts w:eastAsia="Times New Roman" w:cs="Times New Roman"/>
-          <w:color w:val="000000"/>
-          <w:szCs w:val="28"/>
-          <w:shd w:val="clear" w:color="auto" w:fill="FFFFFF"/>
-          <w:lang w:val="en-US" w:eastAsia="ja-JP"/>
-        </w:rPr>
-        <w:t xml:space="preserve"> #;</w:t>
+        <w:t>OpenCV #;</w:t>
       </w:r>
     </w:p>
     <w:p>
@@ -19544,7 +17852,6 @@
                 <w:lang w:val="ru-RU" w:eastAsia="ja-JP"/>
               </w:rPr>
             </w:pPr>
-            <w:proofErr w:type="spellStart"/>
             <w:r>
               <w:rPr>
                 <w:rFonts w:eastAsia="Times New Roman" w:cs="Times New Roman"/>
@@ -19552,17 +17859,7 @@
                 <w:szCs w:val="28"/>
                 <w:lang w:val="ru-RU" w:eastAsia="ja-JP"/>
               </w:rPr>
-              <w:t>Intel</w:t>
-            </w:r>
-            <w:proofErr w:type="spellEnd"/>
-            <w:r>
-              <w:rPr>
-                <w:rFonts w:eastAsia="Times New Roman" w:cs="Times New Roman"/>
-                <w:color w:val="000000"/>
-                <w:szCs w:val="28"/>
-                <w:lang w:val="ru-RU" w:eastAsia="ja-JP"/>
-              </w:rPr>
-              <w:t xml:space="preserve"> TBB</w:t>
+              <w:t>Intel TBB</w:t>
             </w:r>
           </w:p>
         </w:tc>
@@ -19674,7 +17971,6 @@
                 <w:lang w:val="ru-RU" w:eastAsia="ja-JP"/>
               </w:rPr>
             </w:pPr>
-            <w:proofErr w:type="spellStart"/>
             <w:r>
               <w:rPr>
                 <w:rFonts w:eastAsia="Times New Roman" w:cs="Times New Roman"/>
@@ -19682,17 +17978,7 @@
                 <w:szCs w:val="28"/>
                 <w:lang w:val="ru-RU" w:eastAsia="ja-JP"/>
               </w:rPr>
-              <w:t>Intel</w:t>
-            </w:r>
-            <w:proofErr w:type="spellEnd"/>
-            <w:r>
-              <w:rPr>
-                <w:rFonts w:eastAsia="Times New Roman" w:cs="Times New Roman"/>
-                <w:color w:val="000000"/>
-                <w:szCs w:val="28"/>
-                <w:lang w:val="ru-RU" w:eastAsia="ja-JP"/>
-              </w:rPr>
-              <w:t xml:space="preserve"> IPP</w:t>
+              <w:t>Intel IPP</w:t>
             </w:r>
           </w:p>
         </w:tc>
@@ -19804,7 +18090,6 @@
                 <w:lang w:val="ru-RU" w:eastAsia="ja-JP"/>
               </w:rPr>
             </w:pPr>
-            <w:proofErr w:type="spellStart"/>
             <w:r>
               <w:rPr>
                 <w:rFonts w:eastAsia="Times New Roman" w:cs="Times New Roman"/>
@@ -19812,17 +18097,7 @@
                 <w:szCs w:val="28"/>
                 <w:lang w:val="ru-RU" w:eastAsia="ja-JP"/>
               </w:rPr>
-              <w:t>Intel</w:t>
-            </w:r>
-            <w:proofErr w:type="spellEnd"/>
-            <w:r>
-              <w:rPr>
-                <w:rFonts w:eastAsia="Times New Roman" w:cs="Times New Roman"/>
-                <w:color w:val="000000"/>
-                <w:szCs w:val="28"/>
-                <w:lang w:val="ru-RU" w:eastAsia="ja-JP"/>
-              </w:rPr>
-              <w:t xml:space="preserve"> C++</w:t>
+              <w:t>Intel C++</w:t>
             </w:r>
           </w:p>
         </w:tc>
@@ -20347,6 +18622,15 @@
                 <w:lang w:val="ru-RU" w:eastAsia="ja-JP"/>
               </w:rPr>
             </w:pPr>
+            <w:r>
+              <w:rPr>
+                <w:rFonts w:eastAsia="Times New Roman" w:cs="Times New Roman"/>
+                <w:color w:val="000000"/>
+                <w:szCs w:val="28"/>
+                <w:lang w:val="ru-RU" w:eastAsia="ja-JP"/>
+              </w:rPr>
+              <w:t>Non-</w:t>
+            </w:r>
             <w:proofErr w:type="spellStart"/>
             <w:r>
               <w:rPr>
@@ -20355,7 +18639,7 @@
                 <w:szCs w:val="28"/>
                 <w:lang w:val="ru-RU" w:eastAsia="ja-JP"/>
               </w:rPr>
-              <w:t>Non-comm</w:t>
+              <w:t>comm</w:t>
             </w:r>
             <w:proofErr w:type="spellEnd"/>
           </w:p>
@@ -20425,6 +18709,15 @@
                 <w:lang w:val="ru-RU" w:eastAsia="ja-JP"/>
               </w:rPr>
             </w:pPr>
+            <w:r>
+              <w:rPr>
+                <w:rFonts w:eastAsia="Times New Roman" w:cs="Times New Roman"/>
+                <w:color w:val="000000"/>
+                <w:szCs w:val="28"/>
+                <w:lang w:val="ru-RU" w:eastAsia="ja-JP"/>
+              </w:rPr>
+              <w:t>Non-</w:t>
+            </w:r>
             <w:proofErr w:type="spellStart"/>
             <w:r>
               <w:rPr>
@@ -20433,7 +18726,7 @@
                 <w:szCs w:val="28"/>
                 <w:lang w:val="ru-RU" w:eastAsia="ja-JP"/>
               </w:rPr>
-              <w:t>Non-comm</w:t>
+              <w:t>comm</w:t>
             </w:r>
             <w:proofErr w:type="spellEnd"/>
           </w:p>
@@ -20640,19 +18933,8 @@
                 <w:szCs w:val="28"/>
                 <w:lang w:val="ru-RU" w:eastAsia="ja-JP"/>
               </w:rPr>
-              <w:t xml:space="preserve">Поддержка​ </w:t>
+              <w:t>Поддержка​ Ubuntu</w:t>
             </w:r>
-            <w:proofErr w:type="spellStart"/>
-            <w:r>
-              <w:rPr>
-                <w:rFonts w:eastAsia="Times New Roman" w:cs="Times New Roman"/>
-                <w:color w:val="000000"/>
-                <w:szCs w:val="28"/>
-                <w:lang w:val="ru-RU" w:eastAsia="ja-JP"/>
-              </w:rPr>
-              <w:t>Ubuntu</w:t>
-            </w:r>
-            <w:proofErr w:type="spellEnd"/>
           </w:p>
         </w:tc>
         <w:tc>
@@ -21064,7 +19346,7 @@
                     </pic:cNvPicPr>
                   </pic:nvPicPr>
                   <pic:blipFill>
-                    <a:blip r:embed="rId13">
+                    <a:blip r:embed="rId14">
                       <a:extLst>
                         <a:ext uri="{28A0092B-C50C-407E-A947-70E740481C1C}">
                           <a14:useLocalDpi xmlns:a14="http://schemas.microsoft.com/office/drawing/2010/main" val="0"/>
@@ -21153,7 +19435,7 @@
           <w:lang w:val="ru-RU"/>
         </w:rPr>
       </w:pPr>
-      <w:bookmarkStart w:id="33" w:name="_Toc165282751"/>
+      <w:bookmarkStart w:id="32" w:name="_Toc165282751"/>
       <w:r>
         <w:rPr>
           <w:rFonts w:cs="Times New Roman"/>
@@ -21162,7 +19444,7 @@
         </w:rPr>
         <w:t>Техническое задание для разработки программного средства для обнаружения повреждений дорожного полотна средствами компьютерного зрения.</w:t>
       </w:r>
-      <w:bookmarkEnd w:id="33"/>
+      <w:bookmarkEnd w:id="32"/>
     </w:p>
     <w:p>
       <w:pPr>
@@ -21247,7 +19529,7 @@
           <w:szCs w:val="28"/>
           <w:lang w:val="ru-RU"/>
         </w:rPr>
-        <w:t xml:space="preserve">Для разработки интерфейса применялось </w:t>
+        <w:t xml:space="preserve">Для разработки интерфейса применялось Windows Form C#, разработка интерфейса производилась в среде Microsoft Visual Studio. Для реализации средств компьютерного зрения было использовано </w:t>
       </w:r>
       <w:proofErr w:type="spellStart"/>
       <w:r>
@@ -21256,7 +19538,7 @@
           <w:szCs w:val="28"/>
           <w:lang w:val="ru-RU"/>
         </w:rPr>
-        <w:t>Windows</w:t>
+        <w:t>Emgu</w:t>
       </w:r>
       <w:proofErr w:type="spellEnd"/>
       <w:r>
@@ -21265,115 +19547,7 @@
           <w:szCs w:val="28"/>
           <w:lang w:val="ru-RU"/>
         </w:rPr>
-        <w:t xml:space="preserve"> </w:t>
-      </w:r>
-      <w:proofErr w:type="spellStart"/>
-      <w:r>
-        <w:rPr>
-          <w:rFonts w:cs="Times New Roman"/>
-          <w:szCs w:val="28"/>
-          <w:lang w:val="ru-RU"/>
-        </w:rPr>
-        <w:t>Form</w:t>
-      </w:r>
-      <w:proofErr w:type="spellEnd"/>
-      <w:r>
-        <w:rPr>
-          <w:rFonts w:cs="Times New Roman"/>
-          <w:szCs w:val="28"/>
-          <w:lang w:val="ru-RU"/>
-        </w:rPr>
-        <w:t xml:space="preserve"> C#, разработка интерфейса производилась в среде </w:t>
-      </w:r>
-      <w:proofErr w:type="spellStart"/>
-      <w:r>
-        <w:rPr>
-          <w:rFonts w:cs="Times New Roman"/>
-          <w:szCs w:val="28"/>
-          <w:lang w:val="ru-RU"/>
-        </w:rPr>
-        <w:t>Microsoft</w:t>
-      </w:r>
-      <w:proofErr w:type="spellEnd"/>
-      <w:r>
-        <w:rPr>
-          <w:rFonts w:cs="Times New Roman"/>
-          <w:szCs w:val="28"/>
-          <w:lang w:val="ru-RU"/>
-        </w:rPr>
-        <w:t xml:space="preserve"> </w:t>
-      </w:r>
-      <w:proofErr w:type="spellStart"/>
-      <w:r>
-        <w:rPr>
-          <w:rFonts w:cs="Times New Roman"/>
-          <w:szCs w:val="28"/>
-          <w:lang w:val="ru-RU"/>
-        </w:rPr>
-        <w:t>Visual</w:t>
-      </w:r>
-      <w:proofErr w:type="spellEnd"/>
-      <w:r>
-        <w:rPr>
-          <w:rFonts w:cs="Times New Roman"/>
-          <w:szCs w:val="28"/>
-          <w:lang w:val="ru-RU"/>
-        </w:rPr>
-        <w:t xml:space="preserve"> </w:t>
-      </w:r>
-      <w:proofErr w:type="spellStart"/>
-      <w:r>
-        <w:rPr>
-          <w:rFonts w:cs="Times New Roman"/>
-          <w:szCs w:val="28"/>
-          <w:lang w:val="ru-RU"/>
-        </w:rPr>
-        <w:t>Studio</w:t>
-      </w:r>
-      <w:proofErr w:type="spellEnd"/>
-      <w:r>
-        <w:rPr>
-          <w:rFonts w:cs="Times New Roman"/>
-          <w:szCs w:val="28"/>
-          <w:lang w:val="ru-RU"/>
-        </w:rPr>
-        <w:t xml:space="preserve">. Для реализации средств компьютерного зрения было использовано </w:t>
-      </w:r>
-      <w:proofErr w:type="spellStart"/>
-      <w:r>
-        <w:rPr>
-          <w:rFonts w:cs="Times New Roman"/>
-          <w:szCs w:val="28"/>
-          <w:lang w:val="ru-RU"/>
-        </w:rPr>
-        <w:t>Emgu</w:t>
-      </w:r>
-      <w:proofErr w:type="spellEnd"/>
-      <w:r>
-        <w:rPr>
-          <w:rFonts w:cs="Times New Roman"/>
-          <w:szCs w:val="28"/>
-          <w:lang w:val="ru-RU"/>
-        </w:rPr>
-        <w:t xml:space="preserve"> CV, являющееся кросс-платформой .</w:t>
-      </w:r>
-      <w:proofErr w:type="spellStart"/>
-      <w:r>
-        <w:rPr>
-          <w:rFonts w:cs="Times New Roman"/>
-          <w:szCs w:val="28"/>
-          <w:lang w:val="ru-RU"/>
-        </w:rPr>
-        <w:t>Net</w:t>
-      </w:r>
-      <w:proofErr w:type="spellEnd"/>
-      <w:r>
-        <w:rPr>
-          <w:rFonts w:cs="Times New Roman"/>
-          <w:szCs w:val="28"/>
-          <w:lang w:val="ru-RU"/>
-        </w:rPr>
-        <w:t xml:space="preserve"> дополнением для библиотеки </w:t>
+        <w:t xml:space="preserve"> CV, являющееся кросс-платформой .Net дополнением для библиотеки </w:t>
       </w:r>
       <w:proofErr w:type="spellStart"/>
       <w:r>
@@ -21705,97 +19879,7 @@
           <w:szCs w:val="28"/>
           <w:lang w:val="ru-RU"/>
         </w:rPr>
-        <w:t xml:space="preserve">Для разработки интерфейса применялось </w:t>
-      </w:r>
-      <w:proofErr w:type="spellStart"/>
-      <w:r>
-        <w:rPr>
-          <w:rFonts w:cs="Times New Roman"/>
-          <w:szCs w:val="28"/>
-          <w:lang w:val="ru-RU"/>
-        </w:rPr>
-        <w:t>Windows</w:t>
-      </w:r>
-      <w:proofErr w:type="spellEnd"/>
-      <w:r>
-        <w:rPr>
-          <w:rFonts w:cs="Times New Roman"/>
-          <w:szCs w:val="28"/>
-          <w:lang w:val="ru-RU"/>
-        </w:rPr>
-        <w:t xml:space="preserve"> </w:t>
-      </w:r>
-      <w:proofErr w:type="spellStart"/>
-      <w:r>
-        <w:rPr>
-          <w:rFonts w:cs="Times New Roman"/>
-          <w:szCs w:val="28"/>
-          <w:lang w:val="ru-RU"/>
-        </w:rPr>
-        <w:t>Form</w:t>
-      </w:r>
-      <w:proofErr w:type="spellEnd"/>
-      <w:r>
-        <w:rPr>
-          <w:rFonts w:cs="Times New Roman"/>
-          <w:szCs w:val="28"/>
-          <w:lang w:val="ru-RU"/>
-        </w:rPr>
-        <w:t xml:space="preserve"> C#, разработка интерфейса производилась в среде </w:t>
-      </w:r>
-      <w:proofErr w:type="spellStart"/>
-      <w:r>
-        <w:rPr>
-          <w:rFonts w:cs="Times New Roman"/>
-          <w:szCs w:val="28"/>
-          <w:lang w:val="ru-RU"/>
-        </w:rPr>
-        <w:t>Microsoft</w:t>
-      </w:r>
-      <w:proofErr w:type="spellEnd"/>
-      <w:r>
-        <w:rPr>
-          <w:rFonts w:cs="Times New Roman"/>
-          <w:szCs w:val="28"/>
-          <w:lang w:val="ru-RU"/>
-        </w:rPr>
-        <w:t xml:space="preserve"> </w:t>
-      </w:r>
-      <w:proofErr w:type="spellStart"/>
-      <w:r>
-        <w:rPr>
-          <w:rFonts w:cs="Times New Roman"/>
-          <w:szCs w:val="28"/>
-          <w:lang w:val="ru-RU"/>
-        </w:rPr>
-        <w:t>Visual</w:t>
-      </w:r>
-      <w:proofErr w:type="spellEnd"/>
-      <w:r>
-        <w:rPr>
-          <w:rFonts w:cs="Times New Roman"/>
-          <w:szCs w:val="28"/>
-          <w:lang w:val="ru-RU"/>
-        </w:rPr>
-        <w:t xml:space="preserve"> </w:t>
-      </w:r>
-      <w:proofErr w:type="spellStart"/>
-      <w:r>
-        <w:rPr>
-          <w:rFonts w:cs="Times New Roman"/>
-          <w:szCs w:val="28"/>
-          <w:lang w:val="ru-RU"/>
-        </w:rPr>
-        <w:t>Studio</w:t>
-      </w:r>
-      <w:proofErr w:type="spellEnd"/>
-      <w:r>
-        <w:rPr>
-          <w:rFonts w:cs="Times New Roman"/>
-          <w:szCs w:val="28"/>
-          <w:lang w:val="ru-RU"/>
-        </w:rPr>
-        <w:t>.</w:t>
+        <w:t>Для разработки интерфейса применялось Windows Form C#, разработка интерфейса производилась в среде Microsoft Visual Studio.</w:t>
       </w:r>
     </w:p>
     <w:p>
@@ -22484,145 +20568,6 @@
             <wp:extent cx="4454768" cy="3341077"/>
             <wp:effectExtent l="0" t="0" r="3175" b="0"/>
             <wp:docPr id="7" name="Рисунок 7"/>
-            <wp:cNvGraphicFramePr>
-              <a:graphicFrameLocks xmlns:a="http://schemas.openxmlformats.org/drawingml/2006/main" noChangeAspect="1"/>
-            </wp:cNvGraphicFramePr>
-            <a:graphic xmlns:a="http://schemas.openxmlformats.org/drawingml/2006/main">
-              <a:graphicData uri="http://schemas.openxmlformats.org/drawingml/2006/picture">
-                <pic:pic xmlns:pic="http://schemas.openxmlformats.org/drawingml/2006/picture">
-                  <pic:nvPicPr>
-                    <pic:cNvPr id="0" name=""/>
-                    <pic:cNvPicPr/>
-                  </pic:nvPicPr>
-                  <pic:blipFill>
-                    <a:blip r:embed="rId14"/>
-                    <a:stretch>
-                      <a:fillRect/>
-                    </a:stretch>
-                  </pic:blipFill>
-                  <pic:spPr>
-                    <a:xfrm>
-                      <a:off x="0" y="0"/>
-                      <a:ext cx="4454768" cy="3341077"/>
-                    </a:xfrm>
-                    <a:prstGeom prst="rect">
-                      <a:avLst/>
-                    </a:prstGeom>
-                  </pic:spPr>
-                </pic:pic>
-              </a:graphicData>
-            </a:graphic>
-          </wp:inline>
-        </w:drawing>
-      </w:r>
-    </w:p>
-    <w:p>
-      <w:pPr>
-        <w:tabs>
-          <w:tab w:val="left" w:pos="993"/>
-        </w:tabs>
-        <w:spacing w:after="0" w:line="360" w:lineRule="auto"/>
-        <w:ind w:firstLine="709"/>
-        <w:contextualSpacing/>
-        <w:jc w:val="center"/>
-        <w:rPr>
-          <w:rFonts w:cs="Times New Roman"/>
-          <w:szCs w:val="28"/>
-          <w:lang w:val="ru-RU"/>
-        </w:rPr>
-      </w:pPr>
-      <w:r>
-        <w:rPr>
-          <w:rFonts w:cs="Times New Roman"/>
-          <w:szCs w:val="28"/>
-          <w:lang w:val="ru-RU"/>
-        </w:rPr>
-        <w:t>Рис. 2.2. Общий интерфейс</w:t>
-      </w:r>
-    </w:p>
-    <w:p>
-      <w:pPr>
-        <w:tabs>
-          <w:tab w:val="left" w:pos="993"/>
-        </w:tabs>
-        <w:spacing w:after="0" w:line="360" w:lineRule="auto"/>
-        <w:ind w:firstLine="709"/>
-        <w:contextualSpacing/>
-        <w:jc w:val="both"/>
-        <w:rPr>
-          <w:rFonts w:cs="Times New Roman"/>
-          <w:szCs w:val="28"/>
-          <w:lang w:val="ru-RU"/>
-        </w:rPr>
-      </w:pPr>
-      <w:r>
-        <w:rPr>
-          <w:rFonts w:cs="Times New Roman"/>
-          <w:szCs w:val="28"/>
-          <w:lang w:val="ru-RU"/>
-        </w:rPr>
-        <w:t xml:space="preserve">Окно настроек представляется формой, вызываемой поверх текущей (рис. </w:t>
-      </w:r>
-      <w:r>
-        <w:rPr>
-          <w:rFonts w:cs="Times New Roman"/>
-          <w:szCs w:val="28"/>
-          <w:lang w:val="ru-RU"/>
-        </w:rPr>
-        <w:t>2</w:t>
-      </w:r>
-      <w:r>
-        <w:rPr>
-          <w:rFonts w:cs="Times New Roman"/>
-          <w:szCs w:val="28"/>
-          <w:lang w:val="ru-RU"/>
-        </w:rPr>
-        <w:t>.</w:t>
-      </w:r>
-      <w:r>
-        <w:rPr>
-          <w:rFonts w:cs="Times New Roman"/>
-          <w:szCs w:val="28"/>
-          <w:lang w:val="ru-RU"/>
-        </w:rPr>
-        <w:t>3</w:t>
-      </w:r>
-      <w:r>
-        <w:rPr>
-          <w:rFonts w:cs="Times New Roman"/>
-          <w:szCs w:val="28"/>
-          <w:lang w:val="ru-RU"/>
-        </w:rPr>
-        <w:t>). В нем реализованы способы выбора методов и установка их параметров для обнаружения мест повреждений на дорожном полотне.</w:t>
-      </w:r>
-    </w:p>
-    <w:p>
-      <w:pPr>
-        <w:tabs>
-          <w:tab w:val="left" w:pos="993"/>
-        </w:tabs>
-        <w:spacing w:after="0" w:line="360" w:lineRule="auto"/>
-        <w:ind w:firstLine="709"/>
-        <w:jc w:val="center"/>
-        <w:rPr>
-          <w:rFonts w:cs="Times New Roman"/>
-          <w:szCs w:val="28"/>
-          <w:lang w:val="ru-RU"/>
-        </w:rPr>
-      </w:pPr>
-      <w:r>
-        <w:rPr>
-          <w:rFonts w:cs="Times New Roman"/>
-          <w:noProof/>
-          <w:szCs w:val="28"/>
-          <w:lang w:val="ru-RU" w:eastAsia="ru-RU"/>
-        </w:rPr>
-        <w:lastRenderedPageBreak/>
-        <w:drawing>
-          <wp:inline distT="0" distB="0" distL="0" distR="0" wp14:anchorId="129C5054" wp14:editId="11C2569F">
-            <wp:extent cx="4372708" cy="3279531"/>
-            <wp:effectExtent l="0" t="0" r="8890" b="0"/>
-            <wp:docPr id="9" name="Рисунок 9"/>
             <wp:cNvGraphicFramePr>
               <a:graphicFrameLocks xmlns:a="http://schemas.openxmlformats.org/drawingml/2006/main" noChangeAspect="1"/>
             </wp:cNvGraphicFramePr>
@@ -22642,7 +20587,7 @@
                   <pic:spPr>
                     <a:xfrm>
                       <a:off x="0" y="0"/>
-                      <a:ext cx="4373318" cy="3279989"/>
+                      <a:ext cx="4454768" cy="3341077"/>
                     </a:xfrm>
                     <a:prstGeom prst="rect">
                       <a:avLst/>
@@ -22662,6 +20607,7 @@
         </w:tabs>
         <w:spacing w:after="0" w:line="360" w:lineRule="auto"/>
         <w:ind w:firstLine="709"/>
+        <w:contextualSpacing/>
         <w:jc w:val="center"/>
         <w:rPr>
           <w:rFonts w:cs="Times New Roman"/>
@@ -22675,39 +20621,7 @@
           <w:szCs w:val="28"/>
           <w:lang w:val="ru-RU"/>
         </w:rPr>
-        <w:t>Рис.</w:t>
-      </w:r>
-      <w:r>
-        <w:rPr>
-          <w:rFonts w:cs="Times New Roman"/>
-          <w:szCs w:val="28"/>
-          <w:lang w:val="ru-RU"/>
-        </w:rPr>
-        <w:t xml:space="preserve"> 2</w:t>
-      </w:r>
-      <w:r>
-        <w:rPr>
-          <w:rFonts w:cs="Times New Roman"/>
-          <w:szCs w:val="28"/>
-          <w:lang w:val="ru-RU"/>
-        </w:rPr>
-        <w:t>.</w:t>
-      </w:r>
-      <w:r>
-        <w:rPr>
-          <w:rFonts w:cs="Times New Roman"/>
-          <w:szCs w:val="28"/>
-          <w:lang w:val="ru-RU"/>
-        </w:rPr>
-        <w:t>3</w:t>
-      </w:r>
-      <w:r>
-        <w:rPr>
-          <w:rFonts w:cs="Times New Roman"/>
-          <w:szCs w:val="28"/>
-          <w:lang w:val="ru-RU"/>
-        </w:rPr>
-        <w:t xml:space="preserve"> Форма настроек</w:t>
+        <w:t>Рис. 2.2. Общий интерфейс</w:t>
       </w:r>
     </w:p>
     <w:p>
@@ -22731,7 +20645,7 @@
           <w:szCs w:val="28"/>
           <w:lang w:val="ru-RU"/>
         </w:rPr>
-        <w:t xml:space="preserve">При открытии нового видеофайла оно будет выглядеть также как в оригинале без какой-либо обработки (Рис. </w:t>
+        <w:t xml:space="preserve">Окно настроек представляется формой, вызываемой поверх текущей (рис. </w:t>
       </w:r>
       <w:r>
         <w:rPr>
@@ -22755,15 +20669,15 @@
           <w:szCs w:val="28"/>
           <w:lang w:val="ru-RU"/>
         </w:rPr>
-        <w:t>4</w:t>
-      </w:r>
-      <w:r>
-        <w:rPr>
-          <w:rFonts w:cs="Times New Roman"/>
-          <w:szCs w:val="28"/>
-          <w:lang w:val="ru-RU"/>
-        </w:rPr>
-        <w:t>).</w:t>
+        <w:t>3</w:t>
+      </w:r>
+      <w:r>
+        <w:rPr>
+          <w:rFonts w:cs="Times New Roman"/>
+          <w:szCs w:val="28"/>
+          <w:lang w:val="ru-RU"/>
+        </w:rPr>
+        <w:t>). В нем реализованы способы выбора методов и установка их параметров для обнаружения мест повреждений на дорожном полотне.</w:t>
       </w:r>
     </w:p>
     <w:p>
@@ -22773,7 +20687,6 @@
         </w:tabs>
         <w:spacing w:after="0" w:line="360" w:lineRule="auto"/>
         <w:ind w:firstLine="709"/>
-        <w:contextualSpacing/>
         <w:jc w:val="center"/>
         <w:rPr>
           <w:rFonts w:cs="Times New Roman"/>
@@ -22788,11 +20701,12 @@
           <w:szCs w:val="28"/>
           <w:lang w:val="ru-RU" w:eastAsia="ru-RU"/>
         </w:rPr>
+        <w:lastRenderedPageBreak/>
         <w:drawing>
-          <wp:inline distT="0" distB="0" distL="0" distR="0" wp14:anchorId="4608CD65" wp14:editId="5ABC6BA3">
-            <wp:extent cx="4572638" cy="3429479"/>
-            <wp:effectExtent l="0" t="0" r="0" b="0"/>
-            <wp:docPr id="12" name="Рисунок 12"/>
+          <wp:inline distT="0" distB="0" distL="0" distR="0" wp14:anchorId="129C5054" wp14:editId="11C2569F">
+            <wp:extent cx="4372708" cy="3279531"/>
+            <wp:effectExtent l="0" t="0" r="8890" b="0"/>
+            <wp:docPr id="9" name="Рисунок 9"/>
             <wp:cNvGraphicFramePr>
               <a:graphicFrameLocks xmlns:a="http://schemas.openxmlformats.org/drawingml/2006/main" noChangeAspect="1"/>
             </wp:cNvGraphicFramePr>
@@ -22812,7 +20726,7 @@
                   <pic:spPr>
                     <a:xfrm>
                       <a:off x="0" y="0"/>
-                      <a:ext cx="4572638" cy="3429479"/>
+                      <a:ext cx="4373318" cy="3279989"/>
                     </a:xfrm>
                     <a:prstGeom prst="rect">
                       <a:avLst/>
@@ -22832,7 +20746,6 @@
         </w:tabs>
         <w:spacing w:after="0" w:line="360" w:lineRule="auto"/>
         <w:ind w:firstLine="709"/>
-        <w:contextualSpacing/>
         <w:jc w:val="center"/>
         <w:rPr>
           <w:rFonts w:cs="Times New Roman"/>
@@ -22846,7 +20759,39 @@
           <w:szCs w:val="28"/>
           <w:lang w:val="ru-RU"/>
         </w:rPr>
-        <w:t>Рис. 2.4 Изображение без выбранного типа поиска</w:t>
+        <w:t>Рис.</w:t>
+      </w:r>
+      <w:r>
+        <w:rPr>
+          <w:rFonts w:cs="Times New Roman"/>
+          <w:szCs w:val="28"/>
+          <w:lang w:val="ru-RU"/>
+        </w:rPr>
+        <w:t xml:space="preserve"> 2</w:t>
+      </w:r>
+      <w:r>
+        <w:rPr>
+          <w:rFonts w:cs="Times New Roman"/>
+          <w:szCs w:val="28"/>
+          <w:lang w:val="ru-RU"/>
+        </w:rPr>
+        <w:t>.</w:t>
+      </w:r>
+      <w:r>
+        <w:rPr>
+          <w:rFonts w:cs="Times New Roman"/>
+          <w:szCs w:val="28"/>
+          <w:lang w:val="ru-RU"/>
+        </w:rPr>
+        <w:t>3</w:t>
+      </w:r>
+      <w:r>
+        <w:rPr>
+          <w:rFonts w:cs="Times New Roman"/>
+          <w:szCs w:val="28"/>
+          <w:lang w:val="ru-RU"/>
+        </w:rPr>
+        <w:t xml:space="preserve"> Форма настроек</w:t>
       </w:r>
     </w:p>
     <w:p>
@@ -22870,7 +20815,7 @@
           <w:szCs w:val="28"/>
           <w:lang w:val="ru-RU"/>
         </w:rPr>
-        <w:t xml:space="preserve">После применения метода поиска по цвету на каждом кадре изображение изменится на версию, где участки более темного цвета выделяться в черном цвете (Рис. </w:t>
+        <w:t xml:space="preserve">При открытии нового видеофайла оно будет выглядеть также как в оригинале без какой-либо обработки (Рис. </w:t>
       </w:r>
       <w:r>
         <w:rPr>
@@ -22894,7 +20839,7 @@
           <w:szCs w:val="28"/>
           <w:lang w:val="ru-RU"/>
         </w:rPr>
-        <w:t>5</w:t>
+        <w:t>4</w:t>
       </w:r>
       <w:r>
         <w:rPr>
@@ -22927,12 +20872,11 @@
           <w:szCs w:val="28"/>
           <w:lang w:val="ru-RU" w:eastAsia="ru-RU"/>
         </w:rPr>
-        <w:lastRenderedPageBreak/>
         <w:drawing>
-          <wp:inline distT="0" distB="0" distL="0" distR="0" wp14:anchorId="7B9F069F" wp14:editId="1ECDF48E">
+          <wp:inline distT="0" distB="0" distL="0" distR="0" wp14:anchorId="4608CD65" wp14:editId="5ABC6BA3">
             <wp:extent cx="4572638" cy="3429479"/>
             <wp:effectExtent l="0" t="0" r="0" b="0"/>
-            <wp:docPr id="13" name="Рисунок 13"/>
+            <wp:docPr id="12" name="Рисунок 12"/>
             <wp:cNvGraphicFramePr>
               <a:graphicFrameLocks xmlns:a="http://schemas.openxmlformats.org/drawingml/2006/main" noChangeAspect="1"/>
             </wp:cNvGraphicFramePr>
@@ -22986,7 +20930,7 @@
           <w:szCs w:val="28"/>
           <w:lang w:val="ru-RU"/>
         </w:rPr>
-        <w:t>Рис. 2.5 Изображение при поиске по цвету</w:t>
+        <w:t>Рис. 2.4 Изображение без выбранного типа поиска</w:t>
       </w:r>
     </w:p>
     <w:p>
@@ -23010,7 +20954,39 @@
           <w:szCs w:val="28"/>
           <w:lang w:val="ru-RU"/>
         </w:rPr>
-        <w:t>После применения второго метода по контуру на каждом кадре изображение изменится на версию, где на изображении черного цвета останутся только контуры (Рис. 2.6).</w:t>
+        <w:t xml:space="preserve">После применения метода поиска по цвету на каждом кадре изображение изменится на версию, где участки более темного цвета выделяться в черном цвете (Рис. </w:t>
+      </w:r>
+      <w:r>
+        <w:rPr>
+          <w:rFonts w:cs="Times New Roman"/>
+          <w:szCs w:val="28"/>
+          <w:lang w:val="ru-RU"/>
+        </w:rPr>
+        <w:t>2</w:t>
+      </w:r>
+      <w:r>
+        <w:rPr>
+          <w:rFonts w:cs="Times New Roman"/>
+          <w:szCs w:val="28"/>
+          <w:lang w:val="ru-RU"/>
+        </w:rPr>
+        <w:t>.</w:t>
+      </w:r>
+      <w:r>
+        <w:rPr>
+          <w:rFonts w:cs="Times New Roman"/>
+          <w:szCs w:val="28"/>
+          <w:lang w:val="ru-RU"/>
+        </w:rPr>
+        <w:t>5</w:t>
+      </w:r>
+      <w:r>
+        <w:rPr>
+          <w:rFonts w:cs="Times New Roman"/>
+          <w:szCs w:val="28"/>
+          <w:lang w:val="ru-RU"/>
+        </w:rPr>
+        <w:t>).</w:t>
       </w:r>
     </w:p>
     <w:p>
@@ -23035,11 +21011,12 @@
           <w:szCs w:val="28"/>
           <w:lang w:val="ru-RU" w:eastAsia="ru-RU"/>
         </w:rPr>
+        <w:lastRenderedPageBreak/>
         <w:drawing>
-          <wp:inline distT="0" distB="0" distL="0" distR="0" wp14:anchorId="69FAA4BE" wp14:editId="4F8F03C9">
+          <wp:inline distT="0" distB="0" distL="0" distR="0" wp14:anchorId="7B9F069F" wp14:editId="1ECDF48E">
             <wp:extent cx="4572638" cy="3429479"/>
             <wp:effectExtent l="0" t="0" r="0" b="0"/>
-            <wp:docPr id="14" name="Рисунок 14"/>
+            <wp:docPr id="13" name="Рисунок 13"/>
             <wp:cNvGraphicFramePr>
               <a:graphicFrameLocks xmlns:a="http://schemas.openxmlformats.org/drawingml/2006/main" noChangeAspect="1"/>
             </wp:cNvGraphicFramePr>
@@ -23093,7 +21070,7 @@
           <w:szCs w:val="28"/>
           <w:lang w:val="ru-RU"/>
         </w:rPr>
-        <w:t>Рис. 2.6. Изображение при поиске по контуру</w:t>
+        <w:t>Рис. 2.5 Изображение при поиске по цвету</w:t>
       </w:r>
     </w:p>
     <w:p>
@@ -23111,201 +21088,13 @@
           <w:lang w:val="ru-RU"/>
         </w:rPr>
       </w:pPr>
-    </w:p>
-    <w:p>
-      <w:pPr>
-        <w:tabs>
-          <w:tab w:val="left" w:pos="993"/>
-        </w:tabs>
-        <w:spacing w:after="0" w:line="360" w:lineRule="auto"/>
-        <w:ind w:firstLine="709"/>
-        <w:contextualSpacing/>
-        <w:jc w:val="both"/>
-        <w:rPr>
-          <w:rFonts w:cs="Times New Roman"/>
-          <w:szCs w:val="28"/>
-          <w:lang w:val="ru-RU"/>
-        </w:rPr>
-      </w:pPr>
-    </w:p>
-    <w:p>
-      <w:pPr>
-        <w:tabs>
-          <w:tab w:val="left" w:pos="993"/>
-        </w:tabs>
-        <w:spacing w:after="0" w:line="360" w:lineRule="auto"/>
-        <w:ind w:firstLine="709"/>
-        <w:contextualSpacing/>
-        <w:jc w:val="both"/>
-        <w:rPr>
-          <w:rFonts w:cs="Times New Roman"/>
-          <w:szCs w:val="28"/>
-          <w:lang w:val="ru-RU"/>
-        </w:rPr>
-      </w:pPr>
-      <w:r>
-        <w:rPr>
-          <w:rFonts w:cs="Times New Roman"/>
-          <w:szCs w:val="28"/>
-          <w:lang w:val="ru-RU"/>
-        </w:rPr>
-        <w:lastRenderedPageBreak/>
-        <w:t>Также предусмотрена возможность изменять параметры чувствительности обоих методов и одновременное их применение.</w:t>
-      </w:r>
-    </w:p>
-    <w:p>
-      <w:pPr>
-        <w:pStyle w:val="2"/>
-        <w:tabs>
-          <w:tab w:val="left" w:pos="993"/>
-        </w:tabs>
-        <w:rPr>
-          <w:rFonts w:cs="Times New Roman"/>
-          <w:i/>
-          <w:szCs w:val="28"/>
-          <w:lang w:val="ru-RU"/>
-        </w:rPr>
-      </w:pPr>
-      <w:bookmarkStart w:id="34" w:name="_Toc165282673"/>
-      <w:bookmarkStart w:id="35" w:name="_Toc165282752"/>
-      <w:r>
-        <w:rPr>
-          <w:rFonts w:cs="Times New Roman"/>
-          <w:i/>
-          <w:szCs w:val="28"/>
-          <w:lang w:val="ru-RU"/>
-        </w:rPr>
-        <w:t>Архитектура программного средства</w:t>
-      </w:r>
-      <w:bookmarkEnd w:id="34"/>
-      <w:bookmarkEnd w:id="35"/>
-    </w:p>
-    <w:p>
-      <w:pPr>
-        <w:tabs>
-          <w:tab w:val="left" w:pos="993"/>
-        </w:tabs>
-        <w:spacing w:after="0" w:line="360" w:lineRule="auto"/>
-        <w:ind w:firstLine="709"/>
-        <w:contextualSpacing/>
-        <w:jc w:val="both"/>
-        <w:rPr>
-          <w:rFonts w:cs="Times New Roman"/>
-          <w:szCs w:val="28"/>
-          <w:lang w:val="ru-RU"/>
-        </w:rPr>
-      </w:pPr>
-      <w:r>
-        <w:rPr>
-          <w:rFonts w:cs="Times New Roman"/>
-          <w:szCs w:val="28"/>
-          <w:lang w:val="ru-RU"/>
-        </w:rPr>
-        <w:t xml:space="preserve">Для разработки программного средства были созданы три класса: класс Form1, класс </w:t>
-      </w:r>
-      <w:proofErr w:type="spellStart"/>
-      <w:r>
-        <w:rPr>
-          <w:rFonts w:cs="Times New Roman"/>
-          <w:szCs w:val="28"/>
-          <w:lang w:val="ru-RU"/>
-        </w:rPr>
-        <w:t>VideoHendler</w:t>
-      </w:r>
-      <w:proofErr w:type="spellEnd"/>
-      <w:r>
-        <w:rPr>
-          <w:rFonts w:cs="Times New Roman"/>
-          <w:szCs w:val="28"/>
-          <w:lang w:val="ru-RU"/>
-        </w:rPr>
-        <w:t xml:space="preserve"> и класс </w:t>
-      </w:r>
-      <w:proofErr w:type="spellStart"/>
-      <w:r>
-        <w:rPr>
-          <w:rFonts w:cs="Times New Roman"/>
-          <w:szCs w:val="28"/>
-          <w:lang w:val="ru-RU"/>
-        </w:rPr>
-        <w:t>Setings</w:t>
-      </w:r>
-      <w:proofErr w:type="spellEnd"/>
-      <w:r>
-        <w:rPr>
-          <w:rFonts w:cs="Times New Roman"/>
-          <w:szCs w:val="28"/>
-          <w:lang w:val="ru-RU"/>
-        </w:rPr>
-        <w:t>.</w:t>
-      </w:r>
-    </w:p>
-    <w:p>
-      <w:pPr>
-        <w:tabs>
-          <w:tab w:val="left" w:pos="993"/>
-        </w:tabs>
-        <w:spacing w:after="0" w:line="360" w:lineRule="auto"/>
-        <w:ind w:firstLine="709"/>
-        <w:contextualSpacing/>
-        <w:jc w:val="both"/>
-        <w:rPr>
-          <w:rFonts w:cs="Times New Roman"/>
-          <w:szCs w:val="28"/>
-          <w:lang w:val="ru-RU"/>
-        </w:rPr>
-      </w:pPr>
-      <w:r>
-        <w:rPr>
-          <w:rFonts w:cs="Times New Roman"/>
-          <w:szCs w:val="28"/>
-          <w:lang w:val="ru-RU"/>
-        </w:rPr>
-        <w:t xml:space="preserve">Класс Form1 реализует главную форму программного средства и реализует методы открытия нового видео и методы взаимодействия с ним такие как проиграть, пауза, стоп, методы для взаимодействия с классом </w:t>
-      </w:r>
-      <w:proofErr w:type="spellStart"/>
-      <w:r>
-        <w:rPr>
-          <w:rFonts w:cs="Times New Roman"/>
-          <w:szCs w:val="28"/>
-          <w:lang w:val="ru-RU"/>
-        </w:rPr>
-        <w:t>Setings</w:t>
-      </w:r>
-      <w:proofErr w:type="spellEnd"/>
-      <w:r>
-        <w:rPr>
-          <w:rFonts w:cs="Times New Roman"/>
-          <w:szCs w:val="28"/>
-          <w:lang w:val="ru-RU"/>
-        </w:rPr>
-        <w:t xml:space="preserve"> и </w:t>
-      </w:r>
-      <w:proofErr w:type="spellStart"/>
-      <w:r>
-        <w:rPr>
-          <w:rFonts w:cs="Times New Roman"/>
-          <w:szCs w:val="28"/>
-          <w:lang w:val="ru-RU"/>
-        </w:rPr>
-        <w:t>VideoHendle</w:t>
-      </w:r>
-      <w:proofErr w:type="spellEnd"/>
-      <w:r>
-        <w:rPr>
-          <w:rFonts w:cs="Times New Roman"/>
-          <w:szCs w:val="28"/>
-          <w:lang w:val="en-US"/>
-        </w:rPr>
-        <w:t>r</w:t>
-      </w:r>
-      <w:r>
-        <w:rPr>
-          <w:rFonts w:cs="Times New Roman"/>
-          <w:szCs w:val="28"/>
-          <w:lang w:val="ru-RU"/>
-        </w:rPr>
-        <w:t xml:space="preserve"> (рис. 2.7).</w:t>
+      <w:r>
+        <w:rPr>
+          <w:rFonts w:cs="Times New Roman"/>
+          <w:szCs w:val="28"/>
+          <w:lang w:val="ru-RU"/>
+        </w:rPr>
+        <w:t>После применения второго метода по контуру на каждом кадре изображение изменится на версию, где на изображении черного цвета останутся только контуры (Рис. 2.6).</w:t>
       </w:r>
     </w:p>
     <w:p>
@@ -23331,10 +21120,10 @@
           <w:lang w:val="ru-RU" w:eastAsia="ru-RU"/>
         </w:rPr>
         <w:drawing>
-          <wp:inline distT="0" distB="0" distL="0" distR="0" wp14:anchorId="3D3DE133" wp14:editId="09F537B3">
-            <wp:extent cx="4476750" cy="4276725"/>
-            <wp:effectExtent l="0" t="0" r="0" b="9525"/>
-            <wp:docPr id="43" name="Рисунок 43"/>
+          <wp:inline distT="0" distB="0" distL="0" distR="0" wp14:anchorId="69FAA4BE" wp14:editId="4F8F03C9">
+            <wp:extent cx="4572638" cy="3429479"/>
+            <wp:effectExtent l="0" t="0" r="0" b="0"/>
+            <wp:docPr id="14" name="Рисунок 14"/>
             <wp:cNvGraphicFramePr>
               <a:graphicFrameLocks xmlns:a="http://schemas.openxmlformats.org/drawingml/2006/main" noChangeAspect="1"/>
             </wp:cNvGraphicFramePr>
@@ -23354,6 +21143,301 @@
                   <pic:spPr>
                     <a:xfrm>
                       <a:off x="0" y="0"/>
+                      <a:ext cx="4572638" cy="3429479"/>
+                    </a:xfrm>
+                    <a:prstGeom prst="rect">
+                      <a:avLst/>
+                    </a:prstGeom>
+                  </pic:spPr>
+                </pic:pic>
+              </a:graphicData>
+            </a:graphic>
+          </wp:inline>
+        </w:drawing>
+      </w:r>
+    </w:p>
+    <w:p>
+      <w:pPr>
+        <w:tabs>
+          <w:tab w:val="left" w:pos="993"/>
+        </w:tabs>
+        <w:spacing w:after="0" w:line="360" w:lineRule="auto"/>
+        <w:ind w:firstLine="709"/>
+        <w:contextualSpacing/>
+        <w:jc w:val="center"/>
+        <w:rPr>
+          <w:rFonts w:cs="Times New Roman"/>
+          <w:szCs w:val="28"/>
+          <w:lang w:val="ru-RU"/>
+        </w:rPr>
+      </w:pPr>
+      <w:r>
+        <w:rPr>
+          <w:rFonts w:cs="Times New Roman"/>
+          <w:szCs w:val="28"/>
+          <w:lang w:val="ru-RU"/>
+        </w:rPr>
+        <w:t>Рис. 2.6. Изображение при поиске по контуру</w:t>
+      </w:r>
+    </w:p>
+    <w:p>
+      <w:pPr>
+        <w:tabs>
+          <w:tab w:val="left" w:pos="993"/>
+        </w:tabs>
+        <w:spacing w:after="0" w:line="360" w:lineRule="auto"/>
+        <w:ind w:firstLine="709"/>
+        <w:contextualSpacing/>
+        <w:jc w:val="both"/>
+        <w:rPr>
+          <w:rFonts w:cs="Times New Roman"/>
+          <w:szCs w:val="28"/>
+          <w:lang w:val="ru-RU"/>
+        </w:rPr>
+      </w:pPr>
+    </w:p>
+    <w:p>
+      <w:pPr>
+        <w:tabs>
+          <w:tab w:val="left" w:pos="993"/>
+        </w:tabs>
+        <w:spacing w:after="0" w:line="360" w:lineRule="auto"/>
+        <w:ind w:firstLine="709"/>
+        <w:contextualSpacing/>
+        <w:jc w:val="both"/>
+        <w:rPr>
+          <w:rFonts w:cs="Times New Roman"/>
+          <w:szCs w:val="28"/>
+          <w:lang w:val="ru-RU"/>
+        </w:rPr>
+      </w:pPr>
+    </w:p>
+    <w:p>
+      <w:pPr>
+        <w:tabs>
+          <w:tab w:val="left" w:pos="993"/>
+        </w:tabs>
+        <w:spacing w:after="0" w:line="360" w:lineRule="auto"/>
+        <w:ind w:firstLine="709"/>
+        <w:contextualSpacing/>
+        <w:jc w:val="both"/>
+        <w:rPr>
+          <w:rFonts w:cs="Times New Roman"/>
+          <w:szCs w:val="28"/>
+          <w:lang w:val="ru-RU"/>
+        </w:rPr>
+      </w:pPr>
+      <w:r>
+        <w:rPr>
+          <w:rFonts w:cs="Times New Roman"/>
+          <w:szCs w:val="28"/>
+          <w:lang w:val="ru-RU"/>
+        </w:rPr>
+        <w:lastRenderedPageBreak/>
+        <w:t>Также предусмотрена возможность изменять параметры чувствительности обоих методов и одновременное их применение.</w:t>
+      </w:r>
+    </w:p>
+    <w:p>
+      <w:pPr>
+        <w:pStyle w:val="2"/>
+        <w:tabs>
+          <w:tab w:val="left" w:pos="993"/>
+        </w:tabs>
+        <w:rPr>
+          <w:rFonts w:cs="Times New Roman"/>
+          <w:i/>
+          <w:szCs w:val="28"/>
+          <w:lang w:val="ru-RU"/>
+        </w:rPr>
+      </w:pPr>
+      <w:bookmarkStart w:id="33" w:name="_Toc165282673"/>
+      <w:bookmarkStart w:id="34" w:name="_Toc165282752"/>
+      <w:r>
+        <w:rPr>
+          <w:rFonts w:cs="Times New Roman"/>
+          <w:i/>
+          <w:szCs w:val="28"/>
+          <w:lang w:val="ru-RU"/>
+        </w:rPr>
+        <w:t>Архитектура программного средства</w:t>
+      </w:r>
+      <w:bookmarkEnd w:id="33"/>
+      <w:bookmarkEnd w:id="34"/>
+    </w:p>
+    <w:p>
+      <w:pPr>
+        <w:tabs>
+          <w:tab w:val="left" w:pos="993"/>
+        </w:tabs>
+        <w:spacing w:after="0" w:line="360" w:lineRule="auto"/>
+        <w:ind w:firstLine="709"/>
+        <w:contextualSpacing/>
+        <w:jc w:val="both"/>
+        <w:rPr>
+          <w:rFonts w:cs="Times New Roman"/>
+          <w:szCs w:val="28"/>
+          <w:lang w:val="ru-RU"/>
+        </w:rPr>
+      </w:pPr>
+      <w:r>
+        <w:rPr>
+          <w:rFonts w:cs="Times New Roman"/>
+          <w:szCs w:val="28"/>
+          <w:lang w:val="ru-RU"/>
+        </w:rPr>
+        <w:t xml:space="preserve">Для разработки программного средства были созданы три класса: класс Form1, класс </w:t>
+      </w:r>
+      <w:proofErr w:type="spellStart"/>
+      <w:r>
+        <w:rPr>
+          <w:rFonts w:cs="Times New Roman"/>
+          <w:szCs w:val="28"/>
+          <w:lang w:val="ru-RU"/>
+        </w:rPr>
+        <w:t>VideoHendler</w:t>
+      </w:r>
+      <w:proofErr w:type="spellEnd"/>
+      <w:r>
+        <w:rPr>
+          <w:rFonts w:cs="Times New Roman"/>
+          <w:szCs w:val="28"/>
+          <w:lang w:val="ru-RU"/>
+        </w:rPr>
+        <w:t xml:space="preserve"> и класс </w:t>
+      </w:r>
+      <w:proofErr w:type="spellStart"/>
+      <w:r>
+        <w:rPr>
+          <w:rFonts w:cs="Times New Roman"/>
+          <w:szCs w:val="28"/>
+          <w:lang w:val="ru-RU"/>
+        </w:rPr>
+        <w:t>Setings</w:t>
+      </w:r>
+      <w:proofErr w:type="spellEnd"/>
+      <w:r>
+        <w:rPr>
+          <w:rFonts w:cs="Times New Roman"/>
+          <w:szCs w:val="28"/>
+          <w:lang w:val="ru-RU"/>
+        </w:rPr>
+        <w:t>.</w:t>
+      </w:r>
+    </w:p>
+    <w:p>
+      <w:pPr>
+        <w:tabs>
+          <w:tab w:val="left" w:pos="993"/>
+        </w:tabs>
+        <w:spacing w:after="0" w:line="360" w:lineRule="auto"/>
+        <w:ind w:firstLine="709"/>
+        <w:contextualSpacing/>
+        <w:jc w:val="both"/>
+        <w:rPr>
+          <w:rFonts w:cs="Times New Roman"/>
+          <w:szCs w:val="28"/>
+          <w:lang w:val="ru-RU"/>
+        </w:rPr>
+      </w:pPr>
+      <w:r>
+        <w:rPr>
+          <w:rFonts w:cs="Times New Roman"/>
+          <w:szCs w:val="28"/>
+          <w:lang w:val="ru-RU"/>
+        </w:rPr>
+        <w:t xml:space="preserve">Класс Form1 реализует главную форму программного средства и реализует методы открытия нового видео и методы взаимодействия с ним такие как проиграть, пауза, стоп, методы для взаимодействия с классом </w:t>
+      </w:r>
+      <w:proofErr w:type="spellStart"/>
+      <w:r>
+        <w:rPr>
+          <w:rFonts w:cs="Times New Roman"/>
+          <w:szCs w:val="28"/>
+          <w:lang w:val="ru-RU"/>
+        </w:rPr>
+        <w:t>Setings</w:t>
+      </w:r>
+      <w:proofErr w:type="spellEnd"/>
+      <w:r>
+        <w:rPr>
+          <w:rFonts w:cs="Times New Roman"/>
+          <w:szCs w:val="28"/>
+          <w:lang w:val="ru-RU"/>
+        </w:rPr>
+        <w:t xml:space="preserve"> и </w:t>
+      </w:r>
+      <w:proofErr w:type="spellStart"/>
+      <w:r>
+        <w:rPr>
+          <w:rFonts w:cs="Times New Roman"/>
+          <w:szCs w:val="28"/>
+          <w:lang w:val="ru-RU"/>
+        </w:rPr>
+        <w:t>VideoHendle</w:t>
+      </w:r>
+      <w:proofErr w:type="spellEnd"/>
+      <w:r>
+        <w:rPr>
+          <w:rFonts w:cs="Times New Roman"/>
+          <w:szCs w:val="28"/>
+          <w:lang w:val="en-US"/>
+        </w:rPr>
+        <w:t>r</w:t>
+      </w:r>
+      <w:r>
+        <w:rPr>
+          <w:rFonts w:cs="Times New Roman"/>
+          <w:szCs w:val="28"/>
+          <w:lang w:val="ru-RU"/>
+        </w:rPr>
+        <w:t xml:space="preserve"> (рис. 2.7).</w:t>
+      </w:r>
+    </w:p>
+    <w:p>
+      <w:pPr>
+        <w:tabs>
+          <w:tab w:val="left" w:pos="993"/>
+        </w:tabs>
+        <w:spacing w:after="0" w:line="360" w:lineRule="auto"/>
+        <w:ind w:firstLine="709"/>
+        <w:contextualSpacing/>
+        <w:jc w:val="center"/>
+        <w:rPr>
+          <w:rFonts w:cs="Times New Roman"/>
+          <w:szCs w:val="28"/>
+          <w:lang w:val="ru-RU"/>
+        </w:rPr>
+      </w:pPr>
+      <w:r>
+        <w:rPr>
+          <w:rFonts w:cs="Times New Roman"/>
+          <w:noProof/>
+          <w:szCs w:val="28"/>
+          <w:lang w:val="ru-RU" w:eastAsia="ru-RU"/>
+        </w:rPr>
+        <w:drawing>
+          <wp:inline distT="0" distB="0" distL="0" distR="0" wp14:anchorId="3D3DE133" wp14:editId="09F537B3">
+            <wp:extent cx="4476750" cy="4276725"/>
+            <wp:effectExtent l="0" t="0" r="0" b="9525"/>
+            <wp:docPr id="43" name="Рисунок 43"/>
+            <wp:cNvGraphicFramePr>
+              <a:graphicFrameLocks xmlns:a="http://schemas.openxmlformats.org/drawingml/2006/main" noChangeAspect="1"/>
+            </wp:cNvGraphicFramePr>
+            <a:graphic xmlns:a="http://schemas.openxmlformats.org/drawingml/2006/main">
+              <a:graphicData uri="http://schemas.openxmlformats.org/drawingml/2006/picture">
+                <pic:pic xmlns:pic="http://schemas.openxmlformats.org/drawingml/2006/picture">
+                  <pic:nvPicPr>
+                    <pic:cNvPr id="0" name=""/>
+                    <pic:cNvPicPr/>
+                  </pic:nvPicPr>
+                  <pic:blipFill>
+                    <a:blip r:embed="rId20"/>
+                    <a:stretch>
+                      <a:fillRect/>
+                    </a:stretch>
+                  </pic:blipFill>
+                  <pic:spPr>
+                    <a:xfrm>
+                      <a:off x="0" y="0"/>
                       <a:ext cx="4476750" cy="4276725"/>
                     </a:xfrm>
                     <a:prstGeom prst="rect">
@@ -23509,7 +21593,7 @@
           <w:lang w:val="ru-RU"/>
         </w:rPr>
       </w:pPr>
-      <w:bookmarkStart w:id="36" w:name="_Toc165282753"/>
+      <w:bookmarkStart w:id="35" w:name="_Toc165282753"/>
       <w:r>
         <w:rPr>
           <w:rFonts w:cs="Times New Roman"/>
@@ -23518,7 +21602,7 @@
         </w:rPr>
         <w:t>Инструкция по использованию</w:t>
       </w:r>
-      <w:bookmarkEnd w:id="36"/>
+      <w:bookmarkEnd w:id="35"/>
     </w:p>
     <w:p>
       <w:pPr>
@@ -23686,7 +21770,7 @@
                     <pic:cNvPicPr/>
                   </pic:nvPicPr>
                   <pic:blipFill>
-                    <a:blip r:embed="rId20"/>
+                    <a:blip r:embed="rId21"/>
                     <a:stretch>
                       <a:fillRect/>
                     </a:stretch>
@@ -23939,7 +22023,7 @@
                     <pic:cNvPicPr/>
                   </pic:nvPicPr>
                   <pic:blipFill rotWithShape="1">
-                    <a:blip r:embed="rId21"/>
+                    <a:blip r:embed="rId22"/>
                     <a:srcRect r="1219"/>
                     <a:stretch/>
                   </pic:blipFill>
@@ -24159,7 +22243,7 @@
                     <pic:cNvPicPr/>
                   </pic:nvPicPr>
                   <pic:blipFill>
-                    <a:blip r:embed="rId22"/>
+                    <a:blip r:embed="rId23"/>
                     <a:stretch>
                       <a:fillRect/>
                     </a:stretch>
@@ -24435,125 +22519,6 @@
             <wp:extent cx="5939790" cy="4515485"/>
             <wp:effectExtent l="0" t="0" r="3810" b="0"/>
             <wp:docPr id="27" name="Рисунок 27"/>
-            <wp:cNvGraphicFramePr>
-              <a:graphicFrameLocks xmlns:a="http://schemas.openxmlformats.org/drawingml/2006/main" noChangeAspect="1"/>
-            </wp:cNvGraphicFramePr>
-            <a:graphic xmlns:a="http://schemas.openxmlformats.org/drawingml/2006/main">
-              <a:graphicData uri="http://schemas.openxmlformats.org/drawingml/2006/picture">
-                <pic:pic xmlns:pic="http://schemas.openxmlformats.org/drawingml/2006/picture">
-                  <pic:nvPicPr>
-                    <pic:cNvPr id="1" name=""/>
-                    <pic:cNvPicPr/>
-                  </pic:nvPicPr>
-                  <pic:blipFill>
-                    <a:blip r:embed="rId23"/>
-                    <a:stretch>
-                      <a:fillRect/>
-                    </a:stretch>
-                  </pic:blipFill>
-                  <pic:spPr>
-                    <a:xfrm>
-                      <a:off x="0" y="0"/>
-                      <a:ext cx="5939790" cy="4515485"/>
-                    </a:xfrm>
-                    <a:prstGeom prst="rect">
-                      <a:avLst/>
-                    </a:prstGeom>
-                  </pic:spPr>
-                </pic:pic>
-              </a:graphicData>
-            </a:graphic>
-          </wp:inline>
-        </w:drawing>
-      </w:r>
-    </w:p>
-    <w:p>
-      <w:pPr>
-        <w:tabs>
-          <w:tab w:val="left" w:pos="993"/>
-        </w:tabs>
-        <w:spacing w:after="0" w:line="360" w:lineRule="auto"/>
-        <w:ind w:firstLine="709"/>
-        <w:jc w:val="center"/>
-        <w:rPr>
-          <w:rFonts w:cs="Times New Roman"/>
-          <w:szCs w:val="28"/>
-          <w:lang w:val="ru-RU"/>
-        </w:rPr>
-      </w:pPr>
-      <w:r>
-        <w:rPr>
-          <w:rFonts w:cs="Times New Roman"/>
-          <w:szCs w:val="28"/>
-          <w:lang w:val="ru-RU"/>
-        </w:rPr>
-        <w:t xml:space="preserve">Рис. </w:t>
-      </w:r>
-      <w:r>
-        <w:rPr>
-          <w:rFonts w:cs="Times New Roman"/>
-          <w:szCs w:val="28"/>
-          <w:lang w:val="ru-RU"/>
-        </w:rPr>
-        <w:t>2</w:t>
-      </w:r>
-      <w:r>
-        <w:rPr>
-          <w:rFonts w:cs="Times New Roman"/>
-          <w:szCs w:val="28"/>
-          <w:lang w:val="ru-RU"/>
-        </w:rPr>
-        <w:t>.</w:t>
-      </w:r>
-      <w:r>
-        <w:rPr>
-          <w:rFonts w:cs="Times New Roman"/>
-          <w:szCs w:val="28"/>
-          <w:lang w:val="ru-RU"/>
-        </w:rPr>
-        <w:t>11</w:t>
-      </w:r>
-      <w:r>
-        <w:rPr>
-          <w:rFonts w:cs="Times New Roman"/>
-          <w:szCs w:val="28"/>
-          <w:lang w:val="ru-RU"/>
-        </w:rPr>
-        <w:t>.</w:t>
-      </w:r>
-      <w:r>
-        <w:rPr>
-          <w:rFonts w:cs="Times New Roman"/>
-          <w:szCs w:val="28"/>
-          <w:lang w:val="ru-RU"/>
-        </w:rPr>
-        <w:t xml:space="preserve"> Поиск по цвету с установленным значением фильтра в 100</w:t>
-      </w:r>
-    </w:p>
-    <w:p>
-      <w:pPr>
-        <w:tabs>
-          <w:tab w:val="left" w:pos="993"/>
-        </w:tabs>
-        <w:spacing w:after="0" w:line="360" w:lineRule="auto"/>
-        <w:jc w:val="center"/>
-        <w:rPr>
-          <w:rFonts w:cs="Times New Roman"/>
-          <w:szCs w:val="28"/>
-          <w:lang w:val="ru-RU"/>
-        </w:rPr>
-      </w:pPr>
-      <w:r>
-        <w:rPr>
-          <w:noProof/>
-          <w:lang w:val="ru-RU" w:eastAsia="ru-RU"/>
-        </w:rPr>
-        <w:lastRenderedPageBreak/>
-        <w:drawing>
-          <wp:inline distT="0" distB="0" distL="0" distR="0" wp14:anchorId="240334E3" wp14:editId="274509B0">
-            <wp:extent cx="5939790" cy="4479925"/>
-            <wp:effectExtent l="0" t="0" r="3810" b="0"/>
-            <wp:docPr id="28" name="Рисунок 28"/>
             <wp:cNvGraphicFramePr>
               <a:graphicFrameLocks xmlns:a="http://schemas.openxmlformats.org/drawingml/2006/main" noChangeAspect="1"/>
             </wp:cNvGraphicFramePr>
@@ -24573,7 +22538,7 @@
                   <pic:spPr>
                     <a:xfrm>
                       <a:off x="0" y="0"/>
-                      <a:ext cx="5939790" cy="4479925"/>
+                      <a:ext cx="5939790" cy="4515485"/>
                     </a:xfrm>
                     <a:prstGeom prst="rect">
                       <a:avLst/>
@@ -24622,22 +22587,6 @@
           <w:szCs w:val="28"/>
           <w:lang w:val="ru-RU"/>
         </w:rPr>
-        <w:t>.1</w:t>
-      </w:r>
-      <w:r>
-        <w:rPr>
-          <w:rFonts w:cs="Times New Roman"/>
-          <w:szCs w:val="28"/>
-          <w:lang w:val="ru-RU"/>
-        </w:rPr>
-        <w:t>2</w:t>
-      </w:r>
-      <w:r>
-        <w:rPr>
-          <w:rFonts w:cs="Times New Roman"/>
-          <w:szCs w:val="28"/>
-          <w:lang w:val="ru-RU"/>
-        </w:rPr>
         <w:t>.</w:t>
       </w:r>
       <w:r>
@@ -24646,110 +22595,7 @@
           <w:szCs w:val="28"/>
           <w:lang w:val="ru-RU"/>
         </w:rPr>
-        <w:t xml:space="preserve"> Поиск по цвету с установленным значением фильтра в 120</w:t>
-      </w:r>
-    </w:p>
-    <w:p>
-      <w:pPr>
-        <w:tabs>
-          <w:tab w:val="left" w:pos="993"/>
-        </w:tabs>
-        <w:spacing w:after="0" w:line="360" w:lineRule="auto"/>
-        <w:ind w:firstLine="709"/>
-        <w:jc w:val="both"/>
-        <w:rPr>
-          <w:rFonts w:cs="Times New Roman"/>
-          <w:szCs w:val="28"/>
-          <w:lang w:val="ru-RU"/>
-        </w:rPr>
-      </w:pPr>
-      <w:r>
-        <w:rPr>
-          <w:rFonts w:cs="Times New Roman"/>
-          <w:szCs w:val="28"/>
-          <w:lang w:val="ru-RU"/>
-        </w:rPr>
-        <w:t xml:space="preserve">Также возможно производить поиск по цвету выводя несколько цветов в зависимости от затемнения </w:t>
-      </w:r>
-      <w:r>
-        <w:rPr>
-          <w:rFonts w:cs="Times New Roman"/>
-          <w:szCs w:val="28"/>
-          <w:lang w:val="ru-RU"/>
-        </w:rPr>
-        <w:t>и значения фильтра для пикселей</w:t>
-      </w:r>
-      <w:r>
-        <w:rPr>
-          <w:rFonts w:cs="Times New Roman"/>
-          <w:szCs w:val="28"/>
-          <w:lang w:val="ru-RU"/>
-        </w:rPr>
-        <w:t>, которые темнее</w:t>
-      </w:r>
-      <w:r>
-        <w:rPr>
-          <w:rFonts w:cs="Times New Roman"/>
-          <w:szCs w:val="28"/>
-          <w:lang w:val="ru-RU"/>
-        </w:rPr>
-        <w:t>,</w:t>
-      </w:r>
-      <w:r>
-        <w:rPr>
-          <w:rFonts w:cs="Times New Roman"/>
-          <w:szCs w:val="28"/>
-          <w:lang w:val="ru-RU"/>
-        </w:rPr>
-        <w:t xml:space="preserve"> значения фильтра будут перерисовываться в черный цвет, для второго цвета, который обозначается красным цветом, значение фильтра берется на 5 больше, что должно выводить на изображении участка с менее затемненной частью воспринимаемых как меньшие повреждения, третьим цветом является оранжевое значение фильтра берущегося на 10 больше установленного этим цветом обозначаемого участка с наименьшим</w:t>
-      </w:r>
-      <w:r>
-        <w:rPr>
-          <w:rFonts w:cs="Times New Roman"/>
-          <w:szCs w:val="28"/>
-          <w:lang w:val="ru-RU"/>
-        </w:rPr>
-        <w:t>и обнаруженными повреждениями.(р</w:t>
-      </w:r>
-      <w:r>
-        <w:rPr>
-          <w:rFonts w:cs="Times New Roman"/>
-          <w:szCs w:val="28"/>
-          <w:lang w:val="ru-RU"/>
-        </w:rPr>
-        <w:t xml:space="preserve">ис. </w:t>
-      </w:r>
-      <w:r>
-        <w:rPr>
-          <w:rFonts w:cs="Times New Roman"/>
-          <w:szCs w:val="28"/>
-          <w:lang w:val="ru-RU"/>
-        </w:rPr>
-        <w:t>2</w:t>
-      </w:r>
-      <w:r>
-        <w:rPr>
-          <w:rFonts w:cs="Times New Roman"/>
-          <w:szCs w:val="28"/>
-          <w:lang w:val="ru-RU"/>
-        </w:rPr>
-        <w:t>.1</w:t>
-      </w:r>
-      <w:r>
-        <w:rPr>
-          <w:rFonts w:cs="Times New Roman"/>
-          <w:szCs w:val="28"/>
-          <w:lang w:val="ru-RU"/>
-        </w:rPr>
-        <w:t>3</w:t>
-      </w:r>
-      <w:r>
-        <w:rPr>
-          <w:rFonts w:cs="Times New Roman"/>
-          <w:szCs w:val="28"/>
-          <w:lang w:val="ru-RU"/>
-        </w:rPr>
-        <w:t>)</w:t>
+        <w:t>11</w:t>
       </w:r>
       <w:r>
         <w:rPr>
@@ -24759,14 +22605,22 @@
         </w:rPr>
         <w:t>.</w:t>
       </w:r>
-    </w:p>
-    <w:p>
-      <w:pPr>
-        <w:tabs>
-          <w:tab w:val="left" w:pos="993"/>
-        </w:tabs>
-        <w:spacing w:after="0" w:line="360" w:lineRule="auto"/>
-        <w:jc w:val="both"/>
+      <w:r>
+        <w:rPr>
+          <w:rFonts w:cs="Times New Roman"/>
+          <w:szCs w:val="28"/>
+          <w:lang w:val="ru-RU"/>
+        </w:rPr>
+        <w:t xml:space="preserve"> Поиск по цвету с установленным значением фильтра в 100</w:t>
+      </w:r>
+    </w:p>
+    <w:p>
+      <w:pPr>
+        <w:tabs>
+          <w:tab w:val="left" w:pos="993"/>
+        </w:tabs>
+        <w:spacing w:after="0" w:line="360" w:lineRule="auto"/>
+        <w:jc w:val="center"/>
         <w:rPr>
           <w:rFonts w:cs="Times New Roman"/>
           <w:szCs w:val="28"/>
@@ -24780,10 +22634,10 @@
         </w:rPr>
         <w:lastRenderedPageBreak/>
         <w:drawing>
-          <wp:inline distT="0" distB="0" distL="0" distR="0" wp14:anchorId="72F45ED5" wp14:editId="11E951E5">
-            <wp:extent cx="5939790" cy="4480560"/>
+          <wp:inline distT="0" distB="0" distL="0" distR="0" wp14:anchorId="240334E3" wp14:editId="274509B0">
+            <wp:extent cx="5939790" cy="4479925"/>
             <wp:effectExtent l="0" t="0" r="3810" b="0"/>
-            <wp:docPr id="1" name="Рисунок 1"/>
+            <wp:docPr id="28" name="Рисунок 28"/>
             <wp:cNvGraphicFramePr>
               <a:graphicFrameLocks xmlns:a="http://schemas.openxmlformats.org/drawingml/2006/main" noChangeAspect="1"/>
             </wp:cNvGraphicFramePr>
@@ -24803,7 +22657,7 @@
                   <pic:spPr>
                     <a:xfrm>
                       <a:off x="0" y="0"/>
-                      <a:ext cx="5939790" cy="4480560"/>
+                      <a:ext cx="5939790" cy="4479925"/>
                     </a:xfrm>
                     <a:prstGeom prst="rect">
                       <a:avLst/>
@@ -24823,7 +22677,6 @@
         </w:tabs>
         <w:spacing w:after="0" w:line="360" w:lineRule="auto"/>
         <w:ind w:firstLine="709"/>
-        <w:contextualSpacing/>
         <w:jc w:val="center"/>
         <w:rPr>
           <w:rFonts w:cs="Times New Roman"/>
@@ -24853,6 +22706,22 @@
           <w:szCs w:val="28"/>
           <w:lang w:val="ru-RU"/>
         </w:rPr>
+        <w:t>.1</w:t>
+      </w:r>
+      <w:r>
+        <w:rPr>
+          <w:rFonts w:cs="Times New Roman"/>
+          <w:szCs w:val="28"/>
+          <w:lang w:val="ru-RU"/>
+        </w:rPr>
+        <w:t>2</w:t>
+      </w:r>
+      <w:r>
+        <w:rPr>
+          <w:rFonts w:cs="Times New Roman"/>
+          <w:szCs w:val="28"/>
+          <w:lang w:val="ru-RU"/>
+        </w:rPr>
         <w:t>.</w:t>
       </w:r>
       <w:r>
@@ -24861,7 +22730,110 @@
           <w:szCs w:val="28"/>
           <w:lang w:val="ru-RU"/>
         </w:rPr>
-        <w:t>13</w:t>
+        <w:t xml:space="preserve"> Поиск по цвету с установленным значением фильтра в 120</w:t>
+      </w:r>
+    </w:p>
+    <w:p>
+      <w:pPr>
+        <w:tabs>
+          <w:tab w:val="left" w:pos="993"/>
+        </w:tabs>
+        <w:spacing w:after="0" w:line="360" w:lineRule="auto"/>
+        <w:ind w:firstLine="709"/>
+        <w:jc w:val="both"/>
+        <w:rPr>
+          <w:rFonts w:cs="Times New Roman"/>
+          <w:szCs w:val="28"/>
+          <w:lang w:val="ru-RU"/>
+        </w:rPr>
+      </w:pPr>
+      <w:r>
+        <w:rPr>
+          <w:rFonts w:cs="Times New Roman"/>
+          <w:szCs w:val="28"/>
+          <w:lang w:val="ru-RU"/>
+        </w:rPr>
+        <w:t xml:space="preserve">Также возможно производить поиск по цвету выводя несколько цветов в зависимости от затемнения </w:t>
+      </w:r>
+      <w:r>
+        <w:rPr>
+          <w:rFonts w:cs="Times New Roman"/>
+          <w:szCs w:val="28"/>
+          <w:lang w:val="ru-RU"/>
+        </w:rPr>
+        <w:t>и значения фильтра для пикселей</w:t>
+      </w:r>
+      <w:r>
+        <w:rPr>
+          <w:rFonts w:cs="Times New Roman"/>
+          <w:szCs w:val="28"/>
+          <w:lang w:val="ru-RU"/>
+        </w:rPr>
+        <w:t>, которые темнее</w:t>
+      </w:r>
+      <w:r>
+        <w:rPr>
+          <w:rFonts w:cs="Times New Roman"/>
+          <w:szCs w:val="28"/>
+          <w:lang w:val="ru-RU"/>
+        </w:rPr>
+        <w:t>,</w:t>
+      </w:r>
+      <w:r>
+        <w:rPr>
+          <w:rFonts w:cs="Times New Roman"/>
+          <w:szCs w:val="28"/>
+          <w:lang w:val="ru-RU"/>
+        </w:rPr>
+        <w:t xml:space="preserve"> значения фильтра будут перерисовываться в черный цвет, для второго цвета, который обозначается красным цветом, значение фильтра берется на 5 больше, что должно выводить на изображении участка с менее затемненной частью воспринимаемых как меньшие повреждения, третьим цветом является оранжевое значение фильтра берущегося на 10 больше установленного этим цветом обозначаемого участка с наименьшим</w:t>
+      </w:r>
+      <w:r>
+        <w:rPr>
+          <w:rFonts w:cs="Times New Roman"/>
+          <w:szCs w:val="28"/>
+          <w:lang w:val="ru-RU"/>
+        </w:rPr>
+        <w:t>и обнаруженными повреждениями.(р</w:t>
+      </w:r>
+      <w:r>
+        <w:rPr>
+          <w:rFonts w:cs="Times New Roman"/>
+          <w:szCs w:val="28"/>
+          <w:lang w:val="ru-RU"/>
+        </w:rPr>
+        <w:t xml:space="preserve">ис. </w:t>
+      </w:r>
+      <w:r>
+        <w:rPr>
+          <w:rFonts w:cs="Times New Roman"/>
+          <w:szCs w:val="28"/>
+          <w:lang w:val="ru-RU"/>
+        </w:rPr>
+        <w:t>2</w:t>
+      </w:r>
+      <w:r>
+        <w:rPr>
+          <w:rFonts w:cs="Times New Roman"/>
+          <w:szCs w:val="28"/>
+          <w:lang w:val="ru-RU"/>
+        </w:rPr>
+        <w:t>.1</w:t>
+      </w:r>
+      <w:r>
+        <w:rPr>
+          <w:rFonts w:cs="Times New Roman"/>
+          <w:szCs w:val="28"/>
+          <w:lang w:val="ru-RU"/>
+        </w:rPr>
+        <w:t>3</w:t>
+      </w:r>
+      <w:r>
+        <w:rPr>
+          <w:rFonts w:cs="Times New Roman"/>
+          <w:szCs w:val="28"/>
+          <w:lang w:val="ru-RU"/>
+        </w:rPr>
+        <w:t>)</w:t>
       </w:r>
       <w:r>
         <w:rPr>
@@ -24871,182 +22843,14 @@
         </w:rPr>
         <w:t>.</w:t>
       </w:r>
-      <w:r>
-        <w:rPr>
-          <w:rFonts w:cs="Times New Roman"/>
-          <w:szCs w:val="28"/>
-          <w:lang w:val="ru-RU"/>
-        </w:rPr>
-        <w:t xml:space="preserve"> Поиск по цвету с </w:t>
-      </w:r>
-      <w:r>
-        <w:rPr>
-          <w:rFonts w:cs="Times New Roman"/>
-          <w:szCs w:val="28"/>
-          <w:lang w:val="ru-RU"/>
-        </w:rPr>
-        <w:t>тремя</w:t>
-      </w:r>
-      <w:r>
-        <w:rPr>
-          <w:rFonts w:cs="Times New Roman"/>
-          <w:szCs w:val="28"/>
-          <w:lang w:val="ru-RU"/>
-        </w:rPr>
-        <w:t xml:space="preserve"> фильтрами</w:t>
-      </w:r>
-    </w:p>
-    <w:p>
-      <w:pPr>
-        <w:tabs>
-          <w:tab w:val="left" w:pos="993"/>
-        </w:tabs>
-        <w:spacing w:after="0" w:line="360" w:lineRule="auto"/>
-        <w:ind w:firstLine="709"/>
-        <w:contextualSpacing/>
-        <w:jc w:val="both"/>
-        <w:rPr>
-          <w:rFonts w:cs="Times New Roman"/>
-          <w:szCs w:val="28"/>
-          <w:lang w:val="ru-RU"/>
-        </w:rPr>
-      </w:pPr>
-      <w:r>
-        <w:rPr>
-          <w:rFonts w:cs="Times New Roman"/>
-          <w:szCs w:val="28"/>
-          <w:lang w:val="ru-RU"/>
-        </w:rPr>
-        <w:t>Третьим методом поиска является метод поиска по контуру. Это один из важных и очень полезных методов описания, хранения, распознавания, сравнения и поиска графических объектов. Принцип работы таков, что он использует значение фильтра, проверяет резкость изменения цвета и выделяет участки с ним контурами. Резкость определяется на основании значения фильтра, которое можно изменить вручную, что позволяет сделать его более универсальным так как настройка может изменяться при изменении освещенности дороги. В данном методе большое влияние на работоспособность оказывают шумы и сходство цвета необходимых участков с фоном.</w:t>
-      </w:r>
-    </w:p>
-    <w:p>
-      <w:pPr>
-        <w:tabs>
-          <w:tab w:val="left" w:pos="993"/>
-        </w:tabs>
-        <w:spacing w:after="0" w:line="360" w:lineRule="auto"/>
-        <w:ind w:firstLine="709"/>
-        <w:contextualSpacing/>
-        <w:jc w:val="both"/>
-        <w:rPr>
-          <w:rFonts w:cs="Times New Roman"/>
-          <w:szCs w:val="28"/>
-          <w:lang w:val="ru-RU"/>
-        </w:rPr>
-      </w:pPr>
-      <w:r>
-        <w:rPr>
-          <w:rFonts w:cs="Times New Roman"/>
-          <w:szCs w:val="28"/>
-          <w:lang w:val="ru-RU"/>
-        </w:rPr>
-        <w:t>Примером работы данного метода служат изображения</w:t>
-      </w:r>
-      <w:r>
-        <w:rPr>
-          <w:rFonts w:cs="Times New Roman"/>
-          <w:szCs w:val="28"/>
-          <w:lang w:val="ru-RU"/>
-        </w:rPr>
-        <w:t>.</w:t>
-      </w:r>
-      <w:r>
-        <w:rPr>
-          <w:rFonts w:cs="Times New Roman"/>
-          <w:szCs w:val="28"/>
-          <w:lang w:val="ru-RU"/>
-        </w:rPr>
-        <w:t xml:space="preserve"> Поиск по контуру с установленным значением фильтра в 100 (рис </w:t>
-      </w:r>
-      <w:r>
-        <w:rPr>
-          <w:rFonts w:cs="Times New Roman"/>
-          <w:szCs w:val="28"/>
-          <w:lang w:val="ru-RU"/>
-        </w:rPr>
-        <w:t>2</w:t>
-      </w:r>
-      <w:r>
-        <w:rPr>
-          <w:rFonts w:cs="Times New Roman"/>
-          <w:szCs w:val="28"/>
-          <w:lang w:val="ru-RU"/>
-        </w:rPr>
-        <w:t>.1</w:t>
-      </w:r>
-      <w:r>
-        <w:rPr>
-          <w:rFonts w:cs="Times New Roman"/>
-          <w:szCs w:val="28"/>
-          <w:lang w:val="ru-RU"/>
-        </w:rPr>
-        <w:t>4</w:t>
-      </w:r>
-      <w:r>
-        <w:rPr>
-          <w:rFonts w:cs="Times New Roman"/>
-          <w:szCs w:val="28"/>
-          <w:lang w:val="ru-RU"/>
-        </w:rPr>
-        <w:t>.</w:t>
-      </w:r>
-      <w:r>
-        <w:rPr>
-          <w:rFonts w:cs="Times New Roman"/>
-          <w:szCs w:val="28"/>
-          <w:lang w:val="ru-RU"/>
-        </w:rPr>
-        <w:t xml:space="preserve">) и поиск по контуру с установленным значением фильтра в 120 (рис </w:t>
-      </w:r>
-      <w:r>
-        <w:rPr>
-          <w:rFonts w:cs="Times New Roman"/>
-          <w:szCs w:val="28"/>
-          <w:lang w:val="ru-RU"/>
-        </w:rPr>
-        <w:t>2</w:t>
-      </w:r>
-      <w:r>
-        <w:rPr>
-          <w:rFonts w:cs="Times New Roman"/>
-          <w:szCs w:val="28"/>
-          <w:lang w:val="ru-RU"/>
-        </w:rPr>
-        <w:t>.1</w:t>
-      </w:r>
-      <w:r>
-        <w:rPr>
-          <w:rFonts w:cs="Times New Roman"/>
-          <w:szCs w:val="28"/>
-          <w:lang w:val="ru-RU"/>
-        </w:rPr>
-        <w:t>5</w:t>
-      </w:r>
-      <w:r>
-        <w:rPr>
-          <w:rFonts w:cs="Times New Roman"/>
-          <w:szCs w:val="28"/>
-          <w:lang w:val="ru-RU"/>
-        </w:rPr>
-        <w:t>.</w:t>
-      </w:r>
-      <w:r>
-        <w:rPr>
-          <w:rFonts w:cs="Times New Roman"/>
-          <w:szCs w:val="28"/>
-          <w:lang w:val="ru-RU"/>
-        </w:rPr>
-        <w:t>).</w:t>
-      </w:r>
-    </w:p>
-    <w:p>
-      <w:pPr>
-        <w:tabs>
-          <w:tab w:val="left" w:pos="993"/>
-        </w:tabs>
-        <w:spacing w:after="0" w:line="360" w:lineRule="auto"/>
-        <w:jc w:val="center"/>
+    </w:p>
+    <w:p>
+      <w:pPr>
+        <w:tabs>
+          <w:tab w:val="left" w:pos="993"/>
+        </w:tabs>
+        <w:spacing w:after="0" w:line="360" w:lineRule="auto"/>
+        <w:jc w:val="both"/>
         <w:rPr>
           <w:rFonts w:cs="Times New Roman"/>
           <w:szCs w:val="28"/>
@@ -25060,10 +22864,10 @@
         </w:rPr>
         <w:lastRenderedPageBreak/>
         <w:drawing>
-          <wp:inline distT="0" distB="0" distL="0" distR="0" wp14:anchorId="67AF3D54" wp14:editId="7628FB5C">
-            <wp:extent cx="4937760" cy="3755316"/>
-            <wp:effectExtent l="0" t="0" r="0" b="0"/>
-            <wp:docPr id="31" name="Рисунок 31"/>
+          <wp:inline distT="0" distB="0" distL="0" distR="0" wp14:anchorId="72F45ED5" wp14:editId="11E951E5">
+            <wp:extent cx="5939790" cy="4480560"/>
+            <wp:effectExtent l="0" t="0" r="3810" b="0"/>
+            <wp:docPr id="1" name="Рисунок 1"/>
             <wp:cNvGraphicFramePr>
               <a:graphicFrameLocks xmlns:a="http://schemas.openxmlformats.org/drawingml/2006/main" noChangeAspect="1"/>
             </wp:cNvGraphicFramePr>
@@ -25083,7 +22887,7 @@
                   <pic:spPr>
                     <a:xfrm>
                       <a:off x="0" y="0"/>
-                      <a:ext cx="4944692" cy="3760588"/>
+                      <a:ext cx="5939790" cy="4480560"/>
                     </a:xfrm>
                     <a:prstGeom prst="rect">
                       <a:avLst/>
@@ -25103,6 +22907,7 @@
         </w:tabs>
         <w:spacing w:after="0" w:line="360" w:lineRule="auto"/>
         <w:ind w:firstLine="709"/>
+        <w:contextualSpacing/>
         <w:jc w:val="center"/>
         <w:rPr>
           <w:rFonts w:cs="Times New Roman"/>
@@ -25132,6 +22937,126 @@
           <w:szCs w:val="28"/>
           <w:lang w:val="ru-RU"/>
         </w:rPr>
+        <w:t>.</w:t>
+      </w:r>
+      <w:r>
+        <w:rPr>
+          <w:rFonts w:cs="Times New Roman"/>
+          <w:szCs w:val="28"/>
+          <w:lang w:val="ru-RU"/>
+        </w:rPr>
+        <w:t>13</w:t>
+      </w:r>
+      <w:r>
+        <w:rPr>
+          <w:rFonts w:cs="Times New Roman"/>
+          <w:szCs w:val="28"/>
+          <w:lang w:val="ru-RU"/>
+        </w:rPr>
+        <w:t>.</w:t>
+      </w:r>
+      <w:r>
+        <w:rPr>
+          <w:rFonts w:cs="Times New Roman"/>
+          <w:szCs w:val="28"/>
+          <w:lang w:val="ru-RU"/>
+        </w:rPr>
+        <w:t xml:space="preserve"> Поиск по цвету с </w:t>
+      </w:r>
+      <w:r>
+        <w:rPr>
+          <w:rFonts w:cs="Times New Roman"/>
+          <w:szCs w:val="28"/>
+          <w:lang w:val="ru-RU"/>
+        </w:rPr>
+        <w:t>тремя</w:t>
+      </w:r>
+      <w:r>
+        <w:rPr>
+          <w:rFonts w:cs="Times New Roman"/>
+          <w:szCs w:val="28"/>
+          <w:lang w:val="ru-RU"/>
+        </w:rPr>
+        <w:t xml:space="preserve"> фильтрами</w:t>
+      </w:r>
+    </w:p>
+    <w:p>
+      <w:pPr>
+        <w:tabs>
+          <w:tab w:val="left" w:pos="993"/>
+        </w:tabs>
+        <w:spacing w:after="0" w:line="360" w:lineRule="auto"/>
+        <w:ind w:firstLine="709"/>
+        <w:contextualSpacing/>
+        <w:jc w:val="both"/>
+        <w:rPr>
+          <w:rFonts w:cs="Times New Roman"/>
+          <w:szCs w:val="28"/>
+          <w:lang w:val="ru-RU"/>
+        </w:rPr>
+      </w:pPr>
+      <w:r>
+        <w:rPr>
+          <w:rFonts w:cs="Times New Roman"/>
+          <w:szCs w:val="28"/>
+          <w:lang w:val="ru-RU"/>
+        </w:rPr>
+        <w:t>Третьим методом поиска является метод поиска по контуру. Это один из важных и очень полезных методов описания, хранения, распознавания, сравнения и поиска графических объектов. Принцип работы таков, что он использует значение фильтра, проверяет резкость изменения цвета и выделяет участки с ним контурами. Резкость определяется на основании значения фильтра, которое можно изменить вручную, что позволяет сделать его более универсальным так как настройка может изменяться при изменении освещенности дороги. В данном методе большое влияние на работоспособность оказывают шумы и сходство цвета необходимых участков с фоном.</w:t>
+      </w:r>
+    </w:p>
+    <w:p>
+      <w:pPr>
+        <w:tabs>
+          <w:tab w:val="left" w:pos="993"/>
+        </w:tabs>
+        <w:spacing w:after="0" w:line="360" w:lineRule="auto"/>
+        <w:ind w:firstLine="709"/>
+        <w:contextualSpacing/>
+        <w:jc w:val="both"/>
+        <w:rPr>
+          <w:rFonts w:cs="Times New Roman"/>
+          <w:szCs w:val="28"/>
+          <w:lang w:val="ru-RU"/>
+        </w:rPr>
+      </w:pPr>
+      <w:r>
+        <w:rPr>
+          <w:rFonts w:cs="Times New Roman"/>
+          <w:szCs w:val="28"/>
+          <w:lang w:val="ru-RU"/>
+        </w:rPr>
+        <w:t>Примером работы данного метода служат изображения</w:t>
+      </w:r>
+      <w:r>
+        <w:rPr>
+          <w:rFonts w:cs="Times New Roman"/>
+          <w:szCs w:val="28"/>
+          <w:lang w:val="ru-RU"/>
+        </w:rPr>
+        <w:t>.</w:t>
+      </w:r>
+      <w:r>
+        <w:rPr>
+          <w:rFonts w:cs="Times New Roman"/>
+          <w:szCs w:val="28"/>
+          <w:lang w:val="ru-RU"/>
+        </w:rPr>
+        <w:t xml:space="preserve"> Поиск по контуру с установленным значением фильтра в 100 (рис </w:t>
+      </w:r>
+      <w:r>
+        <w:rPr>
+          <w:rFonts w:cs="Times New Roman"/>
+          <w:szCs w:val="28"/>
+          <w:lang w:val="ru-RU"/>
+        </w:rPr>
+        <w:t>2</w:t>
+      </w:r>
+      <w:r>
+        <w:rPr>
+          <w:rFonts w:cs="Times New Roman"/>
+          <w:szCs w:val="28"/>
+          <w:lang w:val="ru-RU"/>
+        </w:rPr>
         <w:t>.1</w:t>
       </w:r>
       <w:r>
@@ -25156,7 +23081,47 @@
           <w:szCs w:val="28"/>
           <w:lang w:val="ru-RU"/>
         </w:rPr>
-        <w:t xml:space="preserve"> Поиск по контуру с установленным значением фильтра в 120</w:t>
+        <w:t xml:space="preserve">) и поиск по контуру с установленным значением фильтра в 120 (рис </w:t>
+      </w:r>
+      <w:r>
+        <w:rPr>
+          <w:rFonts w:cs="Times New Roman"/>
+          <w:szCs w:val="28"/>
+          <w:lang w:val="ru-RU"/>
+        </w:rPr>
+        <w:t>2</w:t>
+      </w:r>
+      <w:r>
+        <w:rPr>
+          <w:rFonts w:cs="Times New Roman"/>
+          <w:szCs w:val="28"/>
+          <w:lang w:val="ru-RU"/>
+        </w:rPr>
+        <w:t>.1</w:t>
+      </w:r>
+      <w:r>
+        <w:rPr>
+          <w:rFonts w:cs="Times New Roman"/>
+          <w:szCs w:val="28"/>
+          <w:lang w:val="ru-RU"/>
+        </w:rPr>
+        <w:t>5</w:t>
+      </w:r>
+      <w:r>
+        <w:rPr>
+          <w:rFonts w:cs="Times New Roman"/>
+          <w:szCs w:val="28"/>
+          <w:lang w:val="ru-RU"/>
+        </w:rPr>
+        <w:t>.</w:t>
+      </w:r>
+      <w:r>
+        <w:rPr>
+          <w:rFonts w:cs="Times New Roman"/>
+          <w:szCs w:val="28"/>
+          <w:lang w:val="ru-RU"/>
+        </w:rPr>
+        <w:t>).</w:t>
       </w:r>
     </w:p>
     <w:p>
@@ -25177,11 +23142,12 @@
           <w:noProof/>
           <w:lang w:val="ru-RU" w:eastAsia="ru-RU"/>
         </w:rPr>
+        <w:lastRenderedPageBreak/>
         <w:drawing>
-          <wp:inline distT="0" distB="0" distL="0" distR="0" wp14:anchorId="6E2492A9" wp14:editId="7CEECF6C">
-            <wp:extent cx="5151120" cy="3920887"/>
-            <wp:effectExtent l="0" t="0" r="0" b="3810"/>
-            <wp:docPr id="32" name="Рисунок 32"/>
+          <wp:inline distT="0" distB="0" distL="0" distR="0" wp14:anchorId="67AF3D54" wp14:editId="7628FB5C">
+            <wp:extent cx="4937760" cy="3755316"/>
+            <wp:effectExtent l="0" t="0" r="0" b="0"/>
+            <wp:docPr id="31" name="Рисунок 31"/>
             <wp:cNvGraphicFramePr>
               <a:graphicFrameLocks xmlns:a="http://schemas.openxmlformats.org/drawingml/2006/main" noChangeAspect="1"/>
             </wp:cNvGraphicFramePr>
@@ -25201,7 +23167,7 @@
                   <pic:spPr>
                     <a:xfrm>
                       <a:off x="0" y="0"/>
-                      <a:ext cx="5161316" cy="3928648"/>
+                      <a:ext cx="4944692" cy="3760588"/>
                     </a:xfrm>
                     <a:prstGeom prst="rect">
                       <a:avLst/>
@@ -25258,7 +23224,7 @@
           <w:szCs w:val="28"/>
           <w:lang w:val="ru-RU"/>
         </w:rPr>
-        <w:t>5</w:t>
+        <w:t>4</w:t>
       </w:r>
       <w:r>
         <w:rPr>
@@ -25274,88 +23240,7 @@
           <w:szCs w:val="28"/>
           <w:lang w:val="ru-RU"/>
         </w:rPr>
-        <w:t xml:space="preserve"> Поиск по контуру с установленным значением фильтра в 100</w:t>
-      </w:r>
-    </w:p>
-    <w:p>
-      <w:pPr>
-        <w:tabs>
-          <w:tab w:val="left" w:pos="993"/>
-        </w:tabs>
-        <w:spacing w:after="0" w:line="360" w:lineRule="auto"/>
-        <w:ind w:firstLine="709"/>
-        <w:contextualSpacing/>
-        <w:jc w:val="both"/>
-        <w:rPr>
-          <w:rFonts w:cs="Times New Roman"/>
-          <w:szCs w:val="28"/>
-          <w:lang w:val="ru-RU"/>
-        </w:rPr>
-      </w:pPr>
-      <w:r>
-        <w:rPr>
-          <w:rFonts w:cs="Times New Roman"/>
-          <w:szCs w:val="28"/>
-          <w:lang w:val="ru-RU"/>
-        </w:rPr>
-        <w:t xml:space="preserve">Последним способом поиска является одновременное применение двух методов поиска. Метод состоит в том, чтобы на изображение, которое явиться </w:t>
-      </w:r>
-      <w:r>
-        <w:rPr>
-          <w:rFonts w:cs="Times New Roman"/>
-          <w:szCs w:val="28"/>
-          <w:lang w:val="ru-RU"/>
-        </w:rPr>
-        <w:lastRenderedPageBreak/>
-        <w:t xml:space="preserve">результатом выполнения метода поиска по цвету, наложить результат выполнения метода поиска по контуру, </w:t>
-      </w:r>
-      <w:r>
-        <w:rPr>
-          <w:rFonts w:cs="Times New Roman"/>
-          <w:szCs w:val="28"/>
-          <w:lang w:val="ru-RU"/>
-        </w:rPr>
-        <w:t>таким образом,</w:t>
-      </w:r>
-      <w:r>
-        <w:rPr>
-          <w:rFonts w:cs="Times New Roman"/>
-          <w:szCs w:val="28"/>
-          <w:lang w:val="ru-RU"/>
-        </w:rPr>
-        <w:t xml:space="preserve"> чтобы перенести только контуры без черного фона. Данный метод в некоторых случаях позволит этим двум методам компенсировать недостатки друг друга. Еще данный метод может помочь определить резкость изменения глубины ям при различных установленных значениях фильтров для обоих методов как на изображении (рис. </w:t>
-      </w:r>
-      <w:r>
-        <w:rPr>
-          <w:rFonts w:cs="Times New Roman"/>
-          <w:szCs w:val="28"/>
-          <w:lang w:val="ru-RU"/>
-        </w:rPr>
-        <w:t>2</w:t>
-      </w:r>
-      <w:r>
-        <w:rPr>
-          <w:rFonts w:cs="Times New Roman"/>
-          <w:szCs w:val="28"/>
-          <w:lang w:val="ru-RU"/>
-        </w:rPr>
-        <w:t>.1</w:t>
-      </w:r>
-      <w:r>
-        <w:rPr>
-          <w:rFonts w:cs="Times New Roman"/>
-          <w:szCs w:val="28"/>
-          <w:lang w:val="ru-RU"/>
-        </w:rPr>
-        <w:t>6</w:t>
-      </w:r>
-      <w:r>
-        <w:rPr>
-          <w:rFonts w:cs="Times New Roman"/>
-          <w:szCs w:val="28"/>
-          <w:lang w:val="ru-RU"/>
-        </w:rPr>
-        <w:t>).</w:t>
+        <w:t xml:space="preserve"> Поиск по контуру с установленным значением фильтра в 120</w:t>
       </w:r>
     </w:p>
     <w:p>
@@ -25377,10 +23262,10 @@
           <w:lang w:val="ru-RU" w:eastAsia="ru-RU"/>
         </w:rPr>
         <w:drawing>
-          <wp:inline distT="0" distB="0" distL="0" distR="0" wp14:anchorId="2A573093" wp14:editId="7DBADCCB">
-            <wp:extent cx="5939790" cy="4519295"/>
-            <wp:effectExtent l="0" t="0" r="3810" b="0"/>
-            <wp:docPr id="33" name="Рисунок 33"/>
+          <wp:inline distT="0" distB="0" distL="0" distR="0" wp14:anchorId="6E2492A9" wp14:editId="7CEECF6C">
+            <wp:extent cx="5151120" cy="3920887"/>
+            <wp:effectExtent l="0" t="0" r="0" b="3810"/>
+            <wp:docPr id="32" name="Рисунок 32"/>
             <wp:cNvGraphicFramePr>
               <a:graphicFrameLocks xmlns:a="http://schemas.openxmlformats.org/drawingml/2006/main" noChangeAspect="1"/>
             </wp:cNvGraphicFramePr>
@@ -25400,7 +23285,7 @@
                   <pic:spPr>
                     <a:xfrm>
                       <a:off x="0" y="0"/>
-                      <a:ext cx="5939790" cy="4519295"/>
+                      <a:ext cx="5161316" cy="3928648"/>
                     </a:xfrm>
                     <a:prstGeom prst="rect">
                       <a:avLst/>
@@ -25457,7 +23342,7 @@
           <w:szCs w:val="28"/>
           <w:lang w:val="ru-RU"/>
         </w:rPr>
-        <w:t>6</w:t>
+        <w:t>5</w:t>
       </w:r>
       <w:r>
         <w:rPr>
@@ -25473,51 +23358,8 @@
           <w:szCs w:val="28"/>
           <w:lang w:val="ru-RU"/>
         </w:rPr>
-        <w:t xml:space="preserve"> Поиск средствами обоих методов одновременно</w:t>
-      </w:r>
-    </w:p>
-    <w:p>
-      <w:pPr>
-        <w:tabs>
-          <w:tab w:val="left" w:pos="993"/>
-        </w:tabs>
-        <w:spacing w:after="0" w:line="360" w:lineRule="auto"/>
-        <w:ind w:firstLine="709"/>
-        <w:jc w:val="both"/>
-        <w:rPr>
-          <w:rFonts w:cs="Times New Roman"/>
-          <w:szCs w:val="28"/>
-          <w:lang w:val="ru-RU"/>
-        </w:rPr>
-      </w:pPr>
-    </w:p>
-    <w:p>
-      <w:pPr>
-        <w:pStyle w:val="2"/>
-        <w:numPr>
-          <w:ilvl w:val="0"/>
-          <w:numId w:val="25"/>
-        </w:numPr>
-        <w:tabs>
-          <w:tab w:val="left" w:pos="993"/>
-        </w:tabs>
-        <w:ind w:left="0" w:firstLine="709"/>
-        <w:rPr>
-          <w:rFonts w:cs="Times New Roman"/>
-          <w:szCs w:val="28"/>
-          <w:lang w:val="ru-RU"/>
-        </w:rPr>
-      </w:pPr>
-      <w:bookmarkStart w:id="37" w:name="_Toc165282754"/>
-      <w:r>
-        <w:rPr>
-          <w:rFonts w:cs="Times New Roman"/>
-          <w:szCs w:val="28"/>
-          <w:lang w:val="ru-RU"/>
-        </w:rPr>
-        <w:t>Тестирование разработанного программного средства</w:t>
-      </w:r>
-      <w:bookmarkEnd w:id="37"/>
+        <w:t xml:space="preserve"> Поиск по контуру с установленным значением фильтра в 100</w:t>
+      </w:r>
     </w:p>
     <w:p>
       <w:pPr>
@@ -25534,37 +23376,13 @@
           <w:lang w:val="ru-RU"/>
         </w:rPr>
       </w:pPr>
-    </w:p>
-    <w:p>
-      <w:pPr>
-        <w:tabs>
-          <w:tab w:val="left" w:pos="993"/>
-        </w:tabs>
-        <w:spacing w:after="0" w:line="360" w:lineRule="auto"/>
-        <w:ind w:firstLine="709"/>
-        <w:contextualSpacing/>
-        <w:jc w:val="both"/>
-        <w:rPr>
-          <w:rFonts w:cs="Times New Roman"/>
-          <w:szCs w:val="28"/>
-          <w:lang w:val="ru-RU"/>
-        </w:rPr>
-      </w:pPr>
-      <w:r>
-        <w:rPr>
-          <w:rFonts w:cs="Times New Roman"/>
-          <w:szCs w:val="28"/>
-          <w:lang w:val="ru-RU"/>
-        </w:rPr>
-        <w:t xml:space="preserve">Для оценки результатов работы будем рассматривать как точно программа распознает неровности на видео с </w:t>
-      </w:r>
-      <w:r>
-        <w:rPr>
-          <w:rFonts w:cs="Times New Roman"/>
-          <w:szCs w:val="28"/>
-          <w:lang w:val="ru-RU"/>
-        </w:rPr>
-        <w:t xml:space="preserve">видеорегистратора автомобиля. Поскольку приложение работает только с последовательностями </w:t>
+      <w:r>
+        <w:rPr>
+          <w:rFonts w:cs="Times New Roman"/>
+          <w:szCs w:val="28"/>
+          <w:lang w:val="ru-RU"/>
+        </w:rPr>
+        <w:t xml:space="preserve">Последним способом поиска является одновременное применение двух методов поиска. Метод состоит в том, чтобы на изображение, которое явиться </w:t>
       </w:r>
       <w:r>
         <w:rPr>
@@ -25573,81 +23391,23 @@
           <w:lang w:val="ru-RU"/>
         </w:rPr>
         <w:lastRenderedPageBreak/>
-        <w:t xml:space="preserve">изображений, имеющих более или менее статический фон. Некоторые изменения яркости в течение видео влияют на качество работы программного средства, </w:t>
-      </w:r>
-      <w:proofErr w:type="gramStart"/>
-      <w:r>
-        <w:rPr>
-          <w:rFonts w:cs="Times New Roman"/>
-          <w:szCs w:val="28"/>
-          <w:lang w:val="ru-RU"/>
-        </w:rPr>
-        <w:t>например</w:t>
-      </w:r>
-      <w:proofErr w:type="gramEnd"/>
-      <w:r>
-        <w:rPr>
-          <w:rFonts w:cs="Times New Roman"/>
-          <w:szCs w:val="28"/>
-          <w:lang w:val="ru-RU"/>
-        </w:rPr>
-        <w:t xml:space="preserve"> такие как блики, изменение освещенности, тени деревьев на дороге и т.п. Некачественное изображение может привести к ошибочным определениям, что также уменьшает точность результатов.</w:t>
-      </w:r>
-    </w:p>
-    <w:p>
-      <w:pPr>
-        <w:tabs>
-          <w:tab w:val="left" w:pos="993"/>
-        </w:tabs>
-        <w:spacing w:after="0" w:line="360" w:lineRule="auto"/>
-        <w:ind w:firstLine="709"/>
-        <w:contextualSpacing/>
-        <w:jc w:val="both"/>
-        <w:rPr>
-          <w:rFonts w:cs="Times New Roman"/>
-          <w:szCs w:val="28"/>
-          <w:lang w:val="ru-RU"/>
-        </w:rPr>
-      </w:pPr>
-      <w:r>
-        <w:rPr>
-          <w:rFonts w:cs="Times New Roman"/>
-          <w:szCs w:val="28"/>
-          <w:lang w:val="ru-RU"/>
-        </w:rPr>
-        <w:t>Для тестирования программного средства воспользуемся видео с видео регистраторов автомобилей при разных значениях освещения, в тенях и других возможных ситуациях с фиксированными настройками фильтров.</w:t>
-      </w:r>
-    </w:p>
-    <w:p>
-      <w:pPr>
-        <w:tabs>
-          <w:tab w:val="left" w:pos="993"/>
-        </w:tabs>
-        <w:spacing w:after="0" w:line="360" w:lineRule="auto"/>
-        <w:ind w:firstLine="709"/>
-        <w:contextualSpacing/>
-        <w:jc w:val="both"/>
-        <w:rPr>
-          <w:rFonts w:cs="Times New Roman"/>
-          <w:szCs w:val="28"/>
-          <w:lang w:val="ru-RU"/>
-        </w:rPr>
-      </w:pPr>
-      <w:r>
-        <w:rPr>
-          <w:rFonts w:cs="Times New Roman"/>
-          <w:szCs w:val="28"/>
-          <w:lang w:val="ru-RU"/>
-        </w:rPr>
-        <w:t xml:space="preserve">В первом тесте </w:t>
-      </w:r>
-      <w:r>
-        <w:rPr>
-          <w:rFonts w:cs="Times New Roman"/>
-          <w:szCs w:val="28"/>
-          <w:lang w:val="ru-RU"/>
-        </w:rPr>
-        <w:t xml:space="preserve">проверим работоспособность программного средства с нормальной освещенностью (рис. </w:t>
+        <w:t xml:space="preserve">результатом выполнения метода поиска по цвету, наложить результат выполнения метода поиска по контуру, </w:t>
+      </w:r>
+      <w:r>
+        <w:rPr>
+          <w:rFonts w:cs="Times New Roman"/>
+          <w:szCs w:val="28"/>
+          <w:lang w:val="ru-RU"/>
+        </w:rPr>
+        <w:t>таким образом,</w:t>
+      </w:r>
+      <w:r>
+        <w:rPr>
+          <w:rFonts w:cs="Times New Roman"/>
+          <w:szCs w:val="28"/>
+          <w:lang w:val="ru-RU"/>
+        </w:rPr>
+        <w:t xml:space="preserve"> чтобы перенести только контуры без черного фона. Данный метод в некоторых случаях позволит этим двум методам компенсировать недостатки друг друга. Еще данный метод может помочь определить резкость изменения глубины ям при различных установленных значениях фильтров для обоих методов как на изображении (рис. </w:t>
       </w:r>
       <w:r>
         <w:rPr>
@@ -25663,86 +23423,6 @@
           <w:szCs w:val="28"/>
           <w:lang w:val="ru-RU"/>
         </w:rPr>
-        <w:t>.</w:t>
-      </w:r>
-      <w:r>
-        <w:rPr>
-          <w:rFonts w:cs="Times New Roman"/>
-          <w:szCs w:val="28"/>
-          <w:lang w:val="ru-RU"/>
-        </w:rPr>
-        <w:t>10</w:t>
-      </w:r>
-      <w:r>
-        <w:rPr>
-          <w:rFonts w:cs="Times New Roman"/>
-          <w:szCs w:val="28"/>
-          <w:lang w:val="ru-RU"/>
-        </w:rPr>
-        <w:t>). Также на примере видим</w:t>
-      </w:r>
-      <w:r>
-        <w:rPr>
-          <w:rFonts w:cs="Times New Roman"/>
-          <w:szCs w:val="28"/>
-          <w:lang w:val="ru-RU"/>
-        </w:rPr>
-        <w:t>,</w:t>
-      </w:r>
-      <w:r>
-        <w:rPr>
-          <w:rFonts w:cs="Times New Roman"/>
-          <w:szCs w:val="28"/>
-          <w:lang w:val="ru-RU"/>
-        </w:rPr>
-        <w:t xml:space="preserve"> что тени и в процессе поиска</w:t>
-      </w:r>
-      <w:r>
-        <w:rPr>
-          <w:rFonts w:cs="Times New Roman"/>
-          <w:szCs w:val="28"/>
-          <w:lang w:val="ru-RU"/>
-        </w:rPr>
-        <w:t>,</w:t>
-      </w:r>
-      <w:r>
-        <w:rPr>
-          <w:rFonts w:cs="Times New Roman"/>
-          <w:szCs w:val="28"/>
-          <w:lang w:val="ru-RU"/>
-        </w:rPr>
-        <w:t xml:space="preserve"> также считаются как повреждения дорожного полотна, так как по цвету они схожи (</w:t>
-      </w:r>
-      <w:r>
-        <w:rPr>
-          <w:rFonts w:cs="Times New Roman"/>
-          <w:szCs w:val="28"/>
-          <w:lang w:val="ru-RU"/>
-        </w:rPr>
-        <w:t>р</w:t>
-      </w:r>
-      <w:r>
-        <w:rPr>
-          <w:rFonts w:cs="Times New Roman"/>
-          <w:szCs w:val="28"/>
-          <w:lang w:val="ru-RU"/>
-        </w:rPr>
-        <w:t xml:space="preserve">ис. </w:t>
-      </w:r>
-      <w:r>
-        <w:rPr>
-          <w:rFonts w:cs="Times New Roman"/>
-          <w:szCs w:val="28"/>
-          <w:lang w:val="ru-RU"/>
-        </w:rPr>
-        <w:t>2</w:t>
-      </w:r>
-      <w:r>
-        <w:rPr>
-          <w:rFonts w:cs="Times New Roman"/>
-          <w:szCs w:val="28"/>
-          <w:lang w:val="ru-RU"/>
-        </w:rPr>
         <w:t>.1</w:t>
       </w:r>
       <w:r>
@@ -25751,56 +23431,23 @@
           <w:szCs w:val="28"/>
           <w:lang w:val="ru-RU"/>
         </w:rPr>
-        <w:t>7</w:t>
-      </w:r>
-      <w:r>
-        <w:rPr>
-          <w:rFonts w:cs="Times New Roman"/>
-          <w:szCs w:val="28"/>
-          <w:lang w:val="ru-RU"/>
-        </w:rPr>
-        <w:t>.</w:t>
-      </w:r>
-      <w:r>
-        <w:rPr>
-          <w:rFonts w:cs="Times New Roman"/>
-          <w:szCs w:val="28"/>
-          <w:lang w:val="ru-RU"/>
-        </w:rPr>
-        <w:t>). Для решения этой проблемы лучше всего установить значение фильтров цвета вручную, пока работа не буд</w:t>
-      </w:r>
-      <w:r>
-        <w:rPr>
-          <w:rFonts w:cs="Times New Roman"/>
-          <w:szCs w:val="28"/>
-          <w:lang w:val="ru-RU"/>
-        </w:rPr>
-        <w:t>ут</w:t>
-      </w:r>
-      <w:r>
-        <w:rPr>
-          <w:rFonts w:cs="Times New Roman"/>
-          <w:szCs w:val="28"/>
-          <w:lang w:val="ru-RU"/>
-        </w:rPr>
-        <w:t xml:space="preserve"> </w:t>
-      </w:r>
-      <w:r>
-        <w:rPr>
-          <w:rFonts w:cs="Times New Roman"/>
-          <w:szCs w:val="28"/>
-          <w:lang w:val="ru-RU"/>
-        </w:rPr>
-        <w:t>удовлетворять требования.</w:t>
-      </w:r>
-    </w:p>
-    <w:p>
-      <w:pPr>
-        <w:tabs>
-          <w:tab w:val="left" w:pos="993"/>
-        </w:tabs>
-        <w:spacing w:after="0" w:line="360" w:lineRule="auto"/>
-        <w:contextualSpacing/>
+        <w:t>6</w:t>
+      </w:r>
+      <w:r>
+        <w:rPr>
+          <w:rFonts w:cs="Times New Roman"/>
+          <w:szCs w:val="28"/>
+          <w:lang w:val="ru-RU"/>
+        </w:rPr>
+        <w:t>).</w:t>
+      </w:r>
+    </w:p>
+    <w:p>
+      <w:pPr>
+        <w:tabs>
+          <w:tab w:val="left" w:pos="993"/>
+        </w:tabs>
+        <w:spacing w:after="0" w:line="360" w:lineRule="auto"/>
         <w:jc w:val="center"/>
         <w:rPr>
           <w:rFonts w:cs="Times New Roman"/>
@@ -25814,10 +23461,10 @@
           <w:lang w:val="ru-RU" w:eastAsia="ru-RU"/>
         </w:rPr>
         <w:drawing>
-          <wp:inline distT="0" distB="0" distL="0" distR="0" wp14:anchorId="36C96510" wp14:editId="378860D4">
-            <wp:extent cx="4511040" cy="3418726"/>
+          <wp:inline distT="0" distB="0" distL="0" distR="0" wp14:anchorId="2A573093" wp14:editId="7DBADCCB">
+            <wp:extent cx="5939790" cy="4519295"/>
             <wp:effectExtent l="0" t="0" r="3810" b="0"/>
-            <wp:docPr id="34" name="Рисунок 34"/>
+            <wp:docPr id="33" name="Рисунок 33"/>
             <wp:cNvGraphicFramePr>
               <a:graphicFrameLocks xmlns:a="http://schemas.openxmlformats.org/drawingml/2006/main" noChangeAspect="1"/>
             </wp:cNvGraphicFramePr>
@@ -25837,6 +23484,425 @@
                   <pic:spPr>
                     <a:xfrm>
                       <a:off x="0" y="0"/>
+                      <a:ext cx="5939790" cy="4519295"/>
+                    </a:xfrm>
+                    <a:prstGeom prst="rect">
+                      <a:avLst/>
+                    </a:prstGeom>
+                  </pic:spPr>
+                </pic:pic>
+              </a:graphicData>
+            </a:graphic>
+          </wp:inline>
+        </w:drawing>
+      </w:r>
+    </w:p>
+    <w:p>
+      <w:pPr>
+        <w:tabs>
+          <w:tab w:val="left" w:pos="993"/>
+        </w:tabs>
+        <w:spacing w:after="0" w:line="360" w:lineRule="auto"/>
+        <w:ind w:firstLine="709"/>
+        <w:jc w:val="center"/>
+        <w:rPr>
+          <w:rFonts w:cs="Times New Roman"/>
+          <w:szCs w:val="28"/>
+          <w:lang w:val="ru-RU"/>
+        </w:rPr>
+      </w:pPr>
+      <w:r>
+        <w:rPr>
+          <w:rFonts w:cs="Times New Roman"/>
+          <w:szCs w:val="28"/>
+          <w:lang w:val="ru-RU"/>
+        </w:rPr>
+        <w:t xml:space="preserve">Рис. </w:t>
+      </w:r>
+      <w:r>
+        <w:rPr>
+          <w:rFonts w:cs="Times New Roman"/>
+          <w:szCs w:val="28"/>
+          <w:lang w:val="ru-RU"/>
+        </w:rPr>
+        <w:t>2</w:t>
+      </w:r>
+      <w:r>
+        <w:rPr>
+          <w:rFonts w:cs="Times New Roman"/>
+          <w:szCs w:val="28"/>
+          <w:lang w:val="ru-RU"/>
+        </w:rPr>
+        <w:t>.1</w:t>
+      </w:r>
+      <w:r>
+        <w:rPr>
+          <w:rFonts w:cs="Times New Roman"/>
+          <w:szCs w:val="28"/>
+          <w:lang w:val="ru-RU"/>
+        </w:rPr>
+        <w:t>6</w:t>
+      </w:r>
+      <w:r>
+        <w:rPr>
+          <w:rFonts w:cs="Times New Roman"/>
+          <w:szCs w:val="28"/>
+          <w:lang w:val="ru-RU"/>
+        </w:rPr>
+        <w:t>.</w:t>
+      </w:r>
+      <w:r>
+        <w:rPr>
+          <w:rFonts w:cs="Times New Roman"/>
+          <w:szCs w:val="28"/>
+          <w:lang w:val="ru-RU"/>
+        </w:rPr>
+        <w:t xml:space="preserve"> Поиск средствами обоих методов одновременно</w:t>
+      </w:r>
+    </w:p>
+    <w:p>
+      <w:pPr>
+        <w:tabs>
+          <w:tab w:val="left" w:pos="993"/>
+        </w:tabs>
+        <w:spacing w:after="0" w:line="360" w:lineRule="auto"/>
+        <w:ind w:firstLine="709"/>
+        <w:jc w:val="both"/>
+        <w:rPr>
+          <w:rFonts w:cs="Times New Roman"/>
+          <w:szCs w:val="28"/>
+          <w:lang w:val="ru-RU"/>
+        </w:rPr>
+      </w:pPr>
+    </w:p>
+    <w:p>
+      <w:pPr>
+        <w:pStyle w:val="2"/>
+        <w:numPr>
+          <w:ilvl w:val="0"/>
+          <w:numId w:val="25"/>
+        </w:numPr>
+        <w:tabs>
+          <w:tab w:val="left" w:pos="993"/>
+        </w:tabs>
+        <w:ind w:left="0" w:firstLine="709"/>
+        <w:rPr>
+          <w:rFonts w:cs="Times New Roman"/>
+          <w:szCs w:val="28"/>
+          <w:lang w:val="ru-RU"/>
+        </w:rPr>
+      </w:pPr>
+      <w:bookmarkStart w:id="36" w:name="_Toc165282754"/>
+      <w:r>
+        <w:rPr>
+          <w:rFonts w:cs="Times New Roman"/>
+          <w:szCs w:val="28"/>
+          <w:lang w:val="ru-RU"/>
+        </w:rPr>
+        <w:t>Тестирование разработанного программного средства</w:t>
+      </w:r>
+      <w:bookmarkEnd w:id="36"/>
+    </w:p>
+    <w:p>
+      <w:pPr>
+        <w:tabs>
+          <w:tab w:val="left" w:pos="993"/>
+        </w:tabs>
+        <w:spacing w:after="0" w:line="360" w:lineRule="auto"/>
+        <w:ind w:firstLine="709"/>
+        <w:contextualSpacing/>
+        <w:jc w:val="both"/>
+        <w:rPr>
+          <w:rFonts w:cs="Times New Roman"/>
+          <w:szCs w:val="28"/>
+          <w:lang w:val="ru-RU"/>
+        </w:rPr>
+      </w:pPr>
+    </w:p>
+    <w:p>
+      <w:pPr>
+        <w:tabs>
+          <w:tab w:val="left" w:pos="993"/>
+        </w:tabs>
+        <w:spacing w:after="0" w:line="360" w:lineRule="auto"/>
+        <w:ind w:firstLine="709"/>
+        <w:contextualSpacing/>
+        <w:jc w:val="both"/>
+        <w:rPr>
+          <w:rFonts w:cs="Times New Roman"/>
+          <w:szCs w:val="28"/>
+          <w:lang w:val="ru-RU"/>
+        </w:rPr>
+      </w:pPr>
+      <w:r>
+        <w:rPr>
+          <w:rFonts w:cs="Times New Roman"/>
+          <w:szCs w:val="28"/>
+          <w:lang w:val="ru-RU"/>
+        </w:rPr>
+        <w:t xml:space="preserve">Для оценки результатов работы будем рассматривать как точно программа распознает неровности на видео с </w:t>
+      </w:r>
+      <w:r>
+        <w:rPr>
+          <w:rFonts w:cs="Times New Roman"/>
+          <w:szCs w:val="28"/>
+          <w:lang w:val="ru-RU"/>
+        </w:rPr>
+        <w:t xml:space="preserve">видеорегистратора автомобиля. Поскольку приложение работает только с последовательностями </w:t>
+      </w:r>
+      <w:r>
+        <w:rPr>
+          <w:rFonts w:cs="Times New Roman"/>
+          <w:szCs w:val="28"/>
+          <w:lang w:val="ru-RU"/>
+        </w:rPr>
+        <w:lastRenderedPageBreak/>
+        <w:t>изображений, имеющих более или менее статический фон. Некоторые изменения яркости в течение видео влияют на качество работы программного средства, например такие как блики, изменение освещенности, тени деревьев на дороге и т.п. Некачественное изображение может привести к ошибочным определениям, что также уменьшает точность результатов.</w:t>
+      </w:r>
+    </w:p>
+    <w:p>
+      <w:pPr>
+        <w:tabs>
+          <w:tab w:val="left" w:pos="993"/>
+        </w:tabs>
+        <w:spacing w:after="0" w:line="360" w:lineRule="auto"/>
+        <w:ind w:firstLine="709"/>
+        <w:contextualSpacing/>
+        <w:jc w:val="both"/>
+        <w:rPr>
+          <w:rFonts w:cs="Times New Roman"/>
+          <w:szCs w:val="28"/>
+          <w:lang w:val="ru-RU"/>
+        </w:rPr>
+      </w:pPr>
+      <w:r>
+        <w:rPr>
+          <w:rFonts w:cs="Times New Roman"/>
+          <w:szCs w:val="28"/>
+          <w:lang w:val="ru-RU"/>
+        </w:rPr>
+        <w:t>Для тестирования программного средства воспользуемся видео с видео регистраторов автомобилей при разных значениях освещения, в тенях и других возможных ситуациях с фиксированными настройками фильтров.</w:t>
+      </w:r>
+    </w:p>
+    <w:p>
+      <w:pPr>
+        <w:tabs>
+          <w:tab w:val="left" w:pos="993"/>
+        </w:tabs>
+        <w:spacing w:after="0" w:line="360" w:lineRule="auto"/>
+        <w:ind w:firstLine="709"/>
+        <w:contextualSpacing/>
+        <w:jc w:val="both"/>
+        <w:rPr>
+          <w:rFonts w:cs="Times New Roman"/>
+          <w:szCs w:val="28"/>
+          <w:lang w:val="ru-RU"/>
+        </w:rPr>
+      </w:pPr>
+      <w:r>
+        <w:rPr>
+          <w:rFonts w:cs="Times New Roman"/>
+          <w:szCs w:val="28"/>
+          <w:lang w:val="ru-RU"/>
+        </w:rPr>
+        <w:t xml:space="preserve">В первом тесте </w:t>
+      </w:r>
+      <w:r>
+        <w:rPr>
+          <w:rFonts w:cs="Times New Roman"/>
+          <w:szCs w:val="28"/>
+          <w:lang w:val="ru-RU"/>
+        </w:rPr>
+        <w:t xml:space="preserve">проверим работоспособность программного средства с нормальной освещенностью (рис. </w:t>
+      </w:r>
+      <w:r>
+        <w:rPr>
+          <w:rFonts w:cs="Times New Roman"/>
+          <w:szCs w:val="28"/>
+          <w:lang w:val="ru-RU"/>
+        </w:rPr>
+        <w:t>2</w:t>
+      </w:r>
+      <w:r>
+        <w:rPr>
+          <w:rFonts w:cs="Times New Roman"/>
+          <w:szCs w:val="28"/>
+          <w:lang w:val="ru-RU"/>
+        </w:rPr>
+        <w:t>.</w:t>
+      </w:r>
+      <w:r>
+        <w:rPr>
+          <w:rFonts w:cs="Times New Roman"/>
+          <w:szCs w:val="28"/>
+          <w:lang w:val="ru-RU"/>
+        </w:rPr>
+        <w:t>10</w:t>
+      </w:r>
+      <w:r>
+        <w:rPr>
+          <w:rFonts w:cs="Times New Roman"/>
+          <w:szCs w:val="28"/>
+          <w:lang w:val="ru-RU"/>
+        </w:rPr>
+        <w:t>). Также на примере видим</w:t>
+      </w:r>
+      <w:r>
+        <w:rPr>
+          <w:rFonts w:cs="Times New Roman"/>
+          <w:szCs w:val="28"/>
+          <w:lang w:val="ru-RU"/>
+        </w:rPr>
+        <w:t>,</w:t>
+      </w:r>
+      <w:r>
+        <w:rPr>
+          <w:rFonts w:cs="Times New Roman"/>
+          <w:szCs w:val="28"/>
+          <w:lang w:val="ru-RU"/>
+        </w:rPr>
+        <w:t xml:space="preserve"> что тени и в процессе поиска</w:t>
+      </w:r>
+      <w:r>
+        <w:rPr>
+          <w:rFonts w:cs="Times New Roman"/>
+          <w:szCs w:val="28"/>
+          <w:lang w:val="ru-RU"/>
+        </w:rPr>
+        <w:t>,</w:t>
+      </w:r>
+      <w:r>
+        <w:rPr>
+          <w:rFonts w:cs="Times New Roman"/>
+          <w:szCs w:val="28"/>
+          <w:lang w:val="ru-RU"/>
+        </w:rPr>
+        <w:t xml:space="preserve"> также считаются как повреждения дорожного полотна, так как по цвету они схожи (</w:t>
+      </w:r>
+      <w:r>
+        <w:rPr>
+          <w:rFonts w:cs="Times New Roman"/>
+          <w:szCs w:val="28"/>
+          <w:lang w:val="ru-RU"/>
+        </w:rPr>
+        <w:t>р</w:t>
+      </w:r>
+      <w:r>
+        <w:rPr>
+          <w:rFonts w:cs="Times New Roman"/>
+          <w:szCs w:val="28"/>
+          <w:lang w:val="ru-RU"/>
+        </w:rPr>
+        <w:t xml:space="preserve">ис. </w:t>
+      </w:r>
+      <w:r>
+        <w:rPr>
+          <w:rFonts w:cs="Times New Roman"/>
+          <w:szCs w:val="28"/>
+          <w:lang w:val="ru-RU"/>
+        </w:rPr>
+        <w:t>2</w:t>
+      </w:r>
+      <w:r>
+        <w:rPr>
+          <w:rFonts w:cs="Times New Roman"/>
+          <w:szCs w:val="28"/>
+          <w:lang w:val="ru-RU"/>
+        </w:rPr>
+        <w:t>.1</w:t>
+      </w:r>
+      <w:r>
+        <w:rPr>
+          <w:rFonts w:cs="Times New Roman"/>
+          <w:szCs w:val="28"/>
+          <w:lang w:val="ru-RU"/>
+        </w:rPr>
+        <w:t>7</w:t>
+      </w:r>
+      <w:r>
+        <w:rPr>
+          <w:rFonts w:cs="Times New Roman"/>
+          <w:szCs w:val="28"/>
+          <w:lang w:val="ru-RU"/>
+        </w:rPr>
+        <w:t>.</w:t>
+      </w:r>
+      <w:r>
+        <w:rPr>
+          <w:rFonts w:cs="Times New Roman"/>
+          <w:szCs w:val="28"/>
+          <w:lang w:val="ru-RU"/>
+        </w:rPr>
+        <w:t>). Для решения этой проблемы лучше всего установить значение фильтров цвета вручную, пока работа не буд</w:t>
+      </w:r>
+      <w:r>
+        <w:rPr>
+          <w:rFonts w:cs="Times New Roman"/>
+          <w:szCs w:val="28"/>
+          <w:lang w:val="ru-RU"/>
+        </w:rPr>
+        <w:t>ут</w:t>
+      </w:r>
+      <w:r>
+        <w:rPr>
+          <w:rFonts w:cs="Times New Roman"/>
+          <w:szCs w:val="28"/>
+          <w:lang w:val="ru-RU"/>
+        </w:rPr>
+        <w:t xml:space="preserve"> </w:t>
+      </w:r>
+      <w:r>
+        <w:rPr>
+          <w:rFonts w:cs="Times New Roman"/>
+          <w:szCs w:val="28"/>
+          <w:lang w:val="ru-RU"/>
+        </w:rPr>
+        <w:t>удовлетворять требования.</w:t>
+      </w:r>
+    </w:p>
+    <w:p>
+      <w:pPr>
+        <w:tabs>
+          <w:tab w:val="left" w:pos="993"/>
+        </w:tabs>
+        <w:spacing w:after="0" w:line="360" w:lineRule="auto"/>
+        <w:contextualSpacing/>
+        <w:jc w:val="center"/>
+        <w:rPr>
+          <w:rFonts w:cs="Times New Roman"/>
+          <w:szCs w:val="28"/>
+          <w:lang w:val="ru-RU"/>
+        </w:rPr>
+      </w:pPr>
+      <w:r>
+        <w:rPr>
+          <w:noProof/>
+          <w:lang w:val="ru-RU" w:eastAsia="ru-RU"/>
+        </w:rPr>
+        <w:drawing>
+          <wp:inline distT="0" distB="0" distL="0" distR="0" wp14:anchorId="36C96510" wp14:editId="378860D4">
+            <wp:extent cx="4511040" cy="3418726"/>
+            <wp:effectExtent l="0" t="0" r="3810" b="0"/>
+            <wp:docPr id="34" name="Рисунок 34"/>
+            <wp:cNvGraphicFramePr>
+              <a:graphicFrameLocks xmlns:a="http://schemas.openxmlformats.org/drawingml/2006/main" noChangeAspect="1"/>
+            </wp:cNvGraphicFramePr>
+            <a:graphic xmlns:a="http://schemas.openxmlformats.org/drawingml/2006/main">
+              <a:graphicData uri="http://schemas.openxmlformats.org/drawingml/2006/picture">
+                <pic:pic xmlns:pic="http://schemas.openxmlformats.org/drawingml/2006/picture">
+                  <pic:nvPicPr>
+                    <pic:cNvPr id="1" name=""/>
+                    <pic:cNvPicPr/>
+                  </pic:nvPicPr>
+                  <pic:blipFill>
+                    <a:blip r:embed="rId30"/>
+                    <a:stretch>
+                      <a:fillRect/>
+                    </a:stretch>
+                  </pic:blipFill>
+                  <pic:spPr>
+                    <a:xfrm>
+                      <a:off x="0" y="0"/>
                       <a:ext cx="4515985" cy="3422474"/>
                     </a:xfrm>
                     <a:prstGeom prst="rect">
@@ -26190,7 +24256,7 @@
                     <pic:cNvPicPr/>
                   </pic:nvPicPr>
                   <pic:blipFill rotWithShape="1">
-                    <a:blip r:embed="rId30"/>
+                    <a:blip r:embed="rId31"/>
                     <a:srcRect b="474"/>
                     <a:stretch/>
                   </pic:blipFill>
@@ -26422,7 +24488,7 @@
                     <pic:cNvPicPr/>
                   </pic:nvPicPr>
                   <pic:blipFill rotWithShape="1">
-                    <a:blip r:embed="rId31"/>
+                    <a:blip r:embed="rId32"/>
                     <a:srcRect b="1411"/>
                     <a:stretch/>
                   </pic:blipFill>
@@ -26717,7 +24783,7 @@
           <w:lang w:val="ru-RU"/>
         </w:rPr>
       </w:pPr>
-      <w:bookmarkStart w:id="38" w:name="_Toc165282755"/>
+      <w:bookmarkStart w:id="37" w:name="_Toc165282755"/>
       <w:r>
         <w:rPr>
           <w:lang w:val="ru-RU"/>
@@ -26725,7 +24791,7 @@
         <w:lastRenderedPageBreak/>
         <w:t>ВЫВОДЫ</w:t>
       </w:r>
-      <w:bookmarkEnd w:id="38"/>
+      <w:bookmarkEnd w:id="37"/>
     </w:p>
     <w:p>
       <w:pPr>
@@ -27028,7 +25094,7 @@
           <w:szCs w:val="28"/>
           <w:lang w:val="ru-RU"/>
         </w:rPr>
-        <w:t xml:space="preserve"> CV, которая является платформой .</w:t>
+        <w:t xml:space="preserve"> CV, которая является платформой .Net для библиотеки обработки изображений </w:t>
       </w:r>
       <w:proofErr w:type="spellStart"/>
       <w:r>
@@ -27037,7 +25103,7 @@
           <w:szCs w:val="28"/>
           <w:lang w:val="ru-RU"/>
         </w:rPr>
-        <w:t>Net</w:t>
+        <w:t>OpenCV</w:t>
       </w:r>
       <w:proofErr w:type="spellEnd"/>
       <w:r>
@@ -27046,7 +25112,7 @@
           <w:szCs w:val="28"/>
           <w:lang w:val="ru-RU"/>
         </w:rPr>
-        <w:t xml:space="preserve"> для библиотеки обработки изображений </w:t>
+        <w:t xml:space="preserve">. Разрешение </w:t>
       </w:r>
       <w:proofErr w:type="spellStart"/>
       <w:r>
@@ -27064,7 +25130,7 @@
           <w:szCs w:val="28"/>
           <w:lang w:val="ru-RU"/>
         </w:rPr>
-        <w:t xml:space="preserve">. Разрешение </w:t>
+        <w:t xml:space="preserve"> функций, которые нужно использовать в .NET совместимых языках таких как C#, VB, VC++, </w:t>
       </w:r>
       <w:proofErr w:type="spellStart"/>
       <w:r>
@@ -27073,6 +25139,24 @@
           <w:szCs w:val="28"/>
           <w:lang w:val="ru-RU"/>
         </w:rPr>
+        <w:t>IronPython</w:t>
+      </w:r>
+      <w:proofErr w:type="spellEnd"/>
+      <w:r>
+        <w:rPr>
+          <w:rFonts w:cs="Times New Roman"/>
+          <w:szCs w:val="28"/>
+          <w:lang w:val="ru-RU"/>
+        </w:rPr>
+        <w:t xml:space="preserve"> т.д. Так как для реализации проекта наиболее подходящей является библиотека </w:t>
+      </w:r>
+      <w:proofErr w:type="spellStart"/>
+      <w:r>
+        <w:rPr>
+          <w:rFonts w:cs="Times New Roman"/>
+          <w:szCs w:val="28"/>
+          <w:lang w:val="ru-RU"/>
+        </w:rPr>
         <w:t>OpenCV</w:t>
       </w:r>
       <w:proofErr w:type="spellEnd"/>
@@ -27082,42 +25166,6 @@
           <w:szCs w:val="28"/>
           <w:lang w:val="ru-RU"/>
         </w:rPr>
-        <w:t xml:space="preserve"> функций, которые нужно использовать в .NET совместимых языках таких как C#, VB, VC++, </w:t>
-      </w:r>
-      <w:proofErr w:type="spellStart"/>
-      <w:r>
-        <w:rPr>
-          <w:rFonts w:cs="Times New Roman"/>
-          <w:szCs w:val="28"/>
-          <w:lang w:val="ru-RU"/>
-        </w:rPr>
-        <w:t>IronPython</w:t>
-      </w:r>
-      <w:proofErr w:type="spellEnd"/>
-      <w:r>
-        <w:rPr>
-          <w:rFonts w:cs="Times New Roman"/>
-          <w:szCs w:val="28"/>
-          <w:lang w:val="ru-RU"/>
-        </w:rPr>
-        <w:t xml:space="preserve"> т.д. Так как для реализации проекта наиболее подходящей является библиотека </w:t>
-      </w:r>
-      <w:proofErr w:type="spellStart"/>
-      <w:r>
-        <w:rPr>
-          <w:rFonts w:cs="Times New Roman"/>
-          <w:szCs w:val="28"/>
-          <w:lang w:val="ru-RU"/>
-        </w:rPr>
-        <w:t>OpenCV</w:t>
-      </w:r>
-      <w:proofErr w:type="spellEnd"/>
-      <w:r>
-        <w:rPr>
-          <w:rFonts w:cs="Times New Roman"/>
-          <w:szCs w:val="28"/>
-          <w:lang w:val="ru-RU"/>
-        </w:rPr>
         <w:t xml:space="preserve"> благодаря тому, что в ней уже присутствует большое количество решения для различных задач компьютерного зрения и обработки изображений, также существует большое количество видео уроков, инструкций применения, лекций и тому подобного в интернете. </w:t>
       </w:r>
       <w:r>
@@ -27142,43 +25190,7 @@
           <w:szCs w:val="28"/>
           <w:lang w:val="ru-RU"/>
         </w:rPr>
-        <w:t xml:space="preserve"> был сделан вывод, что оптимальным языком разработки учебного программного средства является оптимальной средой программирования </w:t>
-      </w:r>
-      <w:proofErr w:type="spellStart"/>
-      <w:r>
-        <w:rPr>
-          <w:rFonts w:cs="Times New Roman"/>
-          <w:szCs w:val="28"/>
-          <w:lang w:val="ru-RU"/>
-        </w:rPr>
-        <w:t>Microsoft</w:t>
-      </w:r>
-      <w:proofErr w:type="spellEnd"/>
-      <w:r>
-        <w:rPr>
-          <w:rFonts w:cs="Times New Roman"/>
-          <w:szCs w:val="28"/>
-          <w:lang w:val="ru-RU"/>
-        </w:rPr>
-        <w:t xml:space="preserve"> </w:t>
-      </w:r>
-      <w:proofErr w:type="spellStart"/>
-      <w:r>
-        <w:rPr>
-          <w:rFonts w:cs="Times New Roman"/>
-          <w:szCs w:val="28"/>
-          <w:lang w:val="ru-RU"/>
-        </w:rPr>
-        <w:t>Visual</w:t>
-      </w:r>
-      <w:proofErr w:type="spellEnd"/>
-      <w:r>
-        <w:rPr>
-          <w:rFonts w:cs="Times New Roman"/>
-          <w:szCs w:val="28"/>
-          <w:lang w:val="ru-RU"/>
-        </w:rPr>
-        <w:t xml:space="preserve"> C#, так как она удовлетворяет всем требованиям технического задания и объектно-ориентированного метода программирования, проста в разработке и дальнейшем использовании программного средства.</w:t>
+        <w:t xml:space="preserve"> был сделан вывод, что оптимальным языком разработки учебного программного средства является оптимальной средой программирования Microsoft Visual C#, так как она удовлетворяет всем требованиям технического задания и объектно-ориентированного метода программирования, проста в разработке и дальнейшем использовании программного средства.</w:t>
       </w:r>
     </w:p>
     <w:p>
@@ -27309,7 +25321,7 @@
           <w:lang w:val="ru-RU"/>
         </w:rPr>
       </w:pPr>
-      <w:bookmarkStart w:id="39" w:name="_Toc165282756"/>
+      <w:bookmarkStart w:id="38" w:name="_Toc165282756"/>
       <w:r>
         <w:rPr>
           <w:lang w:val="ru-RU"/>
@@ -27317,7 +25329,7 @@
         <w:lastRenderedPageBreak/>
         <w:t>СПИСОК ИСПОЛЬЗОВАННЫХ ИСТОЧНИКОВ</w:t>
       </w:r>
-      <w:bookmarkEnd w:id="39"/>
+      <w:bookmarkEnd w:id="38"/>
     </w:p>
     <w:p>
       <w:pPr>
@@ -28486,25 +26498,7 @@
           <w:szCs w:val="28"/>
           <w:lang w:val="en-US"/>
         </w:rPr>
-        <w:t xml:space="preserve"> The </w:t>
-      </w:r>
-      <w:proofErr w:type="spellStart"/>
-      <w:r>
-        <w:rPr>
-          <w:rFonts w:cs="Times New Roman"/>
-          <w:szCs w:val="28"/>
-          <w:lang w:val="en-US"/>
-        </w:rPr>
-        <w:t>OpenCV</w:t>
-      </w:r>
-      <w:proofErr w:type="spellEnd"/>
-      <w:r>
-        <w:rPr>
-          <w:rFonts w:cs="Times New Roman"/>
-          <w:szCs w:val="28"/>
-          <w:lang w:val="en-US"/>
-        </w:rPr>
-        <w:t xml:space="preserve"> Reference Manual / Release 2.4.13.6 – 2018. –931</w:t>
+        <w:t xml:space="preserve"> The OpenCV Reference Manual / Release 2.4.13.6 – 2018. –931</w:t>
       </w:r>
       <w:r>
         <w:rPr>
@@ -28567,18 +26561,8 @@
           <w:szCs w:val="28"/>
           <w:lang w:val="en-US"/>
         </w:rPr>
-        <w:t xml:space="preserve"> CV: </w:t>
-      </w:r>
-      <w:proofErr w:type="spellStart"/>
-      <w:r>
-        <w:rPr>
-          <w:rFonts w:cs="Times New Roman"/>
-          <w:szCs w:val="28"/>
-          <w:lang w:val="en-US"/>
-        </w:rPr>
-        <w:t>OpenCV</w:t>
-      </w:r>
-      <w:proofErr w:type="spellEnd"/>
+        <w:t xml:space="preserve"> CV: OpenCV</w:t>
+      </w:r>
       <w:r>
         <w:rPr>
           <w:rFonts w:cs="Times New Roman"/>
@@ -28696,25 +26680,7 @@
           <w:szCs w:val="28"/>
           <w:lang w:val="ru-RU"/>
         </w:rPr>
-        <w:t xml:space="preserve">, Г. Миллер, М. </w:t>
-      </w:r>
-      <w:proofErr w:type="spellStart"/>
-      <w:r>
-        <w:rPr>
-          <w:rFonts w:cs="Times New Roman"/>
-          <w:szCs w:val="28"/>
-          <w:lang w:val="ru-RU"/>
-        </w:rPr>
-        <w:t>Новак</w:t>
-      </w:r>
-      <w:proofErr w:type="spellEnd"/>
-      <w:r>
-        <w:rPr>
-          <w:rFonts w:cs="Times New Roman"/>
-          <w:szCs w:val="28"/>
-          <w:lang w:val="ru-RU"/>
-        </w:rPr>
-        <w:t xml:space="preserve"> – М.: Издательский дом "Уильямс", 2002. – 320 с</w:t>
+        <w:t>, Г. Миллер, М. Новак – М.: Издательский дом "Уильямс", 2002. – 320 с</w:t>
       </w:r>
     </w:p>
     <w:p>
@@ -28760,7 +26726,7 @@
           <w:szCs w:val="28"/>
           <w:lang w:val="ru-RU"/>
         </w:rPr>
-        <w:t xml:space="preserve"> Г. </w:t>
+        <w:t xml:space="preserve"> Г. Learning </w:t>
       </w:r>
       <w:proofErr w:type="spellStart"/>
       <w:r>
@@ -28769,7 +26735,7 @@
           <w:szCs w:val="28"/>
           <w:lang w:val="ru-RU"/>
         </w:rPr>
-        <w:t>Learning</w:t>
+        <w:t>OpenCV</w:t>
       </w:r>
       <w:proofErr w:type="spellEnd"/>
       <w:r>
@@ -28778,7 +26744,7 @@
           <w:szCs w:val="28"/>
           <w:lang w:val="ru-RU"/>
         </w:rPr>
-        <w:t xml:space="preserve"> </w:t>
+        <w:t xml:space="preserve">. / Г.Р. </w:t>
       </w:r>
       <w:proofErr w:type="spellStart"/>
       <w:r>
@@ -28787,7 +26753,7 @@
           <w:szCs w:val="28"/>
           <w:lang w:val="ru-RU"/>
         </w:rPr>
-        <w:t>OpenCV</w:t>
+        <w:t>Брадски</w:t>
       </w:r>
       <w:proofErr w:type="spellEnd"/>
       <w:r>
@@ -28796,7 +26762,7 @@
           <w:szCs w:val="28"/>
           <w:lang w:val="ru-RU"/>
         </w:rPr>
-        <w:t xml:space="preserve">. / Г.Р. </w:t>
+        <w:t xml:space="preserve">, А. </w:t>
       </w:r>
       <w:proofErr w:type="spellStart"/>
       <w:r>
@@ -28805,7 +26771,7 @@
           <w:szCs w:val="28"/>
           <w:lang w:val="ru-RU"/>
         </w:rPr>
-        <w:t>Брадски</w:t>
+        <w:t>Каэхлер</w:t>
       </w:r>
       <w:proofErr w:type="spellEnd"/>
       <w:r>
@@ -28814,7 +26780,7 @@
           <w:szCs w:val="28"/>
           <w:lang w:val="ru-RU"/>
         </w:rPr>
-        <w:t xml:space="preserve">, А. </w:t>
+        <w:t xml:space="preserve"> - </w:t>
       </w:r>
       <w:proofErr w:type="spellStart"/>
       <w:r>
@@ -28823,7 +26789,7 @@
           <w:szCs w:val="28"/>
           <w:lang w:val="ru-RU"/>
         </w:rPr>
-        <w:t>Каэхлер</w:t>
+        <w:t>O'Reilly</w:t>
       </w:r>
       <w:proofErr w:type="spellEnd"/>
       <w:r>
@@ -28832,43 +26798,7 @@
           <w:szCs w:val="28"/>
           <w:lang w:val="ru-RU"/>
         </w:rPr>
-        <w:t xml:space="preserve"> - </w:t>
-      </w:r>
-      <w:proofErr w:type="spellStart"/>
-      <w:r>
-        <w:rPr>
-          <w:rFonts w:cs="Times New Roman"/>
-          <w:szCs w:val="28"/>
-          <w:lang w:val="ru-RU"/>
-        </w:rPr>
-        <w:t>O'Reilly</w:t>
-      </w:r>
-      <w:proofErr w:type="spellEnd"/>
-      <w:r>
-        <w:rPr>
-          <w:rFonts w:cs="Times New Roman"/>
-          <w:szCs w:val="28"/>
-          <w:lang w:val="ru-RU"/>
-        </w:rPr>
-        <w:t xml:space="preserve"> </w:t>
-      </w:r>
-      <w:proofErr w:type="spellStart"/>
-      <w:r>
-        <w:rPr>
-          <w:rFonts w:cs="Times New Roman"/>
-          <w:szCs w:val="28"/>
-          <w:lang w:val="ru-RU"/>
-        </w:rPr>
-        <w:t>Media</w:t>
-      </w:r>
-      <w:proofErr w:type="spellEnd"/>
-      <w:r>
-        <w:rPr>
-          <w:rFonts w:cs="Times New Roman"/>
-          <w:szCs w:val="28"/>
-          <w:lang w:val="ru-RU"/>
-        </w:rPr>
-        <w:t xml:space="preserve"> 2008, -555с.</w:t>
+        <w:t xml:space="preserve"> Media 2008, -555с.</w:t>
       </w:r>
     </w:p>
     <w:p>
@@ -28952,43 +26882,7 @@
           <w:szCs w:val="28"/>
           <w:lang w:val="ru-RU"/>
         </w:rPr>
-        <w:t xml:space="preserve"> Гонсалес Р. Цифровая обработка изображений. / Р.С. Гонсалес, Р.Е. </w:t>
-      </w:r>
-      <w:proofErr w:type="spellStart"/>
-      <w:r>
-        <w:rPr>
-          <w:rFonts w:cs="Times New Roman"/>
-          <w:szCs w:val="28"/>
-          <w:lang w:val="ru-RU"/>
-        </w:rPr>
-        <w:t>Вудс</w:t>
-      </w:r>
-      <w:proofErr w:type="spellEnd"/>
-      <w:r>
-        <w:rPr>
-          <w:rFonts w:cs="Times New Roman"/>
-          <w:szCs w:val="28"/>
-          <w:lang w:val="ru-RU"/>
-        </w:rPr>
-        <w:t xml:space="preserve">. – Москва: </w:t>
-      </w:r>
-      <w:proofErr w:type="spellStart"/>
-      <w:r>
-        <w:rPr>
-          <w:rFonts w:cs="Times New Roman"/>
-          <w:szCs w:val="28"/>
-          <w:lang w:val="ru-RU"/>
-        </w:rPr>
-        <w:t>Техносфера</w:t>
-      </w:r>
-      <w:proofErr w:type="spellEnd"/>
-      <w:r>
-        <w:rPr>
-          <w:rFonts w:cs="Times New Roman"/>
-          <w:szCs w:val="28"/>
-          <w:lang w:val="ru-RU"/>
-        </w:rPr>
-        <w:t>, 2012. – 1104 с.</w:t>
+        <w:t xml:space="preserve"> Гонсалес Р. Цифровая обработка изображений. / Р.С. Гонсалес, Р.Е. Вудс. – Москва: Техносфера, 2012. – 1104 с.</w:t>
       </w:r>
     </w:p>
     <w:p>
@@ -29373,43 +27267,7 @@
           <w:szCs w:val="28"/>
           <w:lang w:val="ru-RU"/>
         </w:rPr>
-        <w:t xml:space="preserve"> </w:t>
-      </w:r>
-      <w:proofErr w:type="spellStart"/>
-      <w:r>
-        <w:rPr>
-          <w:rFonts w:cs="Times New Roman"/>
-          <w:szCs w:val="28"/>
-          <w:lang w:val="ru-RU"/>
-        </w:rPr>
-        <w:t>Lab</w:t>
-      </w:r>
-      <w:proofErr w:type="spellEnd"/>
-      <w:r>
-        <w:rPr>
-          <w:rFonts w:cs="Times New Roman"/>
-          <w:szCs w:val="28"/>
-          <w:lang w:val="ru-RU"/>
-        </w:rPr>
-        <w:t xml:space="preserve">, </w:t>
-      </w:r>
-      <w:proofErr w:type="spellStart"/>
-      <w:r>
-        <w:rPr>
-          <w:rFonts w:cs="Times New Roman"/>
-          <w:szCs w:val="28"/>
-          <w:lang w:val="ru-RU"/>
-        </w:rPr>
-        <w:t>Ltd</w:t>
-      </w:r>
-      <w:proofErr w:type="spellEnd"/>
-      <w:r>
-        <w:rPr>
-          <w:rFonts w:cs="Times New Roman"/>
-          <w:szCs w:val="28"/>
-          <w:lang w:val="ru-RU"/>
-        </w:rPr>
-        <w:t>, Москва, 2016. – 40с.</w:t>
+        <w:t xml:space="preserve"> Lab, Ltd, Москва, 2016. – 40с.</w:t>
       </w:r>
     </w:p>
     <w:p>
@@ -29721,25 +27579,7 @@
           <w:szCs w:val="28"/>
           <w:lang w:val="ru-RU"/>
         </w:rPr>
-        <w:t xml:space="preserve">. – М. – Берлин: </w:t>
-      </w:r>
-      <w:proofErr w:type="spellStart"/>
-      <w:r>
-        <w:rPr>
-          <w:rFonts w:cs="Times New Roman"/>
-          <w:szCs w:val="28"/>
-          <w:lang w:val="ru-RU"/>
-        </w:rPr>
-        <w:t>Директ</w:t>
-      </w:r>
-      <w:proofErr w:type="spellEnd"/>
-      <w:r>
-        <w:rPr>
-          <w:rFonts w:cs="Times New Roman"/>
-          <w:szCs w:val="28"/>
-          <w:lang w:val="ru-RU"/>
-        </w:rPr>
-        <w:t>-Медиа, 2015. – 608 с.</w:t>
+        <w:t>. – М. – Берлин: Директ-Медиа, 2015. – 608 с.</w:t>
       </w:r>
     </w:p>
     <w:p>
@@ -30116,25 +27956,7 @@
           <w:szCs w:val="28"/>
           <w:lang w:val="ru-RU"/>
         </w:rPr>
-        <w:t xml:space="preserve">Мой топ-7 библиотек для </w:t>
-      </w:r>
-      <w:proofErr w:type="spellStart"/>
-      <w:r>
-        <w:rPr>
-          <w:rFonts w:cs="Times New Roman"/>
-          <w:szCs w:val="28"/>
-          <w:lang w:val="ru-RU"/>
-        </w:rPr>
-        <w:t>Python</w:t>
-      </w:r>
-      <w:proofErr w:type="spellEnd"/>
-      <w:r>
-        <w:rPr>
-          <w:rFonts w:cs="Times New Roman"/>
-          <w:szCs w:val="28"/>
-          <w:lang w:val="ru-RU"/>
-        </w:rPr>
-        <w:t xml:space="preserve"> для компьютерного зрения [Электронный ресурс] / </w:t>
+        <w:t xml:space="preserve">Мой топ-7 библиотек для Python для компьютерного зрения [Электронный ресурс] / </w:t>
       </w:r>
       <w:r>
         <w:rPr>
@@ -30252,25 +28074,7 @@
           <w:szCs w:val="28"/>
           <w:lang w:val="ru-RU"/>
         </w:rPr>
-        <w:t xml:space="preserve"> Москвитин А.А. Решение задач на компьютерах: часть II. Разработка программных средств: учебное пособие/А.А. Москвитин. – М.-Берлин: </w:t>
-      </w:r>
-      <w:proofErr w:type="spellStart"/>
-      <w:r>
-        <w:rPr>
-          <w:rFonts w:cs="Times New Roman"/>
-          <w:szCs w:val="28"/>
-          <w:lang w:val="ru-RU"/>
-        </w:rPr>
-        <w:t>Директ</w:t>
-      </w:r>
-      <w:proofErr w:type="spellEnd"/>
-      <w:r>
-        <w:rPr>
-          <w:rFonts w:cs="Times New Roman"/>
-          <w:szCs w:val="28"/>
-          <w:lang w:val="ru-RU"/>
-        </w:rPr>
-        <w:t>-Медиа, 2015. – 427 с.</w:t>
+        <w:t xml:space="preserve"> Москвитин А.А. Решение задач на компьютерах: часть II. Разработка программных средств: учебное пособие/А.А. Москвитин. – М.-Берлин: Директ-Медиа, 2015. – 427 с.</w:t>
       </w:r>
     </w:p>
     <w:p>
@@ -30292,7 +28096,6 @@
           <w:lang w:val="en-US"/>
         </w:rPr>
       </w:pPr>
-      <w:proofErr w:type="spellStart"/>
       <w:r>
         <w:rPr>
           <w:rFonts w:cs="Times New Roman"/>
@@ -30301,7 +28104,6 @@
         </w:rPr>
         <w:t>Мубарак</w:t>
       </w:r>
-      <w:proofErr w:type="spellEnd"/>
       <w:r>
         <w:rPr>
           <w:rFonts w:cs="Times New Roman"/>
@@ -30342,7 +28144,6 @@
         </w:rPr>
         <w:t>.</w:t>
       </w:r>
-      <w:proofErr w:type="spellStart"/>
       <w:r>
         <w:rPr>
           <w:rFonts w:cs="Times New Roman"/>
@@ -30351,7 +28152,6 @@
         </w:rPr>
         <w:t>Мубарак</w:t>
       </w:r>
-      <w:proofErr w:type="spellEnd"/>
       <w:r>
         <w:rPr>
           <w:rFonts w:cs="Times New Roman"/>
@@ -30713,25 +28513,7 @@
           <w:lang w:val="ru-RU"/>
         </w:rPr>
         <w:lastRenderedPageBreak/>
-        <w:t xml:space="preserve">Рихтер Д. Программирование на платформе Microsoft.NET </w:t>
-      </w:r>
-      <w:proofErr w:type="spellStart"/>
-      <w:r>
-        <w:rPr>
-          <w:rFonts w:cs="Times New Roman"/>
-          <w:szCs w:val="28"/>
-          <w:lang w:val="ru-RU"/>
-        </w:rPr>
-        <w:t>Framework</w:t>
-      </w:r>
-      <w:proofErr w:type="spellEnd"/>
-      <w:r>
-        <w:rPr>
-          <w:rFonts w:cs="Times New Roman"/>
-          <w:szCs w:val="28"/>
-          <w:lang w:val="ru-RU"/>
-        </w:rPr>
-        <w:t xml:space="preserve"> / Рихтер Д. – СПб.: Российская редакция, 2005. – 512 с.</w:t>
+        <w:t>Рихтер Д. Программирование на платформе Microsoft.NET Framework / Рихтер Д. – СПб.: Российская редакция, 2005. – 512 с.</w:t>
       </w:r>
     </w:p>
     <w:p>
@@ -30943,43 +28725,7 @@
           <w:szCs w:val="28"/>
           <w:lang w:val="ru-RU"/>
         </w:rPr>
-        <w:t xml:space="preserve"> </w:t>
-      </w:r>
-      <w:proofErr w:type="spellStart"/>
-      <w:r>
-        <w:rPr>
-          <w:rFonts w:cs="Times New Roman"/>
-          <w:szCs w:val="28"/>
-          <w:lang w:val="ru-RU"/>
-        </w:rPr>
-        <w:t>Стахов</w:t>
-      </w:r>
-      <w:proofErr w:type="spellEnd"/>
-      <w:r>
-        <w:rPr>
-          <w:rFonts w:cs="Times New Roman"/>
-          <w:szCs w:val="28"/>
-          <w:lang w:val="ru-RU"/>
-        </w:rPr>
-        <w:t xml:space="preserve"> Б. Сравнительный анализ средств обработки изображений и компьютерного зрения / Б.П. </w:t>
-      </w:r>
-      <w:proofErr w:type="spellStart"/>
-      <w:r>
-        <w:rPr>
-          <w:rFonts w:cs="Times New Roman"/>
-          <w:szCs w:val="28"/>
-          <w:lang w:val="ru-RU"/>
-        </w:rPr>
-        <w:t>Стахов</w:t>
-      </w:r>
-      <w:proofErr w:type="spellEnd"/>
-      <w:r>
-        <w:rPr>
-          <w:rFonts w:cs="Times New Roman"/>
-          <w:szCs w:val="28"/>
-          <w:lang w:val="ru-RU"/>
-        </w:rPr>
-        <w:t xml:space="preserve"> – 2с.</w:t>
+        <w:t xml:space="preserve"> Стахов Б. Сравнительный анализ средств обработки изображений и компьютерного зрения / Б.П. Стахов – 2с.</w:t>
       </w:r>
     </w:p>
     <w:p>
@@ -31167,41 +28913,13 @@
           <w:lang w:val="ru-RU"/>
         </w:rPr>
       </w:pPr>
-      <w:proofErr w:type="spellStart"/>
-      <w:r>
-        <w:rPr>
-          <w:rFonts w:cs="Times New Roman"/>
-          <w:szCs w:val="28"/>
-          <w:lang w:val="ru-RU"/>
-        </w:rPr>
-        <w:t>Цуканов</w:t>
-      </w:r>
-      <w:proofErr w:type="spellEnd"/>
-      <w:r>
-        <w:rPr>
-          <w:rFonts w:cs="Times New Roman"/>
-          <w:szCs w:val="28"/>
-          <w:lang w:val="ru-RU"/>
-        </w:rPr>
-        <w:t xml:space="preserve"> М. Автоматизированное распознавание нетипичного поведения на основе визуально оптического мониторинга как одна из проблем компьютерного зрения. / М.А. </w:t>
-      </w:r>
-      <w:proofErr w:type="spellStart"/>
-      <w:r>
-        <w:rPr>
-          <w:rFonts w:cs="Times New Roman"/>
-          <w:szCs w:val="28"/>
-          <w:lang w:val="ru-RU"/>
-        </w:rPr>
-        <w:t>Цуканов</w:t>
-      </w:r>
-      <w:proofErr w:type="spellEnd"/>
-      <w:r>
-        <w:rPr>
-          <w:rFonts w:cs="Times New Roman"/>
-          <w:szCs w:val="28"/>
-          <w:lang w:val="ru-RU"/>
-        </w:rPr>
-        <w:t>, О.П. Ульянова. – XI I Всероссийское совещание по проблемам управления ВСПУ-2014. – с. 4041–4047.</w:t>
+      <w:r>
+        <w:rPr>
+          <w:rFonts w:cs="Times New Roman"/>
+          <w:szCs w:val="28"/>
+          <w:lang w:val="ru-RU"/>
+        </w:rPr>
+        <w:t>Цуканов М. Автоматизированное распознавание нетипичного поведения на основе визуально оптического мониторинга как одна из проблем компьютерного зрения. / М.А. Цуканов, О.П. Ульянова. – XI I Всероссийское совещание по проблемам управления ВСПУ-2014. – с. 4041–4047.</w:t>
       </w:r>
     </w:p>
     <w:p>
@@ -31223,7 +28941,6 @@
           <w:lang w:val="ru-RU"/>
         </w:rPr>
       </w:pPr>
-      <w:proofErr w:type="spellStart"/>
       <w:r>
         <w:rPr>
           <w:rFonts w:cs="Times New Roman"/>
@@ -31232,7 +28949,6 @@
         </w:rPr>
         <w:t>Чанг</w:t>
       </w:r>
-      <w:proofErr w:type="spellEnd"/>
       <w:r>
         <w:rPr>
           <w:rFonts w:cs="Times New Roman"/>
@@ -31257,7 +28973,6 @@
         </w:rPr>
         <w:t xml:space="preserve"> Introduction to Computer Vision. / </w:t>
       </w:r>
-      <w:proofErr w:type="spellStart"/>
       <w:r>
         <w:rPr>
           <w:rFonts w:cs="Times New Roman"/>
@@ -31266,7 +28981,6 @@
         </w:rPr>
         <w:t>Чанг</w:t>
       </w:r>
-      <w:proofErr w:type="spellEnd"/>
       <w:r>
         <w:rPr>
           <w:rFonts w:cs="Times New Roman"/>
@@ -31484,25 +29198,7 @@
           <w:szCs w:val="28"/>
           <w:lang w:val="ru-RU"/>
         </w:rPr>
-        <w:t xml:space="preserve"> Шваб К. Четвертая промышленная революция / К. Шваб – «</w:t>
-      </w:r>
-      <w:proofErr w:type="spellStart"/>
-      <w:r>
-        <w:rPr>
-          <w:rFonts w:cs="Times New Roman"/>
-          <w:szCs w:val="28"/>
-          <w:lang w:val="ru-RU"/>
-        </w:rPr>
-        <w:t>Эксмо</w:t>
-      </w:r>
-      <w:proofErr w:type="spellEnd"/>
-      <w:r>
-        <w:rPr>
-          <w:rFonts w:cs="Times New Roman"/>
-          <w:szCs w:val="28"/>
-          <w:lang w:val="ru-RU"/>
-        </w:rPr>
-        <w:t>», 2016. – 137с.</w:t>
+        <w:t xml:space="preserve"> Шваб К. Четвертая промышленная революция / К. Шваб – «Эксмо», 2016. – 137с.</w:t>
       </w:r>
     </w:p>
     <w:p>
@@ -31582,8 +29278,8 @@
       </w:pPr>
     </w:p>
     <w:sectPr>
-      <w:headerReference w:type="default" r:id="rId32"/>
-      <w:headerReference w:type="first" r:id="rId33"/>
+      <w:headerReference w:type="default" r:id="rId33"/>
+      <w:headerReference w:type="first" r:id="rId34"/>
       <w:pgSz w:w="11906" w:h="16838"/>
       <w:pgMar w:top="1134" w:right="851" w:bottom="1134" w:left="1701" w:header="709" w:footer="709" w:gutter="0"/>
       <w:pgNumType w:start="1"/>
@@ -31595,7 +29291,7 @@
 </file>
 
 <file path=word/endnotes.xml><?xml version="1.0" encoding="utf-8"?>
-<w:endnotes xmlns:wpc="http://schemas.microsoft.com/office/word/2010/wordprocessingCanvas" xmlns:cx="http://schemas.microsoft.com/office/drawing/2014/chartex" xmlns:cx1="http://schemas.microsoft.com/office/drawing/2015/9/8/chartex" xmlns:mc="http://schemas.openxmlformats.org/markup-compatibility/2006" xmlns:o="urn:schemas-microsoft-com:office:office" xmlns:r="http://schemas.openxmlformats.org/officeDocument/2006/relationships" xmlns:m="http://schemas.openxmlformats.org/officeDocument/2006/math" xmlns:v="urn:schemas-microsoft-com:vml" xmlns:wp14="http://schemas.microsoft.com/office/word/2010/wordprocessingDrawing" xmlns:wp="http://schemas.openxmlformats.org/drawingml/2006/wordprocessingDrawing" xmlns:w10="urn:schemas-microsoft-com:office:word" xmlns:w="http://schemas.openxmlformats.org/wordprocessingml/2006/main" xmlns:w14="http://schemas.microsoft.com/office/word/2010/wordml" xmlns:w15="http://schemas.microsoft.com/office/word/2012/wordml" xmlns:w16se="http://schemas.microsoft.com/office/word/2015/wordml/symex" xmlns:wpg="http://schemas.microsoft.com/office/word/2010/wordprocessingGroup" xmlns:wpi="http://schemas.microsoft.com/office/word/2010/wordprocessingInk" xmlns:wne="http://schemas.microsoft.com/office/word/2006/wordml" xmlns:wps="http://schemas.microsoft.com/office/word/2010/wordprocessingShape" mc:Ignorable="w14 w15 w16se wp14">
+<w:endnotes xmlns:wpc="http://schemas.microsoft.com/office/word/2010/wordprocessingCanvas" xmlns:cx="http://schemas.microsoft.com/office/drawing/2014/chartex" xmlns:cx1="http://schemas.microsoft.com/office/drawing/2015/9/8/chartex" xmlns:cx2="http://schemas.microsoft.com/office/drawing/2015/10/21/chartex" xmlns:cx3="http://schemas.microsoft.com/office/drawing/2016/5/9/chartex" xmlns:cx4="http://schemas.microsoft.com/office/drawing/2016/5/10/chartex" xmlns:cx5="http://schemas.microsoft.com/office/drawing/2016/5/11/chartex" xmlns:cx6="http://schemas.microsoft.com/office/drawing/2016/5/12/chartex" xmlns:cx7="http://schemas.microsoft.com/office/drawing/2016/5/13/chartex" xmlns:cx8="http://schemas.microsoft.com/office/drawing/2016/5/14/chartex" xmlns:mc="http://schemas.openxmlformats.org/markup-compatibility/2006" xmlns:aink="http://schemas.microsoft.com/office/drawing/2016/ink" xmlns:am3d="http://schemas.microsoft.com/office/drawing/2017/model3d" xmlns:o="urn:schemas-microsoft-com:office:office" xmlns:r="http://schemas.openxmlformats.org/officeDocument/2006/relationships" xmlns:m="http://schemas.openxmlformats.org/officeDocument/2006/math" xmlns:v="urn:schemas-microsoft-com:vml" xmlns:wp14="http://schemas.microsoft.com/office/word/2010/wordprocessingDrawing" xmlns:wp="http://schemas.openxmlformats.org/drawingml/2006/wordprocessingDrawing" xmlns:w10="urn:schemas-microsoft-com:office:word" xmlns:w="http://schemas.openxmlformats.org/wordprocessingml/2006/main" xmlns:w14="http://schemas.microsoft.com/office/word/2010/wordml" xmlns:w15="http://schemas.microsoft.com/office/word/2012/wordml" xmlns:w16cex="http://schemas.microsoft.com/office/word/2018/wordml/cex" xmlns:w16cid="http://schemas.microsoft.com/office/word/2016/wordml/cid" xmlns:w16="http://schemas.microsoft.com/office/word/2018/wordml" xmlns:w16sdtdh="http://schemas.microsoft.com/office/word/2020/wordml/sdtdatahash" xmlns:w16se="http://schemas.microsoft.com/office/word/2015/wordml/symex" xmlns:wpg="http://schemas.microsoft.com/office/word/2010/wordprocessingGroup" xmlns:wpi="http://schemas.microsoft.com/office/word/2010/wordprocessingInk" xmlns:wne="http://schemas.microsoft.com/office/word/2006/wordml" xmlns:wps="http://schemas.microsoft.com/office/word/2010/wordprocessingShape" mc:Ignorable="w14 w15 w16se w16cid w16 w16cex w16sdtdh wp14">
   <w:endnote w:type="separator" w:id="-1">
     <w:p>
       <w:pPr>
@@ -31620,7 +29316,7 @@
 </file>
 
 <file path=word/footnotes.xml><?xml version="1.0" encoding="utf-8"?>
-<w:footnotes xmlns:wpc="http://schemas.microsoft.com/office/word/2010/wordprocessingCanvas" xmlns:cx="http://schemas.microsoft.com/office/drawing/2014/chartex" xmlns:cx1="http://schemas.microsoft.com/office/drawing/2015/9/8/chartex" xmlns:mc="http://schemas.openxmlformats.org/markup-compatibility/2006" xmlns:o="urn:schemas-microsoft-com:office:office" xmlns:r="http://schemas.openxmlformats.org/officeDocument/2006/relationships" xmlns:m="http://schemas.openxmlformats.org/officeDocument/2006/math" xmlns:v="urn:schemas-microsoft-com:vml" xmlns:wp14="http://schemas.microsoft.com/office/word/2010/wordprocessingDrawing" xmlns:wp="http://schemas.openxmlformats.org/drawingml/2006/wordprocessingDrawing" xmlns:w10="urn:schemas-microsoft-com:office:word" xmlns:w="http://schemas.openxmlformats.org/wordprocessingml/2006/main" xmlns:w14="http://schemas.microsoft.com/office/word/2010/wordml" xmlns:w15="http://schemas.microsoft.com/office/word/2012/wordml" xmlns:w16se="http://schemas.microsoft.com/office/word/2015/wordml/symex" xmlns:wpg="http://schemas.microsoft.com/office/word/2010/wordprocessingGroup" xmlns:wpi="http://schemas.microsoft.com/office/word/2010/wordprocessingInk" xmlns:wne="http://schemas.microsoft.com/office/word/2006/wordml" xmlns:wps="http://schemas.microsoft.com/office/word/2010/wordprocessingShape" mc:Ignorable="w14 w15 w16se wp14">
+<w:footnotes xmlns:wpc="http://schemas.microsoft.com/office/word/2010/wordprocessingCanvas" xmlns:cx="http://schemas.microsoft.com/office/drawing/2014/chartex" xmlns:cx1="http://schemas.microsoft.com/office/drawing/2015/9/8/chartex" xmlns:cx2="http://schemas.microsoft.com/office/drawing/2015/10/21/chartex" xmlns:cx3="http://schemas.microsoft.com/office/drawing/2016/5/9/chartex" xmlns:cx4="http://schemas.microsoft.com/office/drawing/2016/5/10/chartex" xmlns:cx5="http://schemas.microsoft.com/office/drawing/2016/5/11/chartex" xmlns:cx6="http://schemas.microsoft.com/office/drawing/2016/5/12/chartex" xmlns:cx7="http://schemas.microsoft.com/office/drawing/2016/5/13/chartex" xmlns:cx8="http://schemas.microsoft.com/office/drawing/2016/5/14/chartex" xmlns:mc="http://schemas.openxmlformats.org/markup-compatibility/2006" xmlns:aink="http://schemas.microsoft.com/office/drawing/2016/ink" xmlns:am3d="http://schemas.microsoft.com/office/drawing/2017/model3d" xmlns:o="urn:schemas-microsoft-com:office:office" xmlns:r="http://schemas.openxmlformats.org/officeDocument/2006/relationships" xmlns:m="http://schemas.openxmlformats.org/officeDocument/2006/math" xmlns:v="urn:schemas-microsoft-com:vml" xmlns:wp14="http://schemas.microsoft.com/office/word/2010/wordprocessingDrawing" xmlns:wp="http://schemas.openxmlformats.org/drawingml/2006/wordprocessingDrawing" xmlns:w10="urn:schemas-microsoft-com:office:word" xmlns:w="http://schemas.openxmlformats.org/wordprocessingml/2006/main" xmlns:w14="http://schemas.microsoft.com/office/word/2010/wordml" xmlns:w15="http://schemas.microsoft.com/office/word/2012/wordml" xmlns:w16cex="http://schemas.microsoft.com/office/word/2018/wordml/cex" xmlns:w16cid="http://schemas.microsoft.com/office/word/2016/wordml/cid" xmlns:w16="http://schemas.microsoft.com/office/word/2018/wordml" xmlns:w16sdtdh="http://schemas.microsoft.com/office/word/2020/wordml/sdtdatahash" xmlns:w16se="http://schemas.microsoft.com/office/word/2015/wordml/symex" xmlns:wpg="http://schemas.microsoft.com/office/word/2010/wordprocessingGroup" xmlns:wpi="http://schemas.microsoft.com/office/word/2010/wordprocessingInk" xmlns:wne="http://schemas.microsoft.com/office/word/2006/wordml" xmlns:wps="http://schemas.microsoft.com/office/word/2010/wordprocessingShape" mc:Ignorable="w14 w15 w16se w16cid w16 w16cex w16sdtdh wp14">
   <w:footnote w:type="separator" w:id="-1">
     <w:p>
       <w:pPr>
@@ -31645,7 +29341,7 @@
 </file>
 
 <file path=word/header1.xml><?xml version="1.0" encoding="utf-8"?>
-<w:hdr xmlns:wpc="http://schemas.microsoft.com/office/word/2010/wordprocessingCanvas" xmlns:cx="http://schemas.microsoft.com/office/drawing/2014/chartex" xmlns:cx1="http://schemas.microsoft.com/office/drawing/2015/9/8/chartex" xmlns:mc="http://schemas.openxmlformats.org/markup-compatibility/2006" xmlns:o="urn:schemas-microsoft-com:office:office" xmlns:r="http://schemas.openxmlformats.org/officeDocument/2006/relationships" xmlns:m="http://schemas.openxmlformats.org/officeDocument/2006/math" xmlns:v="urn:schemas-microsoft-com:vml" xmlns:wp14="http://schemas.microsoft.com/office/word/2010/wordprocessingDrawing" xmlns:wp="http://schemas.openxmlformats.org/drawingml/2006/wordprocessingDrawing" xmlns:w10="urn:schemas-microsoft-com:office:word" xmlns:w="http://schemas.openxmlformats.org/wordprocessingml/2006/main" xmlns:w14="http://schemas.microsoft.com/office/word/2010/wordml" xmlns:w15="http://schemas.microsoft.com/office/word/2012/wordml" xmlns:w16se="http://schemas.microsoft.com/office/word/2015/wordml/symex" xmlns:wpg="http://schemas.microsoft.com/office/word/2010/wordprocessingGroup" xmlns:wpi="http://schemas.microsoft.com/office/word/2010/wordprocessingInk" xmlns:wne="http://schemas.microsoft.com/office/word/2006/wordml" xmlns:wps="http://schemas.microsoft.com/office/word/2010/wordprocessingShape" mc:Ignorable="w14 w15 w16se wp14">
+<w:hdr xmlns:wpc="http://schemas.microsoft.com/office/word/2010/wordprocessingCanvas" xmlns:cx="http://schemas.microsoft.com/office/drawing/2014/chartex" xmlns:cx1="http://schemas.microsoft.com/office/drawing/2015/9/8/chartex" xmlns:cx2="http://schemas.microsoft.com/office/drawing/2015/10/21/chartex" xmlns:cx3="http://schemas.microsoft.com/office/drawing/2016/5/9/chartex" xmlns:cx4="http://schemas.microsoft.com/office/drawing/2016/5/10/chartex" xmlns:cx5="http://schemas.microsoft.com/office/drawing/2016/5/11/chartex" xmlns:cx6="http://schemas.microsoft.com/office/drawing/2016/5/12/chartex" xmlns:cx7="http://schemas.microsoft.com/office/drawing/2016/5/13/chartex" xmlns:cx8="http://schemas.microsoft.com/office/drawing/2016/5/14/chartex" xmlns:mc="http://schemas.openxmlformats.org/markup-compatibility/2006" xmlns:aink="http://schemas.microsoft.com/office/drawing/2016/ink" xmlns:am3d="http://schemas.microsoft.com/office/drawing/2017/model3d" xmlns:o="urn:schemas-microsoft-com:office:office" xmlns:r="http://schemas.openxmlformats.org/officeDocument/2006/relationships" xmlns:m="http://schemas.openxmlformats.org/officeDocument/2006/math" xmlns:v="urn:schemas-microsoft-com:vml" xmlns:wp14="http://schemas.microsoft.com/office/word/2010/wordprocessingDrawing" xmlns:wp="http://schemas.openxmlformats.org/drawingml/2006/wordprocessingDrawing" xmlns:w10="urn:schemas-microsoft-com:office:word" xmlns:w="http://schemas.openxmlformats.org/wordprocessingml/2006/main" xmlns:w14="http://schemas.microsoft.com/office/word/2010/wordml" xmlns:w15="http://schemas.microsoft.com/office/word/2012/wordml" xmlns:w16cex="http://schemas.microsoft.com/office/word/2018/wordml/cex" xmlns:w16cid="http://schemas.microsoft.com/office/word/2016/wordml/cid" xmlns:w16="http://schemas.microsoft.com/office/word/2018/wordml" xmlns:w16sdtdh="http://schemas.microsoft.com/office/word/2020/wordml/sdtdatahash" xmlns:w16se="http://schemas.microsoft.com/office/word/2015/wordml/symex" xmlns:wpg="http://schemas.microsoft.com/office/word/2010/wordprocessingGroup" xmlns:wpi="http://schemas.microsoft.com/office/word/2010/wordprocessingInk" xmlns:wne="http://schemas.microsoft.com/office/word/2006/wordml" xmlns:wps="http://schemas.microsoft.com/office/word/2010/wordprocessingShape" mc:Ignorable="w14 w15 w16se w16cid w16 w16cex w16sdtdh wp14">
   <w:sdt>
     <w:sdtPr>
       <w:id w:val="939027884"/>
@@ -31692,7 +29388,7 @@
 </file>
 
 <file path=word/header2.xml><?xml version="1.0" encoding="utf-8"?>
-<w:hdr xmlns:wpc="http://schemas.microsoft.com/office/word/2010/wordprocessingCanvas" xmlns:cx="http://schemas.microsoft.com/office/drawing/2014/chartex" xmlns:cx1="http://schemas.microsoft.com/office/drawing/2015/9/8/chartex" xmlns:mc="http://schemas.openxmlformats.org/markup-compatibility/2006" xmlns:o="urn:schemas-microsoft-com:office:office" xmlns:r="http://schemas.openxmlformats.org/officeDocument/2006/relationships" xmlns:m="http://schemas.openxmlformats.org/officeDocument/2006/math" xmlns:v="urn:schemas-microsoft-com:vml" xmlns:wp14="http://schemas.microsoft.com/office/word/2010/wordprocessingDrawing" xmlns:wp="http://schemas.openxmlformats.org/drawingml/2006/wordprocessingDrawing" xmlns:w10="urn:schemas-microsoft-com:office:word" xmlns:w="http://schemas.openxmlformats.org/wordprocessingml/2006/main" xmlns:w14="http://schemas.microsoft.com/office/word/2010/wordml" xmlns:w15="http://schemas.microsoft.com/office/word/2012/wordml" xmlns:w16se="http://schemas.microsoft.com/office/word/2015/wordml/symex" xmlns:wpg="http://schemas.microsoft.com/office/word/2010/wordprocessingGroup" xmlns:wpi="http://schemas.microsoft.com/office/word/2010/wordprocessingInk" xmlns:wne="http://schemas.microsoft.com/office/word/2006/wordml" xmlns:wps="http://schemas.microsoft.com/office/word/2010/wordprocessingShape" mc:Ignorable="w14 w15 w16se wp14">
+<w:hdr xmlns:wpc="http://schemas.microsoft.com/office/word/2010/wordprocessingCanvas" xmlns:cx="http://schemas.microsoft.com/office/drawing/2014/chartex" xmlns:cx1="http://schemas.microsoft.com/office/drawing/2015/9/8/chartex" xmlns:cx2="http://schemas.microsoft.com/office/drawing/2015/10/21/chartex" xmlns:cx3="http://schemas.microsoft.com/office/drawing/2016/5/9/chartex" xmlns:cx4="http://schemas.microsoft.com/office/drawing/2016/5/10/chartex" xmlns:cx5="http://schemas.microsoft.com/office/drawing/2016/5/11/chartex" xmlns:cx6="http://schemas.microsoft.com/office/drawing/2016/5/12/chartex" xmlns:cx7="http://schemas.microsoft.com/office/drawing/2016/5/13/chartex" xmlns:cx8="http://schemas.microsoft.com/office/drawing/2016/5/14/chartex" xmlns:mc="http://schemas.openxmlformats.org/markup-compatibility/2006" xmlns:aink="http://schemas.microsoft.com/office/drawing/2016/ink" xmlns:am3d="http://schemas.microsoft.com/office/drawing/2017/model3d" xmlns:o="urn:schemas-microsoft-com:office:office" xmlns:r="http://schemas.openxmlformats.org/officeDocument/2006/relationships" xmlns:m="http://schemas.openxmlformats.org/officeDocument/2006/math" xmlns:v="urn:schemas-microsoft-com:vml" xmlns:wp14="http://schemas.microsoft.com/office/word/2010/wordprocessingDrawing" xmlns:wp="http://schemas.openxmlformats.org/drawingml/2006/wordprocessingDrawing" xmlns:w10="urn:schemas-microsoft-com:office:word" xmlns:w="http://schemas.openxmlformats.org/wordprocessingml/2006/main" xmlns:w14="http://schemas.microsoft.com/office/word/2010/wordml" xmlns:w15="http://schemas.microsoft.com/office/word/2012/wordml" xmlns:w16cex="http://schemas.microsoft.com/office/word/2018/wordml/cex" xmlns:w16cid="http://schemas.microsoft.com/office/word/2016/wordml/cid" xmlns:w16="http://schemas.microsoft.com/office/word/2018/wordml" xmlns:w16sdtdh="http://schemas.microsoft.com/office/word/2020/wordml/sdtdatahash" xmlns:w16se="http://schemas.microsoft.com/office/word/2015/wordml/symex" xmlns:wpg="http://schemas.microsoft.com/office/word/2010/wordprocessingGroup" xmlns:wpi="http://schemas.microsoft.com/office/word/2010/wordprocessingInk" xmlns:wne="http://schemas.microsoft.com/office/word/2006/wordml" xmlns:wps="http://schemas.microsoft.com/office/word/2010/wordprocessingShape" mc:Ignorable="w14 w15 w16se w16cid w16 w16cex w16sdtdh wp14">
   <w:tbl>
     <w:tblPr>
       <w:tblW w:w="5000" w:type="pct"/>
@@ -31703,9 +29399,9 @@
       <w:tblLook w:val="04A0" w:firstRow="1" w:lastRow="0" w:firstColumn="1" w:lastColumn="0" w:noHBand="0" w:noVBand="1"/>
     </w:tblPr>
     <w:tblGrid>
-      <w:gridCol w:w="3214"/>
-      <w:gridCol w:w="3213"/>
-      <w:gridCol w:w="3211"/>
+      <w:gridCol w:w="3118"/>
+      <w:gridCol w:w="3119"/>
+      <w:gridCol w:w="3117"/>
     </w:tblGrid>
     <w:tr>
       <w:trPr>
@@ -31816,7 +29512,7 @@
 </file>
 
 <file path=word/numbering.xml><?xml version="1.0" encoding="utf-8"?>
-<w:numbering xmlns:wpc="http://schemas.microsoft.com/office/word/2010/wordprocessingCanvas" xmlns:cx="http://schemas.microsoft.com/office/drawing/2014/chartex" xmlns:cx1="http://schemas.microsoft.com/office/drawing/2015/9/8/chartex" xmlns:mc="http://schemas.openxmlformats.org/markup-compatibility/2006" xmlns:o="urn:schemas-microsoft-com:office:office" xmlns:r="http://schemas.openxmlformats.org/officeDocument/2006/relationships" xmlns:m="http://schemas.openxmlformats.org/officeDocument/2006/math" xmlns:v="urn:schemas-microsoft-com:vml" xmlns:wp14="http://schemas.microsoft.com/office/word/2010/wordprocessingDrawing" xmlns:wp="http://schemas.openxmlformats.org/drawingml/2006/wordprocessingDrawing" xmlns:w10="urn:schemas-microsoft-com:office:word" xmlns:w="http://schemas.openxmlformats.org/wordprocessingml/2006/main" xmlns:w14="http://schemas.microsoft.com/office/word/2010/wordml" xmlns:w15="http://schemas.microsoft.com/office/word/2012/wordml" xmlns:w16se="http://schemas.microsoft.com/office/word/2015/wordml/symex" xmlns:wpg="http://schemas.microsoft.com/office/word/2010/wordprocessingGroup" xmlns:wpi="http://schemas.microsoft.com/office/word/2010/wordprocessingInk" xmlns:wne="http://schemas.microsoft.com/office/word/2006/wordml" xmlns:wps="http://schemas.microsoft.com/office/word/2010/wordprocessingShape" mc:Ignorable="w14 w15 w16se wp14">
+<w:numbering xmlns:wpc="http://schemas.microsoft.com/office/word/2010/wordprocessingCanvas" xmlns:cx="http://schemas.microsoft.com/office/drawing/2014/chartex" xmlns:cx1="http://schemas.microsoft.com/office/drawing/2015/9/8/chartex" xmlns:cx2="http://schemas.microsoft.com/office/drawing/2015/10/21/chartex" xmlns:cx3="http://schemas.microsoft.com/office/drawing/2016/5/9/chartex" xmlns:cx4="http://schemas.microsoft.com/office/drawing/2016/5/10/chartex" xmlns:cx5="http://schemas.microsoft.com/office/drawing/2016/5/11/chartex" xmlns:cx6="http://schemas.microsoft.com/office/drawing/2016/5/12/chartex" xmlns:cx7="http://schemas.microsoft.com/office/drawing/2016/5/13/chartex" xmlns:cx8="http://schemas.microsoft.com/office/drawing/2016/5/14/chartex" xmlns:mc="http://schemas.openxmlformats.org/markup-compatibility/2006" xmlns:aink="http://schemas.microsoft.com/office/drawing/2016/ink" xmlns:am3d="http://schemas.microsoft.com/office/drawing/2017/model3d" xmlns:o="urn:schemas-microsoft-com:office:office" xmlns:r="http://schemas.openxmlformats.org/officeDocument/2006/relationships" xmlns:m="http://schemas.openxmlformats.org/officeDocument/2006/math" xmlns:v="urn:schemas-microsoft-com:vml" xmlns:wp14="http://schemas.microsoft.com/office/word/2010/wordprocessingDrawing" xmlns:wp="http://schemas.openxmlformats.org/drawingml/2006/wordprocessingDrawing" xmlns:w10="urn:schemas-microsoft-com:office:word" xmlns:w="http://schemas.openxmlformats.org/wordprocessingml/2006/main" xmlns:w14="http://schemas.microsoft.com/office/word/2010/wordml" xmlns:w15="http://schemas.microsoft.com/office/word/2012/wordml" xmlns:w16cex="http://schemas.microsoft.com/office/word/2018/wordml/cex" xmlns:w16cid="http://schemas.microsoft.com/office/word/2016/wordml/cid" xmlns:w16="http://schemas.microsoft.com/office/word/2018/wordml" xmlns:w16sdtdh="http://schemas.microsoft.com/office/word/2020/wordml/sdtdatahash" xmlns:w16se="http://schemas.microsoft.com/office/word/2015/wordml/symex" xmlns:wpg="http://schemas.microsoft.com/office/word/2010/wordprocessingGroup" xmlns:wpi="http://schemas.microsoft.com/office/word/2010/wordprocessingInk" xmlns:wne="http://schemas.microsoft.com/office/word/2006/wordml" xmlns:wps="http://schemas.microsoft.com/office/word/2010/wordprocessingShape" mc:Ignorable="w14 w15 w16se w16cid w16 w16cex w16sdtdh wp14">
   <w:abstractNum w:abstractNumId="0" w15:restartNumberingAfterBreak="0">
     <w:nsid w:val="038402F3"/>
     <w:multiLevelType w:val="hybridMultilevel"/>
@@ -35182,7 +32878,7 @@
 </file>
 
 <file path=word/styles.xml><?xml version="1.0" encoding="utf-8"?>
-<w:styles xmlns:mc="http://schemas.openxmlformats.org/markup-compatibility/2006" xmlns:r="http://schemas.openxmlformats.org/officeDocument/2006/relationships" xmlns:w="http://schemas.openxmlformats.org/wordprocessingml/2006/main" xmlns:w14="http://schemas.microsoft.com/office/word/2010/wordml" xmlns:w15="http://schemas.microsoft.com/office/word/2012/wordml" xmlns:w16se="http://schemas.microsoft.com/office/word/2015/wordml/symex" mc:Ignorable="w14 w15 w16se">
+<w:styles xmlns:mc="http://schemas.openxmlformats.org/markup-compatibility/2006" xmlns:r="http://schemas.openxmlformats.org/officeDocument/2006/relationships" xmlns:w="http://schemas.openxmlformats.org/wordprocessingml/2006/main" xmlns:w14="http://schemas.microsoft.com/office/word/2010/wordml" xmlns:w15="http://schemas.microsoft.com/office/word/2012/wordml" xmlns:w16cex="http://schemas.microsoft.com/office/word/2018/wordml/cex" xmlns:w16cid="http://schemas.microsoft.com/office/word/2016/wordml/cid" xmlns:w16="http://schemas.microsoft.com/office/word/2018/wordml" xmlns:w16sdtdh="http://schemas.microsoft.com/office/word/2020/wordml/sdtdatahash" xmlns:w16se="http://schemas.microsoft.com/office/word/2015/wordml/symex" mc:Ignorable="w14 w15 w16se w16cid w16 w16cex w16sdtdh">
   <w:docDefaults>
     <w:rPrDefault>
       <w:rPr>
@@ -35198,7 +32894,7 @@
       </w:pPr>
     </w:pPrDefault>
   </w:docDefaults>
-  <w:latentStyles w:defLockedState="0" w:defUIPriority="99" w:defSemiHidden="0" w:defUnhideWhenUsed="0" w:defQFormat="0" w:count="371">
+  <w:latentStyles w:defLockedState="0" w:defUIPriority="99" w:defSemiHidden="0" w:defUnhideWhenUsed="0" w:defQFormat="0" w:count="376">
     <w:lsdException w:name="Normal" w:uiPriority="0" w:qFormat="1"/>
     <w:lsdException w:name="heading 1" w:uiPriority="9" w:qFormat="1"/>
     <w:lsdException w:name="heading 2" w:semiHidden="1" w:uiPriority="9" w:unhideWhenUsed="1" w:qFormat="1"/>
@@ -35304,7 +33000,6 @@
     <w:lsdException w:name="HTML Sample" w:semiHidden="1" w:unhideWhenUsed="1"/>
     <w:lsdException w:name="HTML Typewriter" w:semiHidden="1" w:unhideWhenUsed="1"/>
     <w:lsdException w:name="HTML Variable" w:semiHidden="1" w:unhideWhenUsed="1"/>
-    <w:lsdException w:name="Normal Table" w:semiHidden="1" w:unhideWhenUsed="1"/>
     <w:lsdException w:name="annotation subject" w:semiHidden="1" w:unhideWhenUsed="1"/>
     <w:lsdException w:name="No List" w:semiHidden="1" w:unhideWhenUsed="1"/>
     <w:lsdException w:name="Outline List 1" w:semiHidden="1" w:unhideWhenUsed="1"/>
@@ -35347,11 +33042,8 @@
     <w:lsdException w:name="Table Contemporary" w:semiHidden="1" w:unhideWhenUsed="1"/>
     <w:lsdException w:name="Table Elegant" w:semiHidden="1" w:unhideWhenUsed="1"/>
     <w:lsdException w:name="Table Professional" w:semiHidden="1" w:unhideWhenUsed="1"/>
-    <w:lsdException w:name="Table Subtle 1" w:semiHidden="1" w:unhideWhenUsed="1"/>
     <w:lsdException w:name="Table Subtle 2" w:semiHidden="1" w:unhideWhenUsed="1"/>
     <w:lsdException w:name="Table Web 1" w:semiHidden="1" w:unhideWhenUsed="1"/>
-    <w:lsdException w:name="Table Web 2" w:semiHidden="1" w:unhideWhenUsed="1"/>
-    <w:lsdException w:name="Table Web 3" w:semiHidden="1" w:unhideWhenUsed="1"/>
     <w:lsdException w:name="Balloon Text" w:semiHidden="1" w:unhideWhenUsed="1"/>
     <w:lsdException w:name="Table Grid" w:uiPriority="59"/>
     <w:lsdException w:name="Table Theme" w:semiHidden="1" w:unhideWhenUsed="1"/>
@@ -35570,6 +33262,11 @@
     <w:lsdException w:name="List Table 5 Dark Accent 6" w:uiPriority="50"/>
     <w:lsdException w:name="List Table 6 Colorful Accent 6" w:uiPriority="51"/>
     <w:lsdException w:name="List Table 7 Colorful Accent 6" w:uiPriority="52"/>
+    <w:lsdException w:name="Mention" w:semiHidden="1" w:unhideWhenUsed="1"/>
+    <w:lsdException w:name="Smart Hyperlink" w:semiHidden="1" w:unhideWhenUsed="1"/>
+    <w:lsdException w:name="Hashtag" w:semiHidden="1" w:unhideWhenUsed="1"/>
+    <w:lsdException w:name="Unresolved Mention" w:semiHidden="1" w:unhideWhenUsed="1"/>
+    <w:lsdException w:name="Smart Link" w:semiHidden="1" w:unhideWhenUsed="1"/>
   </w:latentStyles>
   <w:style w:type="paragraph" w:default="1" w:styleId="a">
     <w:name w:val="Normal"/>
@@ -36286,10 +33983,24 @@
 <b:Sources xmlns:b="http://schemas.openxmlformats.org/officeDocument/2006/bibliography" xmlns="http://schemas.openxmlformats.org/officeDocument/2006/bibliography" SelectedStyle="\APA.XSL" StyleName="APA"/>
 </file>
 
+<file path=customXml/item2.xml><?xml version="1.0" encoding="utf-8"?>
+<md:markdown xmlns:md="urn:markdown/source">
+  <md:content/>
+</md:markdown>
+</file>
+
 <file path=customXml/itemProps1.xml><?xml version="1.0" encoding="utf-8"?>
 <ds:datastoreItem xmlns:ds="http://schemas.openxmlformats.org/officeDocument/2006/customXml" ds:itemID="{94079DEE-6BD3-4153-BBE8-B510A16D0BCD}">
   <ds:schemaRefs>
     <ds:schemaRef ds:uri="http://schemas.openxmlformats.org/officeDocument/2006/bibliography"/>
   </ds:schemaRefs>
 </ds:datastoreItem>
+</file>
+
+<file path=customXml/itemProps2.xml><?xml version="1.0" encoding="utf-8"?>
+<ds:datastoreItem xmlns:ds="http://schemas.openxmlformats.org/officeDocument/2006/customXml" ds:itemID="{A22801D3-1982-4801-ABE1-139DB6463C03}">
+  <ds:schemaRefs>
+    <ds:schemaRef ds:uri="urn:markdown/source"/>
+  </ds:schemaRefs>
+</ds:datastoreItem>
 </file>